--- a/LAB3/Lab3_11DHCNPM1_1150080022_LeTuanKiet.docx
+++ b/LAB3/Lab3_11DHCNPM1_1150080022_LeTuanKiet.docx
@@ -66,27 +66,55 @@
         </w:rPr>
         <w:t xml:space="preserve"> </w:t>
       </w:r>
+      <w:hyperlink r:id="rId5" w:history="1">
+        <w:r>
+          <w:rPr>
+            <w:rStyle w:val="Hyperlink"/>
+            <w:szCs w:val="26"/>
+          </w:rPr>
+          <w:t>ht</w:t>
+        </w:r>
+        <w:r>
+          <w:rPr>
+            <w:rStyle w:val="Hyperlink"/>
+            <w:szCs w:val="26"/>
+          </w:rPr>
+          <w:t>t</w:t>
+        </w:r>
+        <w:r>
+          <w:rPr>
+            <w:rStyle w:val="Hyperlink"/>
+            <w:szCs w:val="26"/>
+          </w:rPr>
+          <w:t>ps://youtu.be/pZl3b0fUO4I</w:t>
+        </w:r>
+      </w:hyperlink>
     </w:p>
     <w:p>
+      <w:pPr>
+        <w:rPr>
+          <w:szCs w:val="26"/>
+        </w:rPr>
+      </w:pPr>
       <w:r>
-        <w:t xml:space="preserve">Cửa sổ VMware Workstation hiển thị card mạng đang ở chế độ </w:t>
+        <w:rPr>
+          <w:szCs w:val="26"/>
+        </w:rPr>
+        <w:t xml:space="preserve">Màn hình chấp thuận điều khoản cấp phép phần mềm và bản quyền của Microsoft khi chạy công cụ tải/cài đặt Windows 11 bằng Media Creation Tool (đang chờ người dùng bấm nút </w:t>
       </w:r>
       <w:r>
         <w:rPr>
-          <w:b/>
-          <w:bCs/>
-        </w:rPr>
-        <w:t>Host-only</w:t>
+          <w:i/>
+          <w:iCs/>
+          <w:szCs w:val="26"/>
+        </w:rPr>
+        <w:t>Accept</w:t>
       </w:r>
       <w:r>
-        <w:t xml:space="preserve"> + cửa sổ </w:t>
-      </w:r>
-      <w:r>
-        <w:rPr>
-          <w:b/>
-          <w:bCs/>
-        </w:rPr>
-        <w:t>About Windows</w:t>
+        <w:rPr>
+          <w:szCs w:val="26"/>
+        </w:rPr>
+        <w:t>)</w:t>
       </w:r>
     </w:p>
     <w:p>
@@ -99,6 +127,7 @@
         <w:rPr>
           <w:szCs w:val="26"/>
         </w:rPr>
+        <w:lastRenderedPageBreak/>
         <w:drawing>
           <wp:inline distT="0" distB="0" distL="0" distR="0" wp14:anchorId="55F1D7E5" wp14:editId="1DAC1531">
             <wp:extent cx="5943600" cy="5144770"/>
@@ -115,7 +144,7 @@
                     <pic:cNvPicPr/>
                   </pic:nvPicPr>
                   <pic:blipFill>
-                    <a:blip r:embed="rId5"/>
+                    <a:blip r:embed="rId6"/>
                     <a:stretch>
                       <a:fillRect/>
                     </a:stretch>
@@ -142,6 +171,12 @@
           <w:szCs w:val="26"/>
         </w:rPr>
       </w:pPr>
+      <w:r>
+        <w:rPr>
+          <w:szCs w:val="26"/>
+        </w:rPr>
+        <w:t>Quá trình tải gói cài đặt ISO Windows 11 từ máy chủ Microsoft về máy, thanh tiến trình đang hiển thị:</w:t>
+      </w:r>
     </w:p>
     <w:p>
       <w:pPr>
@@ -153,6 +188,7 @@
         <w:rPr>
           <w:szCs w:val="26"/>
         </w:rPr>
+        <w:lastRenderedPageBreak/>
         <w:drawing>
           <wp:inline distT="0" distB="0" distL="0" distR="0" wp14:anchorId="1B727D59" wp14:editId="60AB57EA">
             <wp:extent cx="5943600" cy="5285740"/>
@@ -169,7 +205,7 @@
                     <pic:cNvPicPr/>
                   </pic:nvPicPr>
                   <pic:blipFill>
-                    <a:blip r:embed="rId6"/>
+                    <a:blip r:embed="rId7"/>
                     <a:stretch>
                       <a:fillRect/>
                     </a:stretch>
@@ -196,6 +232,12 @@
           <w:szCs w:val="26"/>
         </w:rPr>
       </w:pPr>
+      <w:r>
+        <w:rPr>
+          <w:szCs w:val="26"/>
+        </w:rPr>
+        <w:t>Người dùng chọn nạp tệp ISO bộ cài Windows từ đường dẫn</w:t>
+      </w:r>
     </w:p>
     <w:p>
       <w:pPr>
@@ -224,7 +266,7 @@
                     <pic:cNvPicPr/>
                   </pic:nvPicPr>
                   <pic:blipFill>
-                    <a:blip r:embed="rId7"/>
+                    <a:blip r:embed="rId8"/>
                     <a:stretch>
                       <a:fillRect/>
                     </a:stretch>
@@ -251,6 +293,26 @@
           <w:szCs w:val="26"/>
         </w:rPr>
       </w:pPr>
+      <w:r>
+        <w:rPr>
+          <w:szCs w:val="26"/>
+        </w:rPr>
+        <w:t xml:space="preserve">Thiết lập mật khẩu mã hóa để hỗ trợ chip bảo mật ảo </w:t>
+      </w:r>
+      <w:r>
+        <w:rPr>
+          <w:b/>
+          <w:bCs/>
+          <w:szCs w:val="26"/>
+        </w:rPr>
+        <w:t>TPM (Trusted Platform Module)</w:t>
+      </w:r>
+      <w:r>
+        <w:rPr>
+          <w:szCs w:val="26"/>
+        </w:rPr>
+        <w:t xml:space="preserve"> theo yêu cầu phần cứng bắt buộc của Windows 11</w:t>
+      </w:r>
     </w:p>
     <w:p>
       <w:pPr>
@@ -279,7 +341,7 @@
                     <pic:cNvPicPr/>
                   </pic:nvPicPr>
                   <pic:blipFill>
-                    <a:blip r:embed="rId8"/>
+                    <a:blip r:embed="rId9"/>
                     <a:stretch>
                       <a:fillRect/>
                     </a:stretch>
@@ -306,6 +368,12 @@
           <w:szCs w:val="26"/>
         </w:rPr>
       </w:pPr>
+      <w:r>
+        <w:rPr>
+          <w:szCs w:val="26"/>
+        </w:rPr>
+        <w:t>Giao diện máy ảo Windows 11 x64 trên nền VMware Workstation Pro</w:t>
+      </w:r>
     </w:p>
     <w:p>
       <w:pPr>
@@ -334,7 +402,7 @@
                     <pic:cNvPicPr/>
                   </pic:nvPicPr>
                   <pic:blipFill>
-                    <a:blip r:embed="rId9"/>
+                    <a:blip r:embed="rId10"/>
                     <a:stretch>
                       <a:fillRect/>
                     </a:stretch>
@@ -361,6 +429,12 @@
           <w:szCs w:val="26"/>
         </w:rPr>
       </w:pPr>
+      <w:r>
+        <w:rPr>
+          <w:szCs w:val="26"/>
+        </w:rPr>
+        <w:t>Desktop của Windows 11 vừa hoàn tất cài đặt</w:t>
+      </w:r>
     </w:p>
     <w:p>
       <w:pPr>
@@ -388,7 +462,7 @@
                     <pic:cNvPicPr/>
                   </pic:nvPicPr>
                   <pic:blipFill>
-                    <a:blip r:embed="rId10"/>
+                    <a:blip r:embed="rId11"/>
                     <a:stretch>
                       <a:fillRect/>
                     </a:stretch>
@@ -2395,6 +2469,18 @@
       <w:shd w:val="clear" w:color="auto" w:fill="E1DFDD"/>
     </w:rPr>
   </w:style>
+  <w:style w:type="character" w:styleId="FollowedHyperlink">
+    <w:name w:val="FollowedHyperlink"/>
+    <w:basedOn w:val="DefaultParagraphFont"/>
+    <w:uiPriority w:val="99"/>
+    <w:semiHidden/>
+    <w:unhideWhenUsed/>
+    <w:rsid w:val="00697BBC"/>
+    <w:rPr>
+      <w:color w:val="954F72" w:themeColor="followedHyperlink"/>
+      <w:u w:val="single"/>
+    </w:rPr>
+  </w:style>
 </w:styles>
 </file>
 

--- a/LAB3/Lab3_11DHCNPM1_1150080022_LeTuanKiet.docx
+++ b/LAB3/Lab3_11DHCNPM1_1150080022_LeTuanKiet.docx
@@ -72,21 +72,7 @@
             <w:rStyle w:val="Hyperlink"/>
             <w:szCs w:val="26"/>
           </w:rPr>
-          <w:t>ht</w:t>
-        </w:r>
-        <w:r>
-          <w:rPr>
-            <w:rStyle w:val="Hyperlink"/>
-            <w:szCs w:val="26"/>
-          </w:rPr>
-          <w:t>t</w:t>
-        </w:r>
-        <w:r>
-          <w:rPr>
-            <w:rStyle w:val="Hyperlink"/>
-            <w:szCs w:val="26"/>
-          </w:rPr>
-          <w:t>ps://youtu.be/pZl3b0fUO4I</w:t>
+          <w:t>https://youtu.be/pZl3b0fUO4I</w:t>
         </w:r>
       </w:hyperlink>
     </w:p>
@@ -125,6 +111,7 @@
       </w:pPr>
       <w:r>
         <w:rPr>
+          <w:noProof/>
           <w:szCs w:val="26"/>
         </w:rPr>
         <w:lastRenderedPageBreak/>
@@ -186,6 +173,7 @@
       </w:pPr>
       <w:r>
         <w:rPr>
+          <w:noProof/>
           <w:szCs w:val="26"/>
         </w:rPr>
         <w:lastRenderedPageBreak/>
@@ -247,6 +235,7 @@
       </w:pPr>
       <w:r>
         <w:rPr>
+          <w:noProof/>
           <w:szCs w:val="26"/>
         </w:rPr>
         <w:lastRenderedPageBreak/>
@@ -322,6 +311,7 @@
       </w:pPr>
       <w:r>
         <w:rPr>
+          <w:noProof/>
           <w:szCs w:val="26"/>
         </w:rPr>
         <w:lastRenderedPageBreak/>
@@ -383,6 +373,7 @@
       </w:pPr>
       <w:r>
         <w:rPr>
+          <w:noProof/>
           <w:szCs w:val="26"/>
         </w:rPr>
         <w:lastRenderedPageBreak/>
@@ -444,6 +435,7 @@
       </w:pPr>
       <w:r>
         <w:rPr>
+          <w:noProof/>
           <w:szCs w:val="26"/>
         </w:rPr>
         <w:drawing>
@@ -471,6 +463,216 @@
                     <a:xfrm>
                       <a:off x="0" y="0"/>
                       <a:ext cx="5943600" cy="3485515"/>
+                    </a:xfrm>
+                    <a:prstGeom prst="rect">
+                      <a:avLst/>
+                    </a:prstGeom>
+                  </pic:spPr>
+                </pic:pic>
+              </a:graphicData>
+            </a:graphic>
+          </wp:inline>
+        </w:drawing>
+      </w:r>
+    </w:p>
+    <w:p>
+      <w:pPr>
+        <w:rPr>
+          <w:szCs w:val="26"/>
+        </w:rPr>
+      </w:pPr>
+      <w:r>
+        <w:rPr>
+          <w:b/>
+          <w:bCs/>
+          <w:szCs w:val="26"/>
+        </w:rPr>
+        <w:t>Cửa sổ hiển thị:</w:t>
+      </w:r>
+      <w:r>
+        <w:rPr>
+          <w:szCs w:val="26"/>
+        </w:rPr>
+        <w:t xml:space="preserve"> Administrator: Windows PowerShell</w:t>
+      </w:r>
+    </w:p>
+    <w:p>
+      <w:pPr>
+        <w:rPr>
+          <w:szCs w:val="26"/>
+        </w:rPr>
+      </w:pPr>
+      <w:r>
+        <w:rPr>
+          <w:szCs w:val="26"/>
+        </w:rPr>
+        <w:lastRenderedPageBreak/>
+        <w:drawing>
+          <wp:inline distT="0" distB="0" distL="0" distR="0" wp14:anchorId="48BF7AA9" wp14:editId="3CA15321">
+            <wp:extent cx="5943600" cy="3124200"/>
+            <wp:effectExtent l="0" t="0" r="0" b="0"/>
+            <wp:docPr id="707040225" name="Picture 1"/>
+            <wp:cNvGraphicFramePr>
+              <a:graphicFrameLocks xmlns:a="http://schemas.openxmlformats.org/drawingml/2006/main" noChangeAspect="1"/>
+            </wp:cNvGraphicFramePr>
+            <a:graphic xmlns:a="http://schemas.openxmlformats.org/drawingml/2006/main">
+              <a:graphicData uri="http://schemas.openxmlformats.org/drawingml/2006/picture">
+                <pic:pic xmlns:pic="http://schemas.openxmlformats.org/drawingml/2006/picture">
+                  <pic:nvPicPr>
+                    <pic:cNvPr id="707040225" name=""/>
+                    <pic:cNvPicPr/>
+                  </pic:nvPicPr>
+                  <pic:blipFill>
+                    <a:blip r:embed="rId12"/>
+                    <a:stretch>
+                      <a:fillRect/>
+                    </a:stretch>
+                  </pic:blipFill>
+                  <pic:spPr>
+                    <a:xfrm>
+                      <a:off x="0" y="0"/>
+                      <a:ext cx="5943600" cy="3124200"/>
+                    </a:xfrm>
+                    <a:prstGeom prst="rect">
+                      <a:avLst/>
+                    </a:prstGeom>
+                  </pic:spPr>
+                </pic:pic>
+              </a:graphicData>
+            </a:graphic>
+          </wp:inline>
+        </w:drawing>
+      </w:r>
+    </w:p>
+    <w:p>
+      <w:pPr>
+        <w:rPr>
+          <w:szCs w:val="26"/>
+        </w:rPr>
+      </w:pPr>
+      <w:r>
+        <w:rPr>
+          <w:szCs w:val="26"/>
+        </w:rPr>
+        <w:t>Giá trị băm SHA-256 tính được trên máy:</w:t>
+      </w:r>
+    </w:p>
+    <w:p>
+      <w:pPr>
+        <w:rPr>
+          <w:szCs w:val="26"/>
+        </w:rPr>
+      </w:pPr>
+      <w:r>
+        <w:rPr>
+          <w:szCs w:val="26"/>
+        </w:rPr>
+        <w:t>EA93627111FD093996D6E0460B3BAEE8182CCAA8293475B273C7D491AF0F5337</w:t>
+      </w:r>
+    </w:p>
+    <w:p>
+      <w:pPr>
+        <w:rPr>
+          <w:szCs w:val="26"/>
+        </w:rPr>
+      </w:pPr>
+    </w:p>
+    <w:p>
+      <w:pPr>
+        <w:rPr>
+          <w:szCs w:val="26"/>
+        </w:rPr>
+      </w:pPr>
+      <w:r>
+        <w:rPr>
+          <w:szCs w:val="26"/>
+        </w:rPr>
+        <w:lastRenderedPageBreak/>
+        <w:drawing>
+          <wp:inline distT="0" distB="0" distL="0" distR="0" wp14:anchorId="11281771" wp14:editId="0B44A024">
+            <wp:extent cx="5943600" cy="3435985"/>
+            <wp:effectExtent l="0" t="0" r="0" b="0"/>
+            <wp:docPr id="685577464" name="Picture 1"/>
+            <wp:cNvGraphicFramePr>
+              <a:graphicFrameLocks xmlns:a="http://schemas.openxmlformats.org/drawingml/2006/main" noChangeAspect="1"/>
+            </wp:cNvGraphicFramePr>
+            <a:graphic xmlns:a="http://schemas.openxmlformats.org/drawingml/2006/main">
+              <a:graphicData uri="http://schemas.openxmlformats.org/drawingml/2006/picture">
+                <pic:pic xmlns:pic="http://schemas.openxmlformats.org/drawingml/2006/picture">
+                  <pic:nvPicPr>
+                    <pic:cNvPr id="685577464" name=""/>
+                    <pic:cNvPicPr/>
+                  </pic:nvPicPr>
+                  <pic:blipFill>
+                    <a:blip r:embed="rId13"/>
+                    <a:stretch>
+                      <a:fillRect/>
+                    </a:stretch>
+                  </pic:blipFill>
+                  <pic:spPr>
+                    <a:xfrm>
+                      <a:off x="0" y="0"/>
+                      <a:ext cx="5943600" cy="3435985"/>
+                    </a:xfrm>
+                    <a:prstGeom prst="rect">
+                      <a:avLst/>
+                    </a:prstGeom>
+                  </pic:spPr>
+                </pic:pic>
+              </a:graphicData>
+            </a:graphic>
+          </wp:inline>
+        </w:drawing>
+      </w:r>
+    </w:p>
+    <w:p>
+      <w:pPr>
+        <w:rPr>
+          <w:szCs w:val="26"/>
+        </w:rPr>
+      </w:pPr>
+      <w:r>
+        <w:rPr>
+          <w:szCs w:val="26"/>
+        </w:rPr>
+        <w:t>Tải wireshark với python</w:t>
+      </w:r>
+    </w:p>
+    <w:p>
+      <w:pPr>
+        <w:rPr>
+          <w:szCs w:val="26"/>
+        </w:rPr>
+      </w:pPr>
+      <w:r>
+        <w:rPr>
+          <w:szCs w:val="26"/>
+        </w:rPr>
+        <w:drawing>
+          <wp:inline distT="0" distB="0" distL="0" distR="0" wp14:anchorId="3B13BF7A" wp14:editId="7FA58A40">
+            <wp:extent cx="2682472" cy="1531753"/>
+            <wp:effectExtent l="0" t="0" r="3810" b="0"/>
+            <wp:docPr id="42509029" name="Picture 1"/>
+            <wp:cNvGraphicFramePr>
+              <a:graphicFrameLocks xmlns:a="http://schemas.openxmlformats.org/drawingml/2006/main" noChangeAspect="1"/>
+            </wp:cNvGraphicFramePr>
+            <a:graphic xmlns:a="http://schemas.openxmlformats.org/drawingml/2006/main">
+              <a:graphicData uri="http://schemas.openxmlformats.org/drawingml/2006/picture">
+                <pic:pic xmlns:pic="http://schemas.openxmlformats.org/drawingml/2006/picture">
+                  <pic:nvPicPr>
+                    <pic:cNvPr id="42509029" name=""/>
+                    <pic:cNvPicPr/>
+                  </pic:nvPicPr>
+                  <pic:blipFill>
+                    <a:blip r:embed="rId14"/>
+                    <a:stretch>
+                      <a:fillRect/>
+                    </a:stretch>
+                  </pic:blipFill>
+                  <pic:spPr>
+                    <a:xfrm>
+                      <a:off x="0" y="0"/>
+                      <a:ext cx="2682472" cy="1531753"/>
                     </a:xfrm>
                     <a:prstGeom prst="rect">
                       <a:avLst/>

--- a/LAB3/Lab3_11DHCNPM1_1150080022_LeTuanKiet.docx
+++ b/LAB3/Lab3_11DHCNPM1_1150080022_LeTuanKiet.docx
@@ -504,6 +504,7 @@
       </w:pPr>
       <w:r>
         <w:rPr>
+          <w:noProof/>
           <w:szCs w:val="26"/>
         </w:rPr>
         <w:lastRenderedPageBreak/>
@@ -585,6 +586,7 @@
       </w:pPr>
       <w:r>
         <w:rPr>
+          <w:noProof/>
           <w:szCs w:val="26"/>
         </w:rPr>
         <w:lastRenderedPageBreak/>
@@ -646,6 +648,7 @@
       </w:pPr>
       <w:r>
         <w:rPr>
+          <w:noProof/>
           <w:szCs w:val="26"/>
         </w:rPr>
         <w:drawing>
@@ -685,6 +688,3623 @@
         </w:drawing>
       </w:r>
     </w:p>
+    <w:p>
+      <w:pPr>
+        <w:rPr>
+          <w:szCs w:val="26"/>
+        </w:rPr>
+      </w:pPr>
+    </w:p>
+    <w:p>
+      <w:pPr>
+        <w:rPr>
+          <w:b/>
+          <w:bCs/>
+          <w:szCs w:val="26"/>
+        </w:rPr>
+      </w:pPr>
+      <w:r>
+        <w:rPr>
+          <w:b/>
+          <w:bCs/>
+          <w:szCs w:val="26"/>
+        </w:rPr>
+        <w:t>1. Phân biệt Asset, Vulnerability, Threat, Risk và Attack qua ví dụ thực tế trên VM</w:t>
+      </w:r>
+    </w:p>
+    <w:p>
+      <w:pPr>
+        <w:ind w:left="720" w:firstLine="0"/>
+        <w:rPr>
+          <w:szCs w:val="26"/>
+        </w:rPr>
+      </w:pPr>
+      <w:r>
+        <w:rPr>
+          <w:b/>
+          <w:bCs/>
+          <w:szCs w:val="26"/>
+        </w:rPr>
+        <w:t xml:space="preserve">- </w:t>
+      </w:r>
+      <w:r>
+        <w:rPr>
+          <w:b/>
+          <w:bCs/>
+          <w:szCs w:val="26"/>
+        </w:rPr>
+        <w:t>Tài sản (Asset):</w:t>
+      </w:r>
+      <w:r>
+        <w:rPr>
+          <w:szCs w:val="26"/>
+        </w:rPr>
+        <w:t xml:space="preserve"> Tài khoản người dùng lab3user nắm quyền truy cập vào hệ thống máy tính Windows trên VM.</w:t>
+      </w:r>
+    </w:p>
+    <w:p>
+      <w:pPr>
+        <w:ind w:left="720" w:firstLine="0"/>
+        <w:rPr>
+          <w:szCs w:val="26"/>
+        </w:rPr>
+      </w:pPr>
+      <w:r>
+        <w:rPr>
+          <w:b/>
+          <w:bCs/>
+          <w:szCs w:val="26"/>
+        </w:rPr>
+        <w:lastRenderedPageBreak/>
+        <w:t xml:space="preserve">- </w:t>
+      </w:r>
+      <w:r>
+        <w:rPr>
+          <w:b/>
+          <w:bCs/>
+          <w:szCs w:val="26"/>
+        </w:rPr>
+        <w:t>Lỗ hổng (Vulnerability):</w:t>
+      </w:r>
+      <w:r>
+        <w:rPr>
+          <w:szCs w:val="26"/>
+        </w:rPr>
+        <w:t xml:space="preserve"> Tài khoản được đặt mật khẩu ngắn, dễ đoán, không kích hoạt cơ chế khóa tài khoản khi nhập sai liên tục và không bật xác thực đa yếu tố (MFA).</w:t>
+      </w:r>
+    </w:p>
+    <w:p>
+      <w:pPr>
+        <w:ind w:left="360" w:firstLine="0"/>
+        <w:rPr>
+          <w:szCs w:val="26"/>
+        </w:rPr>
+      </w:pPr>
+      <w:r>
+        <w:rPr>
+          <w:b/>
+          <w:bCs/>
+          <w:szCs w:val="26"/>
+        </w:rPr>
+        <w:t xml:space="preserve">- </w:t>
+      </w:r>
+      <w:r>
+        <w:rPr>
+          <w:b/>
+          <w:bCs/>
+          <w:szCs w:val="26"/>
+        </w:rPr>
+        <w:t>Mối đe dọa (Threat):</w:t>
+      </w:r>
+      <w:r>
+        <w:rPr>
+          <w:szCs w:val="26"/>
+        </w:rPr>
+        <w:t xml:space="preserve"> Kẻ tấn công hoặc phần mềm độc hại có khả năng tiến hành quét và dò quét mật khẩu tự động (Brute Force / Dictionary Attack).</w:t>
+      </w:r>
+    </w:p>
+    <w:p>
+      <w:pPr>
+        <w:ind w:left="720" w:firstLine="0"/>
+        <w:rPr>
+          <w:szCs w:val="26"/>
+        </w:rPr>
+      </w:pPr>
+      <w:r>
+        <w:rPr>
+          <w:b/>
+          <w:bCs/>
+          <w:szCs w:val="26"/>
+        </w:rPr>
+        <w:t xml:space="preserve">- </w:t>
+      </w:r>
+      <w:r>
+        <w:rPr>
+          <w:b/>
+          <w:bCs/>
+          <w:szCs w:val="26"/>
+        </w:rPr>
+        <w:t>Rủi ro (Risk):</w:t>
+      </w:r>
+      <w:r>
+        <w:rPr>
+          <w:szCs w:val="26"/>
+        </w:rPr>
+        <w:t xml:space="preserve"> Khả năng kẻ xấu khai thác thành công mật khẩu yếu của tài khoản lab3user dẫn đến việc tài khoản bị chiếm đoạt, lộ lọt dữ liệu thực hành trong thư mục C:\LAB3 và làm gián đoạn bài lab.</w:t>
+      </w:r>
+    </w:p>
+    <w:p>
+      <w:pPr>
+        <w:ind w:left="720" w:firstLine="0"/>
+        <w:rPr>
+          <w:szCs w:val="26"/>
+        </w:rPr>
+      </w:pPr>
+      <w:r>
+        <w:rPr>
+          <w:b/>
+          <w:bCs/>
+          <w:szCs w:val="26"/>
+        </w:rPr>
+        <w:t xml:space="preserve">- </w:t>
+      </w:r>
+      <w:r>
+        <w:rPr>
+          <w:b/>
+          <w:bCs/>
+          <w:szCs w:val="26"/>
+        </w:rPr>
+        <w:t>Tấn công (Attack):</w:t>
+      </w:r>
+      <w:r>
+        <w:rPr>
+          <w:szCs w:val="26"/>
+        </w:rPr>
+        <w:t xml:space="preserve"> Hành động thực thi lệnh liên tục thử các tổ hợp ký tự vào tiến trình đăng nhập của tài khoản lab3user (thực tế được mô phỏng qua lệnh runas nhiều lần với mật khẩu sai) nhằm bẻ khóa tài khoản.</w:t>
+      </w:r>
+    </w:p>
+    <w:p>
+      <w:pPr>
+        <w:rPr>
+          <w:b/>
+          <w:bCs/>
+          <w:szCs w:val="26"/>
+        </w:rPr>
+      </w:pPr>
+      <w:r>
+        <w:rPr>
+          <w:b/>
+          <w:bCs/>
+          <w:szCs w:val="26"/>
+        </w:rPr>
+        <w:t>2. Phân loại 5 tình huống ở TH1 và tiêu chí phân loại</w:t>
+      </w:r>
+    </w:p>
+    <w:p>
+      <w:pPr>
+        <w:ind w:left="720" w:firstLine="0"/>
+        <w:rPr>
+          <w:szCs w:val="26"/>
+        </w:rPr>
+      </w:pPr>
+      <w:r>
+        <w:rPr>
+          <w:b/>
+          <w:bCs/>
+          <w:szCs w:val="26"/>
+        </w:rPr>
+        <w:t xml:space="preserve">- </w:t>
+      </w:r>
+      <w:r>
+        <w:rPr>
+          <w:b/>
+          <w:bCs/>
+          <w:szCs w:val="26"/>
+        </w:rPr>
+        <w:t>Tình huống 1 (Nhân viên xóa nhầm tệp cấu hình):</w:t>
+      </w:r>
+      <w:r>
+        <w:rPr>
+          <w:szCs w:val="26"/>
+        </w:rPr>
+        <w:t xml:space="preserve"> </w:t>
+      </w:r>
+      <w:r>
+        <w:rPr>
+          <w:b/>
+          <w:bCs/>
+          <w:szCs w:val="26"/>
+        </w:rPr>
+        <w:t>Hành động vô ý</w:t>
+      </w:r>
+      <w:r>
+        <w:rPr>
+          <w:szCs w:val="26"/>
+        </w:rPr>
+        <w:t>.</w:t>
+      </w:r>
+    </w:p>
+    <w:p>
+      <w:pPr>
+        <w:ind w:left="1440" w:firstLine="0"/>
+        <w:rPr>
+          <w:szCs w:val="26"/>
+        </w:rPr>
+      </w:pPr>
+      <w:r>
+        <w:rPr>
+          <w:i/>
+          <w:iCs/>
+          <w:szCs w:val="26"/>
+        </w:rPr>
+        <w:t xml:space="preserve">+ </w:t>
+      </w:r>
+      <w:r>
+        <w:rPr>
+          <w:i/>
+          <w:iCs/>
+          <w:szCs w:val="26"/>
+        </w:rPr>
+        <w:t>Tiêu chí:</w:t>
+      </w:r>
+      <w:r>
+        <w:rPr>
+          <w:szCs w:val="26"/>
+        </w:rPr>
+        <w:t xml:space="preserve"> Sự cố phát sinh do sơ suất, bất cẩn hoặc thiếu kỹ năng của con người trong quá trình vận hành bình thường, hoàn toàn không có ác ý.</w:t>
+      </w:r>
+    </w:p>
+    <w:p>
+      <w:pPr>
+        <w:pStyle w:val="ListParagraph"/>
+        <w:numPr>
+          <w:ilvl w:val="0"/>
+          <w:numId w:val="20"/>
+        </w:numPr>
+        <w:rPr>
+          <w:szCs w:val="26"/>
+        </w:rPr>
+      </w:pPr>
+      <w:r>
+        <w:rPr>
+          <w:b/>
+          <w:bCs/>
+          <w:szCs w:val="26"/>
+        </w:rPr>
+        <w:t>Tình huống 2 (Cài phần mềm thu thập dữ liệu trái phép):</w:t>
+      </w:r>
+      <w:r>
+        <w:rPr>
+          <w:szCs w:val="26"/>
+        </w:rPr>
+        <w:t xml:space="preserve"> </w:t>
+      </w:r>
+      <w:r>
+        <w:rPr>
+          <w:b/>
+          <w:bCs/>
+          <w:szCs w:val="26"/>
+        </w:rPr>
+        <w:t>Hành động cố ý</w:t>
+      </w:r>
+      <w:r>
+        <w:rPr>
+          <w:szCs w:val="26"/>
+        </w:rPr>
+        <w:t>.</w:t>
+      </w:r>
+    </w:p>
+    <w:p>
+      <w:pPr>
+        <w:ind w:left="1440" w:firstLine="0"/>
+        <w:rPr>
+          <w:szCs w:val="26"/>
+        </w:rPr>
+      </w:pPr>
+      <w:r>
+        <w:rPr>
+          <w:i/>
+          <w:iCs/>
+          <w:szCs w:val="26"/>
+        </w:rPr>
+        <w:t xml:space="preserve">+ </w:t>
+      </w:r>
+      <w:r>
+        <w:rPr>
+          <w:i/>
+          <w:iCs/>
+          <w:szCs w:val="26"/>
+        </w:rPr>
+        <w:t>Tiêu chí:</w:t>
+      </w:r>
+      <w:r>
+        <w:rPr>
+          <w:szCs w:val="26"/>
+        </w:rPr>
+        <w:t xml:space="preserve"> Có chủ đích rõ ràng của con người nhằm xâm phạm tính bảo mật, toàn vẹn hoặc khả dụng của hệ thống để trục lợi hoặc phá hoại.</w:t>
+      </w:r>
+    </w:p>
+    <w:p>
+      <w:pPr>
+        <w:pStyle w:val="ListParagraph"/>
+        <w:numPr>
+          <w:ilvl w:val="0"/>
+          <w:numId w:val="20"/>
+        </w:numPr>
+        <w:rPr>
+          <w:szCs w:val="26"/>
+        </w:rPr>
+      </w:pPr>
+      <w:r>
+        <w:rPr>
+          <w:b/>
+          <w:bCs/>
+          <w:szCs w:val="26"/>
+        </w:rPr>
+        <w:t>Tình huống 3 (Mất điện kéo dài làm dịch vụ dừng, mất file):</w:t>
+      </w:r>
+      <w:r>
+        <w:rPr>
+          <w:szCs w:val="26"/>
+        </w:rPr>
+        <w:t xml:space="preserve"> </w:t>
+      </w:r>
+      <w:r>
+        <w:rPr>
+          <w:b/>
+          <w:bCs/>
+          <w:szCs w:val="26"/>
+        </w:rPr>
+        <w:t>Thảm họa tự nhiên / Môi trường hạ tầng</w:t>
+      </w:r>
+      <w:r>
+        <w:rPr>
+          <w:szCs w:val="26"/>
+        </w:rPr>
+        <w:t>.</w:t>
+      </w:r>
+    </w:p>
+    <w:p>
+      <w:pPr>
+        <w:ind w:left="1440" w:firstLine="0"/>
+        <w:rPr>
+          <w:szCs w:val="26"/>
+        </w:rPr>
+      </w:pPr>
+      <w:r>
+        <w:rPr>
+          <w:i/>
+          <w:iCs/>
+          <w:szCs w:val="26"/>
+        </w:rPr>
+        <w:t xml:space="preserve">+ </w:t>
+      </w:r>
+      <w:r>
+        <w:rPr>
+          <w:i/>
+          <w:iCs/>
+          <w:szCs w:val="26"/>
+        </w:rPr>
+        <w:t>Tiêu chí:</w:t>
+      </w:r>
+      <w:r>
+        <w:rPr>
+          <w:szCs w:val="26"/>
+        </w:rPr>
+        <w:t xml:space="preserve"> Bắt nguồn từ sự cố hạ tầng vật lý ngoại cảnh (điện lưới, thiên tai, hỏa hoạn) nằm ngoài sự kiểm soát trực tiếp của phần mềm/phần cứng nội bộ.</w:t>
+      </w:r>
+    </w:p>
+    <w:p>
+      <w:pPr>
+        <w:pStyle w:val="ListParagraph"/>
+        <w:numPr>
+          <w:ilvl w:val="0"/>
+          <w:numId w:val="20"/>
+        </w:numPr>
+        <w:rPr>
+          <w:szCs w:val="26"/>
+        </w:rPr>
+      </w:pPr>
+      <w:r>
+        <w:rPr>
+          <w:b/>
+          <w:bCs/>
+          <w:szCs w:val="26"/>
+        </w:rPr>
+        <w:t>Tình huống 4 (Ổ đĩa hỏng hoặc dịch vụ treo do lỗi phần mềm):</w:t>
+      </w:r>
+      <w:r>
+        <w:rPr>
+          <w:szCs w:val="26"/>
+        </w:rPr>
+        <w:t xml:space="preserve"> </w:t>
+      </w:r>
+      <w:r>
+        <w:rPr>
+          <w:b/>
+          <w:bCs/>
+          <w:szCs w:val="26"/>
+        </w:rPr>
+        <w:t>Lỗi kỹ thuật</w:t>
+      </w:r>
+      <w:r>
+        <w:rPr>
+          <w:szCs w:val="26"/>
+        </w:rPr>
+        <w:t>.</w:t>
+      </w:r>
+    </w:p>
+    <w:p>
+      <w:pPr>
+        <w:ind w:left="1440" w:firstLine="0"/>
+        <w:rPr>
+          <w:szCs w:val="26"/>
+        </w:rPr>
+      </w:pPr>
+      <w:r>
+        <w:rPr>
+          <w:i/>
+          <w:iCs/>
+          <w:szCs w:val="26"/>
+        </w:rPr>
+        <w:lastRenderedPageBreak/>
+        <w:t xml:space="preserve">+ </w:t>
+      </w:r>
+      <w:r>
+        <w:rPr>
+          <w:i/>
+          <w:iCs/>
+          <w:szCs w:val="26"/>
+        </w:rPr>
+        <w:t>Tiêu chí:</w:t>
+      </w:r>
+      <w:r>
+        <w:rPr>
+          <w:szCs w:val="26"/>
+        </w:rPr>
+        <w:t xml:space="preserve"> Hư hỏng vật lý nội tại của linh kiện phần cứng hoặc các khiếm khuyết trong mã nguồn phần mềm (bugs/crashes).</w:t>
+      </w:r>
+    </w:p>
+    <w:p>
+      <w:pPr>
+        <w:pStyle w:val="ListParagraph"/>
+        <w:numPr>
+          <w:ilvl w:val="0"/>
+          <w:numId w:val="20"/>
+        </w:numPr>
+        <w:rPr>
+          <w:szCs w:val="26"/>
+        </w:rPr>
+      </w:pPr>
+      <w:r>
+        <w:rPr>
+          <w:b/>
+          <w:bCs/>
+          <w:szCs w:val="26"/>
+        </w:rPr>
+        <w:t>Tình huống 5 (Không áp dụng chính sách backup/patching dù có yêu cầu):</w:t>
+      </w:r>
+      <w:r>
+        <w:rPr>
+          <w:szCs w:val="26"/>
+        </w:rPr>
+        <w:t xml:space="preserve"> </w:t>
+      </w:r>
+      <w:r>
+        <w:rPr>
+          <w:b/>
+          <w:bCs/>
+          <w:szCs w:val="26"/>
+        </w:rPr>
+        <w:t>Lỗi quản lý</w:t>
+      </w:r>
+      <w:r>
+        <w:rPr>
+          <w:szCs w:val="26"/>
+        </w:rPr>
+        <w:t>.</w:t>
+      </w:r>
+    </w:p>
+    <w:p>
+      <w:pPr>
+        <w:ind w:left="1440" w:firstLine="0"/>
+        <w:rPr>
+          <w:szCs w:val="26"/>
+        </w:rPr>
+      </w:pPr>
+      <w:r>
+        <w:rPr>
+          <w:i/>
+          <w:iCs/>
+          <w:szCs w:val="26"/>
+        </w:rPr>
+        <w:t xml:space="preserve">+ </w:t>
+      </w:r>
+      <w:r>
+        <w:rPr>
+          <w:i/>
+          <w:iCs/>
+          <w:szCs w:val="26"/>
+        </w:rPr>
+        <w:t>Tiêu chí:</w:t>
+      </w:r>
+      <w:r>
+        <w:rPr>
+          <w:szCs w:val="26"/>
+        </w:rPr>
+        <w:t xml:space="preserve"> Thiếu sót trong ban hành, tổ chức thực hiện, cấp phát nguồn lực hoặc kiểm tra, giám sát tuân thủ các quy định an toàn thông tin.</w:t>
+      </w:r>
+    </w:p>
+    <w:p>
+      <w:pPr>
+        <w:rPr>
+          <w:b/>
+          <w:bCs/>
+          <w:szCs w:val="26"/>
+        </w:rPr>
+      </w:pPr>
+      <w:r>
+        <w:rPr>
+          <w:b/>
+          <w:bCs/>
+          <w:szCs w:val="26"/>
+        </w:rPr>
+        <w:t>3. Ý nghĩa của chuỗi EICAR đối với Microsoft Defender</w:t>
+      </w:r>
+    </w:p>
+    <w:p>
+      <w:pPr>
+        <w:numPr>
+          <w:ilvl w:val="0"/>
+          <w:numId w:val="10"/>
+        </w:numPr>
+        <w:rPr>
+          <w:szCs w:val="26"/>
+        </w:rPr>
+      </w:pPr>
+      <w:r>
+        <w:rPr>
+          <w:b/>
+          <w:bCs/>
+          <w:szCs w:val="26"/>
+        </w:rPr>
+        <w:t>EICAR chứng minh được:</w:t>
+      </w:r>
+      <w:r>
+        <w:rPr>
+          <w:szCs w:val="26"/>
+        </w:rPr>
+        <w:t xml:space="preserve"> Cơ chế bảo vệ thời gian thực (Real-time Protection) và chữ ký nhận diện mẫu kiểm thử chuẩn của Microsoft Defender đang hoạt động bình thường, có khả năng chặn ghi, đưa vào diện cách ly (quarantine) và tạo bản ghi log trong Protection History / PowerShell.</w:t>
+      </w:r>
+    </w:p>
+    <w:p>
+      <w:pPr>
+        <w:numPr>
+          <w:ilvl w:val="0"/>
+          <w:numId w:val="10"/>
+        </w:numPr>
+        <w:rPr>
+          <w:szCs w:val="26"/>
+        </w:rPr>
+      </w:pPr>
+      <w:r>
+        <w:rPr>
+          <w:b/>
+          <w:bCs/>
+          <w:szCs w:val="26"/>
+        </w:rPr>
+        <w:t>EICAR không chứng minh được:</w:t>
+      </w:r>
+      <w:r>
+        <w:rPr>
+          <w:szCs w:val="26"/>
+        </w:rPr>
+        <w:t xml:space="preserve"> Không chứng minh được hệ thống có khả năng phòng thủ hoặc miễn nhiễm hoàn toàn trước các loại malware thực tế ngoài đời, đặc biệt là các biến thể mã độc chưa biết (Zero-day), mã độc đa hình (polymorphic) hay các kỹ thuật né tránh kiểm soát (evasion techniques).</w:t>
+      </w:r>
+    </w:p>
+    <w:p>
+      <w:pPr>
+        <w:rPr>
+          <w:b/>
+          <w:bCs/>
+          <w:szCs w:val="26"/>
+        </w:rPr>
+      </w:pPr>
+      <w:r>
+        <w:rPr>
+          <w:b/>
+          <w:bCs/>
+          <w:szCs w:val="26"/>
+        </w:rPr>
+        <w:t>4. Lý do không tắt Defender/EDR và quy trình xử lý False Positive trong doanh nghiệp</w:t>
+      </w:r>
+    </w:p>
+    <w:p>
+      <w:pPr>
+        <w:numPr>
+          <w:ilvl w:val="0"/>
+          <w:numId w:val="11"/>
+        </w:numPr>
+        <w:rPr>
+          <w:szCs w:val="26"/>
+        </w:rPr>
+      </w:pPr>
+      <w:r>
+        <w:rPr>
+          <w:b/>
+          <w:bCs/>
+          <w:szCs w:val="26"/>
+        </w:rPr>
+        <w:t>Không tắt Defender/EDR:</w:t>
+      </w:r>
+      <w:r>
+        <w:rPr>
+          <w:szCs w:val="26"/>
+        </w:rPr>
+        <w:t xml:space="preserve"> Việc vô hiệu hóa giải pháp bảo vệ sẽ làm tê liệt toàn bộ các rào chắn phòng thủ, mở cửa cho các tiến trình độc hại chạy ngầm mà không bị giám sát hay ghi nhận telemetry, tạo tiền lệ nguy hiểm phá vỡ tính toàn vẹn của hệ thống.</w:t>
+      </w:r>
+    </w:p>
+    <w:p>
+      <w:pPr>
+        <w:numPr>
+          <w:ilvl w:val="0"/>
+          <w:numId w:val="11"/>
+        </w:numPr>
+        <w:rPr>
+          <w:szCs w:val="26"/>
+        </w:rPr>
+      </w:pPr>
+      <w:r>
+        <w:rPr>
+          <w:b/>
+          <w:bCs/>
+          <w:szCs w:val="26"/>
+        </w:rPr>
+        <w:t>Quy trình xử lý khi phần mềm hợp lệ bị chặn (False Positive):</w:t>
+      </w:r>
+    </w:p>
+    <w:p>
+      <w:pPr>
+        <w:numPr>
+          <w:ilvl w:val="1"/>
+          <w:numId w:val="11"/>
+        </w:numPr>
+        <w:rPr>
+          <w:szCs w:val="26"/>
+        </w:rPr>
+      </w:pPr>
+      <w:r>
+        <w:rPr>
+          <w:i/>
+          <w:iCs/>
+          <w:szCs w:val="26"/>
+        </w:rPr>
+        <w:t>Triage &amp; Cách ly mẫu:</w:t>
+      </w:r>
+      <w:r>
+        <w:rPr>
+          <w:szCs w:val="26"/>
+        </w:rPr>
+        <w:t xml:space="preserve"> Thu thập thông tin cảnh báo, đường dẫn tệp, mã băm SHA-256 của phần mềm bị chặn.</w:t>
+      </w:r>
+    </w:p>
+    <w:p>
+      <w:pPr>
+        <w:numPr>
+          <w:ilvl w:val="1"/>
+          <w:numId w:val="11"/>
+        </w:numPr>
+        <w:rPr>
+          <w:szCs w:val="26"/>
+        </w:rPr>
+      </w:pPr>
+      <w:r>
+        <w:rPr>
+          <w:i/>
+          <w:iCs/>
+          <w:szCs w:val="26"/>
+        </w:rPr>
+        <w:lastRenderedPageBreak/>
+        <w:t>Phân tích &amp; Thẩm tra:</w:t>
+      </w:r>
+      <w:r>
+        <w:rPr>
+          <w:szCs w:val="26"/>
+        </w:rPr>
+        <w:t xml:space="preserve"> Quét tệp trên môi trường Sandbox / VirusTotal và kiểm tra chữ ký số (Digital Signature/Verified Signer) của nhà phát hành uy tín.</w:t>
+      </w:r>
+    </w:p>
+    <w:p>
+      <w:pPr>
+        <w:numPr>
+          <w:ilvl w:val="1"/>
+          <w:numId w:val="11"/>
+        </w:numPr>
+        <w:rPr>
+          <w:szCs w:val="26"/>
+        </w:rPr>
+      </w:pPr>
+      <w:r>
+        <w:rPr>
+          <w:i/>
+          <w:iCs/>
+          <w:szCs w:val="26"/>
+        </w:rPr>
+        <w:t>Tạo ngoại lệ tạm thời có kiểm soát (Exception/Allowlist):</w:t>
+      </w:r>
+      <w:r>
+        <w:rPr>
+          <w:szCs w:val="26"/>
+        </w:rPr>
+        <w:t xml:space="preserve"> Thiết lập whitelist hạn chế theo đúng đường dẫn tuyệt đối hoặc mã băm SHA-256 cụ thể thay vì tắt toàn bộ Antivirus.</w:t>
+      </w:r>
+    </w:p>
+    <w:p>
+      <w:pPr>
+        <w:numPr>
+          <w:ilvl w:val="1"/>
+          <w:numId w:val="11"/>
+        </w:numPr>
+        <w:rPr>
+          <w:szCs w:val="26"/>
+        </w:rPr>
+      </w:pPr>
+      <w:r>
+        <w:rPr>
+          <w:i/>
+          <w:iCs/>
+          <w:szCs w:val="26"/>
+        </w:rPr>
+        <w:t>Gửi phản ánh (Submission):</w:t>
+      </w:r>
+      <w:r>
+        <w:rPr>
+          <w:szCs w:val="26"/>
+        </w:rPr>
+        <w:t xml:space="preserve"> Gửi mẫu nghi ngờ báo cáo nhận nhầm về hãng bảo mật (Microsoft Security Intelligence) để cập nhật chữ ký.</w:t>
+      </w:r>
+    </w:p>
+    <w:p>
+      <w:pPr>
+        <w:numPr>
+          <w:ilvl w:val="1"/>
+          <w:numId w:val="11"/>
+        </w:numPr>
+        <w:rPr>
+          <w:szCs w:val="26"/>
+        </w:rPr>
+      </w:pPr>
+      <w:r>
+        <w:rPr>
+          <w:i/>
+          <w:iCs/>
+          <w:szCs w:val="26"/>
+        </w:rPr>
+        <w:t>Theo dõi &amp; Đánh giá lại:</w:t>
+      </w:r>
+      <w:r>
+        <w:rPr>
+          <w:szCs w:val="26"/>
+        </w:rPr>
+        <w:t xml:space="preserve"> Giám sát hành vi tiến trình sau khi được cấp phép để kịp thời phát hiện bất thường.</w:t>
+      </w:r>
+    </w:p>
+    <w:p>
+      <w:pPr>
+        <w:rPr>
+          <w:b/>
+          <w:bCs/>
+          <w:szCs w:val="26"/>
+        </w:rPr>
+      </w:pPr>
+      <w:r>
+        <w:rPr>
+          <w:b/>
+          <w:bCs/>
+          <w:szCs w:val="26"/>
+        </w:rPr>
+        <w:t>5. So sánh Brute Force, Dictionary và Keylogger Attack</w:t>
+      </w:r>
+    </w:p>
+    <w:tbl>
+      <w:tblPr>
+        <w:tblStyle w:val="TableGrid"/>
+        <w:tblW w:w="0" w:type="auto"/>
+        <w:tblLook w:val="04A0" w:firstRow="1" w:lastRow="0" w:firstColumn="1" w:lastColumn="0" w:noHBand="0" w:noVBand="1"/>
+      </w:tblPr>
+      <w:tblGrid>
+        <w:gridCol w:w="945"/>
+        <w:gridCol w:w="2357"/>
+        <w:gridCol w:w="2292"/>
+        <w:gridCol w:w="3756"/>
+      </w:tblGrid>
+      <w:tr>
+        <w:tc>
+          <w:tcPr>
+            <w:tcW w:w="0" w:type="auto"/>
+            <w:hideMark/>
+          </w:tcPr>
+          <w:p>
+            <w:pPr>
+              <w:spacing w:after="200" w:line="360" w:lineRule="auto"/>
+              <w:ind w:firstLine="0"/>
+              <w:rPr>
+                <w:szCs w:val="26"/>
+              </w:rPr>
+            </w:pPr>
+            <w:r>
+              <w:rPr>
+                <w:b/>
+                <w:bCs/>
+                <w:szCs w:val="26"/>
+              </w:rPr>
+              <w:t>Tiêu chí</w:t>
+            </w:r>
+          </w:p>
+        </w:tc>
+        <w:tc>
+          <w:tcPr>
+            <w:tcW w:w="0" w:type="auto"/>
+            <w:hideMark/>
+          </w:tcPr>
+          <w:p>
+            <w:pPr>
+              <w:spacing w:after="200" w:line="360" w:lineRule="auto"/>
+              <w:ind w:firstLine="0"/>
+              <w:rPr>
+                <w:szCs w:val="26"/>
+              </w:rPr>
+            </w:pPr>
+            <w:r>
+              <w:rPr>
+                <w:b/>
+                <w:bCs/>
+                <w:szCs w:val="26"/>
+              </w:rPr>
+              <w:t>Brute Force Attack</w:t>
+            </w:r>
+          </w:p>
+        </w:tc>
+        <w:tc>
+          <w:tcPr>
+            <w:tcW w:w="0" w:type="auto"/>
+            <w:hideMark/>
+          </w:tcPr>
+          <w:p>
+            <w:pPr>
+              <w:spacing w:after="200" w:line="360" w:lineRule="auto"/>
+              <w:ind w:firstLine="0"/>
+              <w:rPr>
+                <w:szCs w:val="26"/>
+              </w:rPr>
+            </w:pPr>
+            <w:r>
+              <w:rPr>
+                <w:b/>
+                <w:bCs/>
+                <w:szCs w:val="26"/>
+              </w:rPr>
+              <w:t>Dictionary Attack</w:t>
+            </w:r>
+          </w:p>
+        </w:tc>
+        <w:tc>
+          <w:tcPr>
+            <w:tcW w:w="0" w:type="auto"/>
+            <w:hideMark/>
+          </w:tcPr>
+          <w:p>
+            <w:pPr>
+              <w:spacing w:after="200" w:line="360" w:lineRule="auto"/>
+              <w:ind w:firstLine="0"/>
+              <w:rPr>
+                <w:szCs w:val="26"/>
+              </w:rPr>
+            </w:pPr>
+            <w:r>
+              <w:rPr>
+                <w:b/>
+                <w:bCs/>
+                <w:szCs w:val="26"/>
+              </w:rPr>
+              <w:t>Keylogger Attack</w:t>
+            </w:r>
+          </w:p>
+        </w:tc>
+      </w:tr>
+      <w:tr>
+        <w:tc>
+          <w:tcPr>
+            <w:tcW w:w="0" w:type="auto"/>
+            <w:hideMark/>
+          </w:tcPr>
+          <w:p>
+            <w:pPr>
+              <w:spacing w:after="200" w:line="360" w:lineRule="auto"/>
+              <w:ind w:firstLine="0"/>
+              <w:rPr>
+                <w:szCs w:val="26"/>
+              </w:rPr>
+            </w:pPr>
+            <w:r>
+              <w:rPr>
+                <w:b/>
+                <w:bCs/>
+                <w:szCs w:val="26"/>
+              </w:rPr>
+              <w:t>Dữ liệu đầu vào</w:t>
+            </w:r>
+          </w:p>
+        </w:tc>
+        <w:tc>
+          <w:tcPr>
+            <w:tcW w:w="0" w:type="auto"/>
+            <w:hideMark/>
+          </w:tcPr>
+          <w:p>
+            <w:pPr>
+              <w:spacing w:after="200" w:line="360" w:lineRule="auto"/>
+              <w:ind w:firstLine="0"/>
+              <w:rPr>
+                <w:szCs w:val="26"/>
+              </w:rPr>
+            </w:pPr>
+            <w:r>
+              <w:rPr>
+                <w:szCs w:val="26"/>
+              </w:rPr>
+              <w:t>Toàn bộ các tổ hợp ký tự có thể có (chữ, số, ký tự đặc biệt) theo độ dài quy định.</w:t>
+            </w:r>
+          </w:p>
+        </w:tc>
+        <w:tc>
+          <w:tcPr>
+            <w:tcW w:w="0" w:type="auto"/>
+            <w:hideMark/>
+          </w:tcPr>
+          <w:p>
+            <w:pPr>
+              <w:spacing w:after="200" w:line="360" w:lineRule="auto"/>
+              <w:ind w:firstLine="0"/>
+              <w:rPr>
+                <w:szCs w:val="26"/>
+              </w:rPr>
+            </w:pPr>
+            <w:r>
+              <w:rPr>
+                <w:szCs w:val="26"/>
+              </w:rPr>
+              <w:t>Danh sách từ điển gồm các từ phổ biến, mật khẩu hay dùng (wordlist) hoặc dữ liệu rò rỉ trước đó.</w:t>
+            </w:r>
+          </w:p>
+        </w:tc>
+        <w:tc>
+          <w:tcPr>
+            <w:tcW w:w="0" w:type="auto"/>
+            <w:hideMark/>
+          </w:tcPr>
+          <w:p>
+            <w:pPr>
+              <w:spacing w:after="200" w:line="360" w:lineRule="auto"/>
+              <w:ind w:firstLine="0"/>
+              <w:rPr>
+                <w:szCs w:val="26"/>
+              </w:rPr>
+            </w:pPr>
+            <w:r>
+              <w:rPr>
+                <w:szCs w:val="26"/>
+              </w:rPr>
+              <w:t>Bắt trực tiếp chuỗi ký tự từ luồng nhập liệu bàn phím vật lý/bàn phím ảo của người dùng.</w:t>
+            </w:r>
+          </w:p>
+        </w:tc>
+      </w:tr>
+      <w:tr>
+        <w:tc>
+          <w:tcPr>
+            <w:tcW w:w="0" w:type="auto"/>
+            <w:hideMark/>
+          </w:tcPr>
+          <w:p>
+            <w:pPr>
+              <w:spacing w:after="200" w:line="360" w:lineRule="auto"/>
+              <w:ind w:firstLine="0"/>
+              <w:rPr>
+                <w:szCs w:val="26"/>
+              </w:rPr>
+            </w:pPr>
+            <w:r>
+              <w:rPr>
+                <w:b/>
+                <w:bCs/>
+                <w:szCs w:val="26"/>
+              </w:rPr>
+              <w:t>Cách phát hiện</w:t>
+            </w:r>
+          </w:p>
+        </w:tc>
+        <w:tc>
+          <w:tcPr>
+            <w:tcW w:w="0" w:type="auto"/>
+            <w:hideMark/>
+          </w:tcPr>
+          <w:p>
+            <w:pPr>
+              <w:spacing w:after="200" w:line="360" w:lineRule="auto"/>
+              <w:ind w:firstLine="0"/>
+              <w:rPr>
+                <w:szCs w:val="26"/>
+              </w:rPr>
+            </w:pPr>
+            <w:r>
+              <w:rPr>
+                <w:szCs w:val="26"/>
+              </w:rPr>
+              <w:t>Số lượng lớn sự kiện đăng nhập thất bại liên tiếp trong thời gian ngắn (Windows Event ID 4625 tăng đột biến).</w:t>
+            </w:r>
+          </w:p>
+        </w:tc>
+        <w:tc>
+          <w:tcPr>
+            <w:tcW w:w="0" w:type="auto"/>
+            <w:hideMark/>
+          </w:tcPr>
+          <w:p>
+            <w:pPr>
+              <w:spacing w:after="200" w:line="360" w:lineRule="auto"/>
+              <w:ind w:firstLine="0"/>
+              <w:rPr>
+                <w:szCs w:val="26"/>
+              </w:rPr>
+            </w:pPr>
+            <w:r>
+              <w:rPr>
+                <w:szCs w:val="26"/>
+              </w:rPr>
+              <w:t xml:space="preserve">Nhiều lần đăng nhập thất bại tương tự Brute Force nhưng chuỗi thử nghiệm có quy luật </w:t>
+            </w:r>
+            <w:r>
+              <w:rPr>
+                <w:szCs w:val="26"/>
+              </w:rPr>
+              <w:lastRenderedPageBreak/>
+              <w:t>từ vựng (Event ID 4625).</w:t>
+            </w:r>
+          </w:p>
+        </w:tc>
+        <w:tc>
+          <w:tcPr>
+            <w:tcW w:w="0" w:type="auto"/>
+            <w:hideMark/>
+          </w:tcPr>
+          <w:p>
+            <w:pPr>
+              <w:spacing w:after="200" w:line="360" w:lineRule="auto"/>
+              <w:ind w:firstLine="0"/>
+              <w:rPr>
+                <w:szCs w:val="26"/>
+              </w:rPr>
+            </w:pPr>
+            <w:r>
+              <w:rPr>
+                <w:szCs w:val="26"/>
+              </w:rPr>
+              <w:lastRenderedPageBreak/>
+              <w:t>Phát hiện tiến trình lạ can thiệp Windows Hook (SetWindowsHookEx), driver bàn phím bất thường hoặc lưu lượng mạng gửi dữ liệu gõ phím ra ngoài.</w:t>
+            </w:r>
+          </w:p>
+        </w:tc>
+      </w:tr>
+      <w:tr>
+        <w:tc>
+          <w:tcPr>
+            <w:tcW w:w="0" w:type="auto"/>
+            <w:hideMark/>
+          </w:tcPr>
+          <w:p>
+            <w:pPr>
+              <w:spacing w:after="200" w:line="360" w:lineRule="auto"/>
+              <w:ind w:firstLine="0"/>
+              <w:rPr>
+                <w:szCs w:val="26"/>
+              </w:rPr>
+            </w:pPr>
+            <w:r>
+              <w:rPr>
+                <w:b/>
+                <w:bCs/>
+                <w:szCs w:val="26"/>
+              </w:rPr>
+              <w:lastRenderedPageBreak/>
+              <w:t>Biện pháp giảm thiểu</w:t>
+            </w:r>
+          </w:p>
+        </w:tc>
+        <w:tc>
+          <w:tcPr>
+            <w:tcW w:w="0" w:type="auto"/>
+            <w:hideMark/>
+          </w:tcPr>
+          <w:p>
+            <w:pPr>
+              <w:spacing w:after="200" w:line="360" w:lineRule="auto"/>
+              <w:ind w:firstLine="0"/>
+              <w:rPr>
+                <w:szCs w:val="26"/>
+              </w:rPr>
+            </w:pPr>
+            <w:r>
+              <w:rPr>
+                <w:szCs w:val="26"/>
+              </w:rPr>
+              <w:t>Chính sách khóa tài khoản sau số lần thử sai (Account Lockout Policy), CAPTCHA, Rate Limiting.</w:t>
+            </w:r>
+          </w:p>
+        </w:tc>
+        <w:tc>
+          <w:tcPr>
+            <w:tcW w:w="0" w:type="auto"/>
+            <w:hideMark/>
+          </w:tcPr>
+          <w:p>
+            <w:pPr>
+              <w:spacing w:after="200" w:line="360" w:lineRule="auto"/>
+              <w:ind w:firstLine="0"/>
+              <w:rPr>
+                <w:szCs w:val="26"/>
+              </w:rPr>
+            </w:pPr>
+            <w:r>
+              <w:rPr>
+                <w:szCs w:val="26"/>
+              </w:rPr>
+              <w:t>Bắt buộc mật khẩu phức tạp/không chứa từ có nghĩa, đối chiếu danh sách mật khẩu yếu, triển khai MFA.</w:t>
+            </w:r>
+          </w:p>
+        </w:tc>
+        <w:tc>
+          <w:tcPr>
+            <w:tcW w:w="0" w:type="auto"/>
+            <w:hideMark/>
+          </w:tcPr>
+          <w:p>
+            <w:pPr>
+              <w:spacing w:after="200" w:line="360" w:lineRule="auto"/>
+              <w:ind w:firstLine="0"/>
+              <w:rPr>
+                <w:szCs w:val="26"/>
+              </w:rPr>
+            </w:pPr>
+            <w:r>
+              <w:rPr>
+                <w:szCs w:val="26"/>
+              </w:rPr>
+              <w:t>Sử dụng bàn phím bảo vệ ảo, Endpoint Protection/EDR, phần mềm chống hook, xác thực không mật khẩu (FIDO2/Passkey).</w:t>
+            </w:r>
+          </w:p>
+        </w:tc>
+      </w:tr>
+    </w:tbl>
+    <w:p>
+      <w:pPr>
+        <w:rPr>
+          <w:b/>
+          <w:bCs/>
+          <w:szCs w:val="26"/>
+        </w:rPr>
+      </w:pPr>
+      <w:r>
+        <w:rPr>
+          <w:b/>
+          <w:bCs/>
+          <w:szCs w:val="26"/>
+        </w:rPr>
+        <w:t>6. Phân tích trạng thái xác thực qua Event ID 4624, 4625 và 4648</w:t>
+      </w:r>
+    </w:p>
+    <w:p>
+      <w:pPr>
+        <w:numPr>
+          <w:ilvl w:val="0"/>
+          <w:numId w:val="12"/>
+        </w:numPr>
+        <w:rPr>
+          <w:szCs w:val="26"/>
+        </w:rPr>
+      </w:pPr>
+      <w:r>
+        <w:rPr>
+          <w:b/>
+          <w:bCs/>
+          <w:szCs w:val="26"/>
+        </w:rPr>
+        <w:t>Event ID 4648 (A logon was attempted using explicit credentials):</w:t>
+      </w:r>
+      <w:r>
+        <w:rPr>
+          <w:szCs w:val="26"/>
+        </w:rPr>
+        <w:t xml:space="preserve"> Xuất hiện khi chạy lệnh runas /user:.\lab3user cmd.exe. Lệnh này báo hiệu tiến trình gọi xác thực một danh tính khác bằng cách cung cấp tường minh thông tin đăng nhập mới.</w:t>
+      </w:r>
+    </w:p>
+    <w:p>
+      <w:pPr>
+        <w:numPr>
+          <w:ilvl w:val="0"/>
+          <w:numId w:val="12"/>
+        </w:numPr>
+        <w:rPr>
+          <w:szCs w:val="26"/>
+        </w:rPr>
+      </w:pPr>
+      <w:r>
+        <w:rPr>
+          <w:b/>
+          <w:bCs/>
+          <w:szCs w:val="26"/>
+        </w:rPr>
+        <w:t>Event ID 4624 (An account was successfully logged on):</w:t>
+      </w:r>
+      <w:r>
+        <w:rPr>
+          <w:szCs w:val="26"/>
+        </w:rPr>
+        <w:t xml:space="preserve"> Sinh ra khi nhập chính xác mật khẩu cho lab3user, chứng minh phiên đăng nhập thành công được khởi tạo và gán token quyền cho phiên làm việc mới.</w:t>
+      </w:r>
+    </w:p>
+    <w:p>
+      <w:pPr>
+        <w:numPr>
+          <w:ilvl w:val="0"/>
+          <w:numId w:val="12"/>
+        </w:numPr>
+        <w:rPr>
+          <w:szCs w:val="26"/>
+        </w:rPr>
+      </w:pPr>
+      <w:r>
+        <w:rPr>
+          <w:b/>
+          <w:bCs/>
+          <w:szCs w:val="26"/>
+        </w:rPr>
+        <w:t>Event ID 4625 (An account failed to log on):</w:t>
+      </w:r>
+      <w:r>
+        <w:rPr>
+          <w:szCs w:val="26"/>
+        </w:rPr>
+        <w:t xml:space="preserve"> Sinh ra khi nhập sai mật khẩu (trước khi đổi hoặc khi dùng mật khẩu cũ sau khi đã đổi mật khẩu). Log chỉ ra mã lỗi thất bại (như 0xC000006A - sai mật khẩu), thể hiện cơ chế xác thực đã ngăn chặn thành công yêu cầu truy cập không hợp lệ.</w:t>
+      </w:r>
+    </w:p>
+    <w:p>
+      <w:pPr>
+        <w:numPr>
+          <w:ilvl w:val="0"/>
+          <w:numId w:val="12"/>
+        </w:numPr>
+        <w:rPr>
+          <w:szCs w:val="26"/>
+        </w:rPr>
+      </w:pPr>
+      <w:r>
+        <w:rPr>
+          <w:b/>
+          <w:bCs/>
+          <w:szCs w:val="26"/>
+        </w:rPr>
+        <w:t>Sau khi đổi mật khẩu:</w:t>
+      </w:r>
+      <w:r>
+        <w:rPr>
+          <w:szCs w:val="26"/>
+        </w:rPr>
+        <w:t xml:space="preserve"> Nếu dùng mật khẩu cũ để chạy runas, Windows lập tức ghi nhận Event ID 4625 (từ chối truy cập); chỉ khi nhập mật khẩu mới thì Event ID 4624 mới được sinh ra, chứng minh thông tin xác thực cũ đã bị vô hiệu hoàn toàn.</w:t>
+      </w:r>
+    </w:p>
+    <w:p>
+      <w:pPr>
+        <w:rPr>
+          <w:b/>
+          <w:bCs/>
+          <w:szCs w:val="26"/>
+        </w:rPr>
+      </w:pPr>
+      <w:r>
+        <w:rPr>
+          <w:b/>
+          <w:bCs/>
+          <w:szCs w:val="26"/>
+        </w:rPr>
+        <w:t>7. Vì sao mật khẩu dài không ngăn được Keylogging? Phân tích vai trò và giới hạn của MFA/Passkey</w:t>
+      </w:r>
+    </w:p>
+    <w:p>
+      <w:pPr>
+        <w:numPr>
+          <w:ilvl w:val="0"/>
+          <w:numId w:val="13"/>
+        </w:numPr>
+        <w:rPr>
+          <w:szCs w:val="26"/>
+        </w:rPr>
+      </w:pPr>
+      <w:r>
+        <w:rPr>
+          <w:b/>
+          <w:bCs/>
+          <w:szCs w:val="26"/>
+        </w:rPr>
+        <w:lastRenderedPageBreak/>
+        <w:t>Vì sao mật khẩu dài không ngăn được:</w:t>
+      </w:r>
+      <w:r>
+        <w:rPr>
+          <w:szCs w:val="26"/>
+        </w:rPr>
+        <w:t xml:space="preserve"> Keylogger hoạt động bằng cách chèn hook hoặc giám sát trực tiếp luồng tín hiệu phần cứng/driver bàn phím trước khi dữ liệu được gửi đến ứng dụng. Dù mật khẩu dài và phức tạp đến đâu, khi người dùng bấm tuần tự các phím thì Keylogger vẫn ghi lại nguyên vẹn từng ký tự đó dưới dạng chuỗi rõ ràng.</w:t>
+      </w:r>
+    </w:p>
+    <w:p>
+      <w:pPr>
+        <w:numPr>
+          <w:ilvl w:val="0"/>
+          <w:numId w:val="13"/>
+        </w:numPr>
+        <w:rPr>
+          <w:szCs w:val="26"/>
+        </w:rPr>
+      </w:pPr>
+      <w:r>
+        <w:rPr>
+          <w:b/>
+          <w:bCs/>
+          <w:szCs w:val="26"/>
+        </w:rPr>
+        <w:t>Vai trò và giới hạn của các cơ chế xác thực bổ sung:</w:t>
+      </w:r>
+    </w:p>
+    <w:p>
+      <w:pPr>
+        <w:numPr>
+          <w:ilvl w:val="1"/>
+          <w:numId w:val="13"/>
+        </w:numPr>
+        <w:rPr>
+          <w:szCs w:val="26"/>
+        </w:rPr>
+      </w:pPr>
+      <w:r>
+        <w:rPr>
+          <w:i/>
+          <w:iCs/>
+          <w:szCs w:val="26"/>
+        </w:rPr>
+        <w:t>MFA truyền thống (SMS/OTP):</w:t>
+      </w:r>
+    </w:p>
+    <w:p>
+      <w:pPr>
+        <w:numPr>
+          <w:ilvl w:val="2"/>
+          <w:numId w:val="13"/>
+        </w:numPr>
+        <w:rPr>
+          <w:szCs w:val="26"/>
+        </w:rPr>
+      </w:pPr>
+      <w:r>
+        <w:rPr>
+          <w:i/>
+          <w:iCs/>
+          <w:szCs w:val="26"/>
+        </w:rPr>
+        <w:t>Vai trò:</w:t>
+      </w:r>
+      <w:r>
+        <w:rPr>
+          <w:szCs w:val="26"/>
+        </w:rPr>
+        <w:t xml:space="preserve"> Ngăn kẻ tấn công đăng nhập chỉ bằng mật khẩu vừa thu thập được từ Keylogger.</w:t>
+      </w:r>
+    </w:p>
+    <w:p>
+      <w:pPr>
+        <w:numPr>
+          <w:ilvl w:val="2"/>
+          <w:numId w:val="13"/>
+        </w:numPr>
+        <w:rPr>
+          <w:szCs w:val="26"/>
+        </w:rPr>
+      </w:pPr>
+      <w:r>
+        <w:rPr>
+          <w:i/>
+          <w:iCs/>
+          <w:szCs w:val="26"/>
+        </w:rPr>
+        <w:t>Giới hạn:</w:t>
+      </w:r>
+      <w:r>
+        <w:rPr>
+          <w:szCs w:val="26"/>
+        </w:rPr>
+        <w:t xml:space="preserve"> Kẻ tấn công có thể dùng phishing thời gian thực (Reverse Proxy) để cướp luôn mã OTP hoặc bị tấn công SIM swap.</w:t>
+      </w:r>
+    </w:p>
+    <w:p>
+      <w:pPr>
+        <w:numPr>
+          <w:ilvl w:val="1"/>
+          <w:numId w:val="13"/>
+        </w:numPr>
+        <w:rPr>
+          <w:szCs w:val="26"/>
+        </w:rPr>
+      </w:pPr>
+      <w:r>
+        <w:rPr>
+          <w:i/>
+          <w:iCs/>
+          <w:szCs w:val="26"/>
+        </w:rPr>
+        <w:t>Push MFA (Thông báo xác nhận qua App):</w:t>
+      </w:r>
+    </w:p>
+    <w:p>
+      <w:pPr>
+        <w:numPr>
+          <w:ilvl w:val="2"/>
+          <w:numId w:val="13"/>
+        </w:numPr>
+        <w:rPr>
+          <w:szCs w:val="26"/>
+        </w:rPr>
+      </w:pPr>
+      <w:r>
+        <w:rPr>
+          <w:i/>
+          <w:iCs/>
+          <w:szCs w:val="26"/>
+        </w:rPr>
+        <w:t>Vai trò:</w:t>
+      </w:r>
+      <w:r>
+        <w:rPr>
+          <w:szCs w:val="26"/>
+        </w:rPr>
+        <w:t xml:space="preserve"> Tiện lợi, tránh việc người dùng phải tự gõ OTP.</w:t>
+      </w:r>
+    </w:p>
+    <w:p>
+      <w:pPr>
+        <w:numPr>
+          <w:ilvl w:val="2"/>
+          <w:numId w:val="13"/>
+        </w:numPr>
+        <w:rPr>
+          <w:szCs w:val="26"/>
+        </w:rPr>
+      </w:pPr>
+      <w:r>
+        <w:rPr>
+          <w:i/>
+          <w:iCs/>
+          <w:szCs w:val="26"/>
+        </w:rPr>
+        <w:t>Giới hạn:</w:t>
+      </w:r>
+      <w:r>
+        <w:rPr>
+          <w:szCs w:val="26"/>
+        </w:rPr>
+        <w:t xml:space="preserve"> Dễ bị tấn công gây kiệt sức xác thực (MFA Fatigue / MFA Spamming) khiến người dùng mất cảnh giác bấm chấp thuận.</w:t>
+      </w:r>
+    </w:p>
+    <w:p>
+      <w:pPr>
+        <w:numPr>
+          <w:ilvl w:val="1"/>
+          <w:numId w:val="13"/>
+        </w:numPr>
+        <w:rPr>
+          <w:szCs w:val="26"/>
+        </w:rPr>
+      </w:pPr>
+      <w:r>
+        <w:rPr>
+          <w:i/>
+          <w:iCs/>
+          <w:szCs w:val="26"/>
+        </w:rPr>
+        <w:t>FIDO2 / Passkey:</w:t>
+      </w:r>
+    </w:p>
+    <w:p>
+      <w:pPr>
+        <w:numPr>
+          <w:ilvl w:val="2"/>
+          <w:numId w:val="13"/>
+        </w:numPr>
+        <w:rPr>
+          <w:szCs w:val="26"/>
+        </w:rPr>
+      </w:pPr>
+      <w:r>
+        <w:rPr>
+          <w:i/>
+          <w:iCs/>
+          <w:szCs w:val="26"/>
+        </w:rPr>
+        <w:t>Vai trò:</w:t>
+      </w:r>
+      <w:r>
+        <w:rPr>
+          <w:szCs w:val="26"/>
+        </w:rPr>
+        <w:t xml:space="preserve"> Sử dụng cặp khóa bất đối xứng gắn với phần cứng và định danh miền (domain-bound), có khả năng chống tấn công phi kỹ thuật và phishing triệt để (phishing-resistant). Kẻ có keylogger không thể gõ ra khóa riêng tư.</w:t>
+      </w:r>
+    </w:p>
+    <w:p>
+      <w:pPr>
+        <w:numPr>
+          <w:ilvl w:val="2"/>
+          <w:numId w:val="13"/>
+        </w:numPr>
+        <w:rPr>
+          <w:szCs w:val="26"/>
+        </w:rPr>
+      </w:pPr>
+      <w:r>
+        <w:rPr>
+          <w:i/>
+          <w:iCs/>
+          <w:szCs w:val="26"/>
+        </w:rPr>
+        <w:t>Giới hạn:</w:t>
+      </w:r>
+      <w:r>
+        <w:rPr>
+          <w:szCs w:val="26"/>
+        </w:rPr>
+        <w:t xml:space="preserve"> Đòi hỏi thiết bị hỗ trợ phần cứng tương thích (khóa bảo mật rời, TPM) và hệ thống backend phải hỗ trợ giao thức WebAuthn.</w:t>
+      </w:r>
+    </w:p>
+    <w:p>
+      <w:pPr>
+        <w:rPr>
+          <w:b/>
+          <w:bCs/>
+          <w:szCs w:val="26"/>
+        </w:rPr>
+      </w:pPr>
+      <w:r>
+        <w:rPr>
+          <w:b/>
+          <w:bCs/>
+          <w:szCs w:val="26"/>
+        </w:rPr>
+        <w:t>8. Đánh giá cổng Listen và 4 bằng chứng tương quan trước khi kết luận Backdoor</w:t>
+      </w:r>
+    </w:p>
+    <w:p>
+      <w:pPr>
+        <w:numPr>
+          <w:ilvl w:val="0"/>
+          <w:numId w:val="14"/>
+        </w:numPr>
+        <w:rPr>
+          <w:szCs w:val="26"/>
+        </w:rPr>
+      </w:pPr>
+      <w:r>
+        <w:rPr>
+          <w:b/>
+          <w:bCs/>
+          <w:szCs w:val="26"/>
+        </w:rPr>
+        <w:lastRenderedPageBreak/>
+        <w:t>Một cổng Listen không đủ để kết luận có backdoor:</w:t>
+      </w:r>
+      <w:r>
+        <w:rPr>
+          <w:szCs w:val="26"/>
+        </w:rPr>
+        <w:t xml:space="preserve"> Một cổng mở chỉ phản ánh trạng thái mạng (có socket đang chờ kết nối). Đây có thể là một dịch vụ hợp lệ của hệ điều hành, dịch vụ chia sẻ nội bộ hoặc web server thử nghiệm hợp pháp (như python -m http.server).</w:t>
+      </w:r>
+    </w:p>
+    <w:p>
+      <w:pPr>
+        <w:numPr>
+          <w:ilvl w:val="0"/>
+          <w:numId w:val="14"/>
+        </w:numPr>
+        <w:rPr>
+          <w:szCs w:val="26"/>
+        </w:rPr>
+      </w:pPr>
+      <w:r>
+        <w:rPr>
+          <w:b/>
+          <w:bCs/>
+          <w:szCs w:val="26"/>
+        </w:rPr>
+        <w:t>4 bằng chứng cần tương quan:</w:t>
+      </w:r>
+    </w:p>
+    <w:p>
+      <w:pPr>
+        <w:numPr>
+          <w:ilvl w:val="1"/>
+          <w:numId w:val="14"/>
+        </w:numPr>
+        <w:rPr>
+          <w:szCs w:val="26"/>
+        </w:rPr>
+      </w:pPr>
+      <w:r>
+        <w:rPr>
+          <w:i/>
+          <w:iCs/>
+          <w:szCs w:val="26"/>
+        </w:rPr>
+        <w:t>Định danh tiến trình (Process Identity):</w:t>
+      </w:r>
+      <w:r>
+        <w:rPr>
+          <w:szCs w:val="26"/>
+        </w:rPr>
+        <w:t xml:space="preserve"> Đường dẫn nhị phân (Image Path), tên file và PID sở hữu cổng đó (từ Get-NetTCPConnection hoặc Process Explorer).</w:t>
+      </w:r>
+    </w:p>
+    <w:p>
+      <w:pPr>
+        <w:numPr>
+          <w:ilvl w:val="1"/>
+          <w:numId w:val="14"/>
+        </w:numPr>
+        <w:rPr>
+          <w:szCs w:val="26"/>
+        </w:rPr>
+      </w:pPr>
+      <w:r>
+        <w:rPr>
+          <w:i/>
+          <w:iCs/>
+          <w:szCs w:val="26"/>
+        </w:rPr>
+        <w:t>Chữ ký số và Nhà phát hành (Publisher / Digital Signature):</w:t>
+      </w:r>
+      <w:r>
+        <w:rPr>
+          <w:szCs w:val="26"/>
+        </w:rPr>
+        <w:t xml:space="preserve"> Tiến trình có chữ ký số hợp lệ từ các đơn vị uy tín (Microsoft, Google,...) hay là file không rõ nguồn gốc (Unsigned/Verified Signer: Unable to verify).</w:t>
+      </w:r>
+    </w:p>
+    <w:p>
+      <w:pPr>
+        <w:numPr>
+          <w:ilvl w:val="1"/>
+          <w:numId w:val="14"/>
+        </w:numPr>
+        <w:rPr>
+          <w:szCs w:val="26"/>
+        </w:rPr>
+      </w:pPr>
+      <w:r>
+        <w:rPr>
+          <w:i/>
+          <w:iCs/>
+          <w:szCs w:val="26"/>
+        </w:rPr>
+        <w:t>Dòng lệnh khởi chạy và Cây tiến trình (Command Line &amp; Parent Process):</w:t>
+      </w:r>
+      <w:r>
+        <w:rPr>
+          <w:szCs w:val="26"/>
+        </w:rPr>
+        <w:t xml:space="preserve"> Tiến trình được chạy với tham số gì, được kích hoạt bởi ai (User/System) và tiến trình cha là gì (ví dụ: cmd.exe sinh ra từ một script ẩn).</w:t>
+      </w:r>
+    </w:p>
+    <w:p>
+      <w:pPr>
+        <w:numPr>
+          <w:ilvl w:val="1"/>
+          <w:numId w:val="14"/>
+        </w:numPr>
+        <w:rPr>
+          <w:szCs w:val="26"/>
+        </w:rPr>
+      </w:pPr>
+      <w:r>
+        <w:rPr>
+          <w:i/>
+          <w:iCs/>
+          <w:szCs w:val="26"/>
+        </w:rPr>
+        <w:t>Cơ chế duy trì tự khởi động (Persistence Mechanisms):</w:t>
+      </w:r>
+      <w:r>
+        <w:rPr>
+          <w:szCs w:val="26"/>
+        </w:rPr>
+        <w:t xml:space="preserve"> Tiến trình có liên kết tới các mục Run trong Registry, Scheduled Tasks bất thường hoặc Service tự chạy hay không.</w:t>
+      </w:r>
+    </w:p>
+    <w:p>
+      <w:pPr>
+        <w:rPr>
+          <w:b/>
+          <w:bCs/>
+          <w:szCs w:val="26"/>
+        </w:rPr>
+      </w:pPr>
+      <w:r>
+        <w:rPr>
+          <w:b/>
+          <w:bCs/>
+          <w:szCs w:val="26"/>
+        </w:rPr>
+        <w:t>9. Cơ chế duy trì của Run value / Scheduled Task và lý do kiểm tra kỹ trước khi xóa</w:t>
+      </w:r>
+    </w:p>
+    <w:p>
+      <w:pPr>
+        <w:numPr>
+          <w:ilvl w:val="0"/>
+          <w:numId w:val="15"/>
+        </w:numPr>
+        <w:rPr>
+          <w:szCs w:val="26"/>
+        </w:rPr>
+      </w:pPr>
+      <w:r>
+        <w:rPr>
+          <w:b/>
+          <w:bCs/>
+          <w:szCs w:val="26"/>
+        </w:rPr>
+        <w:t>Cơ chế hoạt động:</w:t>
+      </w:r>
+    </w:p>
+    <w:p>
+      <w:pPr>
+        <w:numPr>
+          <w:ilvl w:val="1"/>
+          <w:numId w:val="15"/>
+        </w:numPr>
+        <w:rPr>
+          <w:szCs w:val="26"/>
+        </w:rPr>
+      </w:pPr>
+      <w:r>
+        <w:rPr>
+          <w:i/>
+          <w:iCs/>
+          <w:szCs w:val="26"/>
+        </w:rPr>
+        <w:t>Run Value (HKCU\...\Run):</w:t>
+      </w:r>
+      <w:r>
+        <w:rPr>
+          <w:szCs w:val="26"/>
+        </w:rPr>
+        <w:t xml:space="preserve"> Khi người dùng đăng nhập (logon) vào Windows, tiến trình explorer.exe sẽ tự động đọc nhánh registry này và kích hoạt thực thi các ứng dụng được cấu hình bên trong.</w:t>
+      </w:r>
+    </w:p>
+    <w:p>
+      <w:pPr>
+        <w:numPr>
+          <w:ilvl w:val="1"/>
+          <w:numId w:val="15"/>
+        </w:numPr>
+        <w:rPr>
+          <w:szCs w:val="26"/>
+        </w:rPr>
+      </w:pPr>
+      <w:r>
+        <w:rPr>
+          <w:i/>
+          <w:iCs/>
+          <w:szCs w:val="26"/>
+        </w:rPr>
+        <w:lastRenderedPageBreak/>
+        <w:t>Scheduled Task:</w:t>
+      </w:r>
+      <w:r>
+        <w:rPr>
+          <w:szCs w:val="26"/>
+        </w:rPr>
+        <w:t xml:space="preserve"> Trình lập lịch của Windows (svchost.exe gọi Task Scheduler) sẽ lắng nghe sự kiện kích hoạt (Trigger - ví dụ: khi logon hoặc theo giờ) để chạy lệnh đã thiết lập (Action).</w:t>
+      </w:r>
+    </w:p>
+    <w:p>
+      <w:pPr>
+        <w:numPr>
+          <w:ilvl w:val="0"/>
+          <w:numId w:val="15"/>
+        </w:numPr>
+        <w:rPr>
+          <w:szCs w:val="26"/>
+        </w:rPr>
+      </w:pPr>
+      <w:r>
+        <w:rPr>
+          <w:b/>
+          <w:bCs/>
+          <w:szCs w:val="26"/>
+        </w:rPr>
+        <w:t>Vì sao phải kiểm tra kỹ trước khi xóa:</w:t>
+      </w:r>
+      <w:r>
+        <w:rPr>
+          <w:szCs w:val="26"/>
+        </w:rPr>
+        <w:t xml:space="preserve"> Hệ điều hành và các ứng dụng hợp lệ (trình điều khiển card đồ họa, phần mềm diệt virus, công cụ đồng bộ đám mây) cũng sử dụng cơ chế này để hoạt động nền. Nếu chỉ nhìn tên mà vội vàng xóa mà không đối chiếu Publisher, Command Line, Hash và Image Path, quản trị viên có thể gây lỗi hệ thống, làm gián đoạn phần mềm cốt lõi hoặc xóa nhầm các công cụ giám sát hợp lệ.</w:t>
+      </w:r>
+    </w:p>
+    <w:p>
+      <w:pPr>
+        <w:rPr>
+          <w:b/>
+          <w:bCs/>
+          <w:szCs w:val="26"/>
+        </w:rPr>
+      </w:pPr>
+      <w:r>
+        <w:rPr>
+          <w:b/>
+          <w:bCs/>
+          <w:szCs w:val="26"/>
+        </w:rPr>
+        <w:t>10. So sánh DoS và DDoS qua dữ liệu thực hành; vì sao khó chặn DDoS bằng 1 IP rule</w:t>
+      </w:r>
+    </w:p>
+    <w:p>
+      <w:pPr>
+        <w:numPr>
+          <w:ilvl w:val="0"/>
+          <w:numId w:val="16"/>
+        </w:numPr>
+        <w:rPr>
+          <w:szCs w:val="26"/>
+        </w:rPr>
+      </w:pPr>
+      <w:r>
+        <w:rPr>
+          <w:b/>
+          <w:bCs/>
+          <w:szCs w:val="26"/>
+        </w:rPr>
+        <w:t>So sánh từ kết quả thực hành:</w:t>
+      </w:r>
+    </w:p>
+    <w:p>
+      <w:pPr>
+        <w:numPr>
+          <w:ilvl w:val="1"/>
+          <w:numId w:val="16"/>
+        </w:numPr>
+        <w:rPr>
+          <w:szCs w:val="26"/>
+        </w:rPr>
+      </w:pPr>
+      <w:r>
+        <w:rPr>
+          <w:i/>
+          <w:iCs/>
+          <w:szCs w:val="26"/>
+        </w:rPr>
+        <w:t>DoS (từ local_load_test.py):</w:t>
+      </w:r>
+      <w:r>
+        <w:rPr>
+          <w:szCs w:val="26"/>
+        </w:rPr>
+        <w:t xml:space="preserve"> Lưu lượng truy vấn tập trung phát sinh từ </w:t>
+      </w:r>
+      <w:r>
+        <w:rPr>
+          <w:b/>
+          <w:bCs/>
+          <w:szCs w:val="26"/>
+        </w:rPr>
+        <w:t>một địa chỉ nguồn duy nhất</w:t>
+      </w:r>
+      <w:r>
+        <w:rPr>
+          <w:szCs w:val="26"/>
+        </w:rPr>
+        <w:t xml:space="preserve"> (127.0.0.1) gửi đến dịch vụ máy chủ nội bộ.</w:t>
+      </w:r>
+    </w:p>
+    <w:p>
+      <w:pPr>
+        <w:numPr>
+          <w:ilvl w:val="1"/>
+          <w:numId w:val="16"/>
+        </w:numPr>
+        <w:rPr>
+          <w:szCs w:val="26"/>
+        </w:rPr>
+      </w:pPr>
+      <w:r>
+        <w:rPr>
+          <w:i/>
+          <w:iCs/>
+          <w:szCs w:val="26"/>
+        </w:rPr>
+        <w:t>DDoS (từ ddos_sample.csv):</w:t>
+      </w:r>
+      <w:r>
+        <w:rPr>
+          <w:szCs w:val="26"/>
+        </w:rPr>
+        <w:t xml:space="preserve"> Tải tấn công được tạo nên bởi </w:t>
+      </w:r>
+      <w:r>
+        <w:rPr>
+          <w:b/>
+          <w:bCs/>
+          <w:szCs w:val="26"/>
+        </w:rPr>
+        <w:t>hàng loạt địa chỉ IP khác nhau</w:t>
+      </w:r>
+      <w:r>
+        <w:rPr>
+          <w:szCs w:val="26"/>
+        </w:rPr>
+        <w:t xml:space="preserve"> (nhiều SourceIP thuộc các subnet khác nhau).</w:t>
+      </w:r>
+    </w:p>
+    <w:p>
+      <w:pPr>
+        <w:numPr>
+          <w:ilvl w:val="0"/>
+          <w:numId w:val="16"/>
+        </w:numPr>
+        <w:rPr>
+          <w:szCs w:val="26"/>
+        </w:rPr>
+      </w:pPr>
+      <w:r>
+        <w:rPr>
+          <w:b/>
+          <w:bCs/>
+          <w:szCs w:val="26"/>
+        </w:rPr>
+        <w:t>Vì sao DDoS khó chặn bằng một rule IP đơn giản:</w:t>
+      </w:r>
+      <w:r>
+        <w:rPr>
+          <w:szCs w:val="26"/>
+        </w:rPr>
+        <w:t xml:space="preserve"> Trong DDoS, lưu lượng bị phân tán trên hàng trăm đến hàng triệu địa chỉ máy trạm (botnet). Mỗi địa chỉ chỉ gửi một lượng nhỏ truy vấn trông giống như người dùng bình thường, khiến một rule chặn một IP cố định trở nên vô tác dụng và có thể dẫn đến việc chặn nhầm người dùng hợp pháp (collateral damage).</w:t>
+      </w:r>
+    </w:p>
+    <w:p>
+      <w:pPr>
+        <w:rPr>
+          <w:b/>
+          <w:bCs/>
+          <w:szCs w:val="26"/>
+        </w:rPr>
+      </w:pPr>
+      <w:r>
+        <w:rPr>
+          <w:b/>
+          <w:bCs/>
+          <w:szCs w:val="26"/>
+        </w:rPr>
+        <w:t>11. Ảnh hưởng của Mail Bombing và 2 chỉ số phát hiện từ mailbomb_sample.csv</w:t>
+      </w:r>
+    </w:p>
+    <w:p>
+      <w:pPr>
+        <w:numPr>
+          <w:ilvl w:val="0"/>
+          <w:numId w:val="17"/>
+        </w:numPr>
+        <w:rPr>
+          <w:szCs w:val="26"/>
+        </w:rPr>
+      </w:pPr>
+      <w:r>
+        <w:rPr>
+          <w:b/>
+          <w:bCs/>
+          <w:szCs w:val="26"/>
+        </w:rPr>
+        <w:t>Thuộc tính bị ảnh hưởng chính:</w:t>
+      </w:r>
+      <w:r>
+        <w:rPr>
+          <w:szCs w:val="26"/>
+        </w:rPr>
+        <w:t xml:space="preserve"> Tính khả dụng (Availability) của dịch vụ thư điện tử và hạ tầng lưu trữ (hộp thư bị đầy, băng thông nghẽn, máy chủ mail quá tải tài nguyên RAM/CPU).</w:t>
+      </w:r>
+    </w:p>
+    <w:p>
+      <w:pPr>
+        <w:numPr>
+          <w:ilvl w:val="0"/>
+          <w:numId w:val="17"/>
+        </w:numPr>
+        <w:rPr>
+          <w:szCs w:val="26"/>
+        </w:rPr>
+      </w:pPr>
+      <w:r>
+        <w:rPr>
+          <w:b/>
+          <w:bCs/>
+          <w:szCs w:val="26"/>
+        </w:rPr>
+        <w:lastRenderedPageBreak/>
+        <w:t>2 chỉ số phù hợp để phát hiện hành vi bất thường:</w:t>
+      </w:r>
+    </w:p>
+    <w:p>
+      <w:pPr>
+        <w:numPr>
+          <w:ilvl w:val="1"/>
+          <w:numId w:val="17"/>
+        </w:numPr>
+        <w:rPr>
+          <w:szCs w:val="26"/>
+        </w:rPr>
+      </w:pPr>
+      <w:r>
+        <w:rPr>
+          <w:i/>
+          <w:iCs/>
+          <w:szCs w:val="26"/>
+        </w:rPr>
+        <w:t>Tần suất gửi từ cùng một nguồn trong thời gian ngắn (Sender Count / Rate):</w:t>
+      </w:r>
+      <w:r>
+        <w:rPr>
+          <w:szCs w:val="26"/>
+        </w:rPr>
+        <w:t xml:space="preserve"> Số lượng email gửi đến dồn dập từ cùng một địa chỉ người gửi (hoặc cùng một tên miền giả mạo) theo thống kê Group-Object Sender.</w:t>
+      </w:r>
+    </w:p>
+    <w:p>
+      <w:pPr>
+        <w:numPr>
+          <w:ilvl w:val="1"/>
+          <w:numId w:val="17"/>
+        </w:numPr>
+        <w:rPr>
+          <w:szCs w:val="26"/>
+        </w:rPr>
+      </w:pPr>
+      <w:r>
+        <w:rPr>
+          <w:i/>
+          <w:iCs/>
+          <w:szCs w:val="26"/>
+        </w:rPr>
+        <w:t>Tổng dung lượng và kích thước thư đột biến (Volume / SizeBytes):</w:t>
+      </w:r>
+      <w:r>
+        <w:rPr>
+          <w:szCs w:val="26"/>
+        </w:rPr>
+        <w:t xml:space="preserve"> Tổng dung lượng lưu lượng thư nhận được vượt ngưỡng dung lượng trung bình bình thường (thống kê Sum và Average của SizeBytes).</w:t>
+      </w:r>
+    </w:p>
+    <w:p>
+      <w:pPr>
+        <w:rPr>
+          <w:b/>
+          <w:bCs/>
+          <w:szCs w:val="26"/>
+        </w:rPr>
+      </w:pPr>
+      <w:r>
+        <w:rPr>
+          <w:b/>
+          <w:bCs/>
+          <w:szCs w:val="26"/>
+        </w:rPr>
+        <w:t>12. Ứng dụng của Sniffing và sự khác biệt HTTP vs HTTPS trong TH5</w:t>
+      </w:r>
+    </w:p>
+    <w:p>
+      <w:pPr>
+        <w:numPr>
+          <w:ilvl w:val="0"/>
+          <w:numId w:val="18"/>
+        </w:numPr>
+        <w:rPr>
+          <w:szCs w:val="26"/>
+        </w:rPr>
+      </w:pPr>
+      <w:r>
+        <w:rPr>
+          <w:b/>
+          <w:bCs/>
+          <w:szCs w:val="26"/>
+        </w:rPr>
+        <w:t>Mặt hợp pháp và bất hợp pháp:</w:t>
+      </w:r>
+    </w:p>
+    <w:p>
+      <w:pPr>
+        <w:numPr>
+          <w:ilvl w:val="1"/>
+          <w:numId w:val="18"/>
+        </w:numPr>
+        <w:rPr>
+          <w:szCs w:val="26"/>
+        </w:rPr>
+      </w:pPr>
+      <w:r>
+        <w:rPr>
+          <w:i/>
+          <w:iCs/>
+          <w:szCs w:val="26"/>
+        </w:rPr>
+        <w:t>Hợp pháp:</w:t>
+      </w:r>
+      <w:r>
+        <w:rPr>
+          <w:szCs w:val="26"/>
+        </w:rPr>
+        <w:t xml:space="preserve"> Dùng để kiểm tra hiệu năng mạng, gỡ lỗi kết nối (network troubleshooting), phát hiện xâm nhập (IDS/IPS) và phân tích mã độc bởi các kỹ sư mạng / bảo mật.</w:t>
+      </w:r>
+    </w:p>
+    <w:p>
+      <w:pPr>
+        <w:numPr>
+          <w:ilvl w:val="1"/>
+          <w:numId w:val="18"/>
+        </w:numPr>
+        <w:rPr>
+          <w:szCs w:val="26"/>
+        </w:rPr>
+      </w:pPr>
+      <w:r>
+        <w:rPr>
+          <w:i/>
+          <w:iCs/>
+          <w:szCs w:val="26"/>
+        </w:rPr>
+        <w:t>Bất hợp pháp:</w:t>
+      </w:r>
+      <w:r>
+        <w:rPr>
+          <w:szCs w:val="26"/>
+        </w:rPr>
+        <w:t xml:space="preserve"> Kẻ tấn công đặt card mạng ở chế độ hỗn tạp (promiscuous mode) trên mạng chia sẻ/Wi-Fi công cộng để thu trộm mật khẩu, token phiên hoặc dữ liệu nhạy cảm chưa mã hóa.</w:t>
+      </w:r>
+    </w:p>
+    <w:p>
+      <w:pPr>
+        <w:numPr>
+          <w:ilvl w:val="0"/>
+          <w:numId w:val="18"/>
+        </w:numPr>
+        <w:rPr>
+          <w:szCs w:val="26"/>
+        </w:rPr>
+      </w:pPr>
+      <w:r>
+        <w:rPr>
+          <w:b/>
+          <w:bCs/>
+          <w:szCs w:val="26"/>
+        </w:rPr>
+        <w:t>Minh họa qua hai lần bắt gói tin:</w:t>
+      </w:r>
+    </w:p>
+    <w:p>
+      <w:pPr>
+        <w:numPr>
+          <w:ilvl w:val="1"/>
+          <w:numId w:val="18"/>
+        </w:numPr>
+        <w:rPr>
+          <w:szCs w:val="26"/>
+        </w:rPr>
+      </w:pPr>
+      <w:r>
+        <w:rPr>
+          <w:i/>
+          <w:iCs/>
+          <w:szCs w:val="26"/>
+        </w:rPr>
+        <w:t>HTTP (Port 8080):</w:t>
+      </w:r>
+      <w:r>
+        <w:rPr>
+          <w:szCs w:val="26"/>
+        </w:rPr>
+        <w:t xml:space="preserve"> Dữ liệu truyền tải hoàn toàn là văn bản rõ (plaintext). Trên Wireshark đọc được toàn bộ đường dẫn URL, tham số và giá trị bí mật TRAINING_ONLY trong Request URI.</w:t>
+      </w:r>
+    </w:p>
+    <w:p>
+      <w:pPr>
+        <w:numPr>
+          <w:ilvl w:val="1"/>
+          <w:numId w:val="18"/>
+        </w:numPr>
+        <w:rPr>
+          <w:szCs w:val="26"/>
+        </w:rPr>
+      </w:pPr>
+      <w:r>
+        <w:rPr>
+          <w:i/>
+          <w:iCs/>
+          <w:szCs w:val="26"/>
+        </w:rPr>
+        <w:t>HTTPS (Port 443):</w:t>
+      </w:r>
+      <w:r>
+        <w:rPr>
+          <w:szCs w:val="26"/>
+        </w:rPr>
+        <w:t xml:space="preserve"> Toàn bộ nội dung gói tin ứng dụng (URL path, parameters, payload) đều đã được mã hóa bằng TLS. Wireshark chỉ nhìn thấy siêu dữ liệu kết nối (IP nguồn/đích, Port 443, thông tin bắt tay TLS Handshake) chứ không thể đọc nội dung dữ liệu bên trong.</w:t>
+      </w:r>
+    </w:p>
+    <w:p>
+      <w:pPr>
+        <w:rPr>
+          <w:b/>
+          <w:bCs/>
+          <w:szCs w:val="26"/>
+        </w:rPr>
+      </w:pPr>
+      <w:r>
+        <w:rPr>
+          <w:b/>
+          <w:bCs/>
+          <w:szCs w:val="26"/>
+        </w:rPr>
+        <w:lastRenderedPageBreak/>
+        <w:t>13. Các kỹ thuật Man-in-the-Middle và lý do không thực hiện chủ động trong bài lab</w:t>
+      </w:r>
+    </w:p>
+    <w:p>
+      <w:pPr>
+        <w:numPr>
+          <w:ilvl w:val="0"/>
+          <w:numId w:val="19"/>
+        </w:numPr>
+        <w:rPr>
+          <w:szCs w:val="26"/>
+        </w:rPr>
+      </w:pPr>
+      <w:r>
+        <w:rPr>
+          <w:b/>
+          <w:bCs/>
+          <w:szCs w:val="26"/>
+        </w:rPr>
+        <w:t>Khái niệm trong bối cảnh MITM:</w:t>
+      </w:r>
+    </w:p>
+    <w:p>
+      <w:pPr>
+        <w:numPr>
+          <w:ilvl w:val="1"/>
+          <w:numId w:val="19"/>
+        </w:numPr>
+        <w:rPr>
+          <w:szCs w:val="26"/>
+        </w:rPr>
+      </w:pPr>
+      <w:r>
+        <w:rPr>
+          <w:i/>
+          <w:iCs/>
+          <w:szCs w:val="26"/>
+        </w:rPr>
+        <w:t>Email Hijacking:</w:t>
+      </w:r>
+      <w:r>
+        <w:rPr>
+          <w:szCs w:val="26"/>
+        </w:rPr>
+        <w:t xml:space="preserve"> Kẻ tấn công can thiệp vào giữa luồng trao đổi email của hai bên để đọc lén hoặc chỉnh sửa nội dung/số tài khoản giao dịch.</w:t>
+      </w:r>
+    </w:p>
+    <w:p>
+      <w:pPr>
+        <w:numPr>
+          <w:ilvl w:val="1"/>
+          <w:numId w:val="19"/>
+        </w:numPr>
+        <w:rPr>
+          <w:szCs w:val="26"/>
+        </w:rPr>
+      </w:pPr>
+      <w:r>
+        <w:rPr>
+          <w:i/>
+          <w:iCs/>
+          <w:szCs w:val="26"/>
+        </w:rPr>
+        <w:t>Wi-Fi Eavesdropping:</w:t>
+      </w:r>
+      <w:r>
+        <w:rPr>
+          <w:szCs w:val="26"/>
+        </w:rPr>
+        <w:t xml:space="preserve"> Lợi dụng mạng Wi-Fi không mã hóa hoặc cấu hình Rogue AP (Evil Twin) để nghe lén lưu lượng của nạn nhân kết nối vào.</w:t>
+      </w:r>
+    </w:p>
+    <w:p>
+      <w:pPr>
+        <w:numPr>
+          <w:ilvl w:val="1"/>
+          <w:numId w:val="19"/>
+        </w:numPr>
+        <w:rPr>
+          <w:szCs w:val="26"/>
+        </w:rPr>
+      </w:pPr>
+      <w:r>
+        <w:rPr>
+          <w:i/>
+          <w:iCs/>
+          <w:szCs w:val="26"/>
+        </w:rPr>
+        <w:t>Session Hijacking:</w:t>
+      </w:r>
+      <w:r>
+        <w:rPr>
+          <w:szCs w:val="26"/>
+        </w:rPr>
+        <w:t xml:space="preserve"> Đánh cắp chuỗi session cookie/token xác thực hợp lệ để mạo danh phiên làm việc của người dùng mà không cần biết mật khẩu.</w:t>
+      </w:r>
+    </w:p>
+    <w:p>
+      <w:pPr>
+        <w:numPr>
+          <w:ilvl w:val="1"/>
+          <w:numId w:val="19"/>
+        </w:numPr>
+        <w:rPr>
+          <w:szCs w:val="26"/>
+        </w:rPr>
+      </w:pPr>
+      <w:r>
+        <w:rPr>
+          <w:i/>
+          <w:iCs/>
+          <w:szCs w:val="26"/>
+        </w:rPr>
+        <w:t>IP/DNS/HTTPS Spoofing:</w:t>
+      </w:r>
+      <w:r>
+        <w:rPr>
+          <w:szCs w:val="26"/>
+        </w:rPr>
+        <w:t xml:space="preserve"> Làm giả địa chỉ IP nguồn, đầu độc bản ghi phân giải tên miền (DNS Spoofing) hoặc giả mạo chứng chỉ số nhằm dẫn hướng người dùng sang hệ thống mạo danh.</w:t>
+      </w:r>
+    </w:p>
+    <w:p>
+      <w:pPr>
+        <w:numPr>
+          <w:ilvl w:val="0"/>
+          <w:numId w:val="19"/>
+        </w:numPr>
+        <w:rPr>
+          <w:szCs w:val="26"/>
+        </w:rPr>
+      </w:pPr>
+      <w:r>
+        <w:rPr>
+          <w:b/>
+          <w:bCs/>
+          <w:szCs w:val="26"/>
+        </w:rPr>
+        <w:t>Lý do không thực hiện chủ động trong bài lab:</w:t>
+      </w:r>
+      <w:r>
+        <w:rPr>
+          <w:szCs w:val="26"/>
+        </w:rPr>
+        <w:t xml:space="preserve"> Các kỹ thuật tấn công chuyển hướng mạng như ARP Poisoning, DNS Spoofing, Evil Twin đòi hỏi quyền can thiệp vào cấu trúc mạng và có thể gây nghẽn, làm sập hệ thống mạng phòng máy hoặc vi phạm pháp luật nếu lưu lượng lọt ra ngoài; do đó bài lab giới hạn phân tích thụ động trên loopback/máy cục bộ.</w:t>
+      </w:r>
+    </w:p>
+    <w:p>
+      <w:pPr>
+        <w:ind w:left="720" w:firstLine="0"/>
+        <w:rPr>
+          <w:b/>
+          <w:bCs/>
+          <w:szCs w:val="26"/>
+        </w:rPr>
+      </w:pPr>
+      <w:r>
+        <w:rPr>
+          <w:b/>
+          <w:bCs/>
+          <w:szCs w:val="26"/>
+        </w:rPr>
+        <w:t>14. Cơ chế bảo vệ của HTTPS, HSTS, VPN và 2 rủi ro không thể tự giải quyết</w:t>
+      </w:r>
+    </w:p>
+    <w:p>
+      <w:pPr>
+        <w:numPr>
+          <w:ilvl w:val="0"/>
+          <w:numId w:val="21"/>
+        </w:numPr>
+        <w:rPr>
+          <w:szCs w:val="26"/>
+        </w:rPr>
+      </w:pPr>
+      <w:r>
+        <w:rPr>
+          <w:b/>
+          <w:bCs/>
+          <w:szCs w:val="26"/>
+        </w:rPr>
+        <w:t>Cơ chế bảo vệ:</w:t>
+      </w:r>
+    </w:p>
+    <w:p>
+      <w:pPr>
+        <w:numPr>
+          <w:ilvl w:val="1"/>
+          <w:numId w:val="21"/>
+        </w:numPr>
+        <w:rPr>
+          <w:szCs w:val="26"/>
+        </w:rPr>
+      </w:pPr>
+      <w:r>
+        <w:rPr>
+          <w:i/>
+          <w:iCs/>
+          <w:szCs w:val="26"/>
+        </w:rPr>
+        <w:t>HTTPS:</w:t>
+      </w:r>
+      <w:r>
+        <w:rPr>
+          <w:szCs w:val="26"/>
+        </w:rPr>
+        <w:t xml:space="preserve"> Cung cấp tính năng mã hóa đường truyền (Confidentiality), xác thực máy chủ qua chứng chỉ số TLS (Authentication) và chống chỉnh sửa dữ liệu trên đường truyền (Integrity). </w:t>
+      </w:r>
+    </w:p>
+    <w:p>
+      <w:pPr>
+        <w:numPr>
+          <w:ilvl w:val="1"/>
+          <w:numId w:val="21"/>
+        </w:numPr>
+        <w:rPr>
+          <w:szCs w:val="26"/>
+        </w:rPr>
+      </w:pPr>
+      <w:r>
+        <w:rPr>
+          <w:i/>
+          <w:iCs/>
+          <w:szCs w:val="26"/>
+        </w:rPr>
+        <w:lastRenderedPageBreak/>
+        <w:t>HSTS (HTTP Strict Transport Security):</w:t>
+      </w:r>
+      <w:r>
+        <w:rPr>
+          <w:szCs w:val="26"/>
+        </w:rPr>
+        <w:t xml:space="preserve"> Ép trình duyệt luôn kết nối an toàn bằng HTTPS ngay từ lần đầu, vô hiệu hóa hoàn toàn kỹ thuật tấn công hạ cấp giao thức (SSL Stripping).</w:t>
+      </w:r>
+    </w:p>
+    <w:p>
+      <w:pPr>
+        <w:numPr>
+          <w:ilvl w:val="1"/>
+          <w:numId w:val="21"/>
+        </w:numPr>
+        <w:rPr>
+          <w:szCs w:val="26"/>
+        </w:rPr>
+      </w:pPr>
+      <w:r>
+        <w:rPr>
+          <w:i/>
+          <w:iCs/>
+          <w:szCs w:val="26"/>
+        </w:rPr>
+        <w:t>VPN:</w:t>
+      </w:r>
+      <w:r>
+        <w:rPr>
+          <w:szCs w:val="26"/>
+        </w:rPr>
+        <w:t xml:space="preserve"> Thiết lập đường hầm mã hóa (encrypted tunnel) bao bọc toàn bộ dữ liệu từ thiết bị đầu cuối tới máy chủ tập trung, ngăn chặn các cuộc nghe lén trên mạng trung gian (như Wi-Fi công cộng). </w:t>
+      </w:r>
+    </w:p>
+    <w:p>
+      <w:pPr>
+        <w:numPr>
+          <w:ilvl w:val="0"/>
+          <w:numId w:val="21"/>
+        </w:numPr>
+        <w:rPr>
+          <w:szCs w:val="26"/>
+        </w:rPr>
+      </w:pPr>
+      <w:r>
+        <w:rPr>
+          <w:b/>
+          <w:bCs/>
+          <w:szCs w:val="26"/>
+        </w:rPr>
+        <w:t>2 rủi ro không thể tự giải quyết:</w:t>
+      </w:r>
+    </w:p>
+    <w:p>
+      <w:pPr>
+        <w:numPr>
+          <w:ilvl w:val="1"/>
+          <w:numId w:val="22"/>
+        </w:numPr>
+        <w:rPr>
+          <w:szCs w:val="26"/>
+        </w:rPr>
+      </w:pPr>
+      <w:r>
+        <w:rPr>
+          <w:i/>
+          <w:iCs/>
+          <w:szCs w:val="26"/>
+        </w:rPr>
+        <w:t>Thiết bị đầu cuối bị thỏa hiệp (Endpoint Compromise):</w:t>
+      </w:r>
+      <w:r>
+        <w:rPr>
+          <w:szCs w:val="26"/>
+        </w:rPr>
+        <w:t xml:space="preserve"> Nếu máy tính bị cài mã độc, Keylogger hoặc bị chiếm quyền điều khiển, dữ liệu sẽ bị đánh cắp trực tiếp từ bộ nhớ hoặc bàn phím trước khi được mã hóa gửi đi. </w:t>
+      </w:r>
+    </w:p>
+    <w:p>
+      <w:pPr>
+        <w:numPr>
+          <w:ilvl w:val="1"/>
+          <w:numId w:val="22"/>
+        </w:numPr>
+        <w:rPr>
+          <w:szCs w:val="26"/>
+        </w:rPr>
+      </w:pPr>
+      <w:r>
+        <w:rPr>
+          <w:i/>
+          <w:iCs/>
+          <w:szCs w:val="26"/>
+        </w:rPr>
+        <w:t>Tấn công phi kỹ thuật / Lừa đảo (Phishing):</w:t>
+      </w:r>
+      <w:r>
+        <w:rPr>
+          <w:szCs w:val="26"/>
+        </w:rPr>
+        <w:t xml:space="preserve"> Nếu nạn nhân truy cập vào một trang web giả mạo do kẻ xấu dựng sẵn (dù trang đó vẫn có chứng chỉ HTTPS hợp lệ) và tự tay điền mật khẩu, các giải pháp mã hóa mạng không thể ngăn được việc rò rỉ thông tin. </w:t>
+      </w:r>
+    </w:p>
+    <w:p>
+      <w:pPr>
+        <w:ind w:left="720" w:firstLine="0"/>
+        <w:rPr>
+          <w:b/>
+          <w:bCs/>
+          <w:szCs w:val="26"/>
+        </w:rPr>
+      </w:pPr>
+      <w:r>
+        <w:rPr>
+          <w:b/>
+          <w:bCs/>
+          <w:szCs w:val="26"/>
+        </w:rPr>
+        <w:t>15. Phân biệt Spoofing ở lớp IP, DNS và Website/Domain</w:t>
+      </w:r>
+    </w:p>
+    <w:p>
+      <w:pPr>
+        <w:numPr>
+          <w:ilvl w:val="0"/>
+          <w:numId w:val="23"/>
+        </w:numPr>
+        <w:rPr>
+          <w:szCs w:val="26"/>
+        </w:rPr>
+      </w:pPr>
+      <w:r>
+        <w:rPr>
+          <w:b/>
+          <w:bCs/>
+          <w:szCs w:val="26"/>
+        </w:rPr>
+        <w:t>Lớp IP (IP Spoofing):</w:t>
+      </w:r>
+    </w:p>
+    <w:p>
+      <w:pPr>
+        <w:numPr>
+          <w:ilvl w:val="1"/>
+          <w:numId w:val="23"/>
+        </w:numPr>
+        <w:rPr>
+          <w:szCs w:val="26"/>
+        </w:rPr>
+      </w:pPr>
+      <w:r>
+        <w:rPr>
+          <w:i/>
+          <w:iCs/>
+          <w:szCs w:val="26"/>
+        </w:rPr>
+        <w:t>Bản chất:</w:t>
+      </w:r>
+      <w:r>
+        <w:rPr>
+          <w:szCs w:val="26"/>
+        </w:rPr>
+        <w:t xml:space="preserve"> Giả mạo địa chỉ IP nguồn trong tiêu đề gói tin IP để che giấu nguồn gốc hoặc mạo danh máy trạm tin cậy.</w:t>
+      </w:r>
+    </w:p>
+    <w:p>
+      <w:pPr>
+        <w:numPr>
+          <w:ilvl w:val="1"/>
+          <w:numId w:val="23"/>
+        </w:numPr>
+        <w:rPr>
+          <w:szCs w:val="26"/>
+        </w:rPr>
+      </w:pPr>
+      <w:r>
+        <w:rPr>
+          <w:i/>
+          <w:iCs/>
+          <w:szCs w:val="26"/>
+        </w:rPr>
+        <w:t>Kiểm soát/Bằng chứng:</w:t>
+      </w:r>
+      <w:r>
+        <w:rPr>
+          <w:szCs w:val="26"/>
+        </w:rPr>
+        <w:t xml:space="preserve"> Cấu hình Ingress/Egress Filtering trên Router/Firewall (theo chuẩn BCP 38), phân tích bất thường gói tin trên Wireshark (bất thường về TTL, MAC nguồn không khớp). </w:t>
+      </w:r>
+    </w:p>
+    <w:p>
+      <w:pPr>
+        <w:numPr>
+          <w:ilvl w:val="0"/>
+          <w:numId w:val="23"/>
+        </w:numPr>
+        <w:rPr>
+          <w:szCs w:val="26"/>
+        </w:rPr>
+      </w:pPr>
+      <w:r>
+        <w:rPr>
+          <w:b/>
+          <w:bCs/>
+          <w:szCs w:val="26"/>
+        </w:rPr>
+        <w:t>Lớp DNS (DNS Spoofing / Cache Poisoning):</w:t>
+      </w:r>
+    </w:p>
+    <w:p>
+      <w:pPr>
+        <w:numPr>
+          <w:ilvl w:val="1"/>
+          <w:numId w:val="23"/>
+        </w:numPr>
+        <w:rPr>
+          <w:szCs w:val="26"/>
+        </w:rPr>
+      </w:pPr>
+      <w:r>
+        <w:rPr>
+          <w:i/>
+          <w:iCs/>
+          <w:szCs w:val="26"/>
+        </w:rPr>
+        <w:t>Bản chất:</w:t>
+      </w:r>
+      <w:r>
+        <w:rPr>
+          <w:szCs w:val="26"/>
+        </w:rPr>
+        <w:t xml:space="preserve"> Chèn các bản ghi phân giải IP giả mạo vào bộ nhớ đệm của DNS Resolver nhằm dẫn người dùng tới địa chỉ IP độc hại.</w:t>
+      </w:r>
+    </w:p>
+    <w:p>
+      <w:pPr>
+        <w:numPr>
+          <w:ilvl w:val="1"/>
+          <w:numId w:val="23"/>
+        </w:numPr>
+        <w:rPr>
+          <w:szCs w:val="26"/>
+        </w:rPr>
+      </w:pPr>
+      <w:r>
+        <w:rPr>
+          <w:i/>
+          <w:iCs/>
+          <w:szCs w:val="26"/>
+        </w:rPr>
+        <w:lastRenderedPageBreak/>
+        <w:t>Kiểm soát/Bằng chứng:</w:t>
+      </w:r>
+      <w:r>
+        <w:rPr>
+          <w:szCs w:val="26"/>
+        </w:rPr>
+        <w:t xml:space="preserve"> Triển khai DNSSEC (DNS Security Extensions) để xác thực tính toàn vẹn bản ghi; kiểm tra log truy vấn DNS tại Endpoint/DNS Server.</w:t>
+      </w:r>
+    </w:p>
+    <w:p>
+      <w:pPr>
+        <w:numPr>
+          <w:ilvl w:val="0"/>
+          <w:numId w:val="23"/>
+        </w:numPr>
+        <w:rPr>
+          <w:szCs w:val="26"/>
+        </w:rPr>
+      </w:pPr>
+      <w:r>
+        <w:rPr>
+          <w:b/>
+          <w:bCs/>
+          <w:szCs w:val="26"/>
+        </w:rPr>
+        <w:t>Lớp Website / Domain (Typosquatting / Domain Spoofing):</w:t>
+      </w:r>
+    </w:p>
+    <w:p>
+      <w:pPr>
+        <w:numPr>
+          <w:ilvl w:val="1"/>
+          <w:numId w:val="23"/>
+        </w:numPr>
+        <w:rPr>
+          <w:szCs w:val="26"/>
+        </w:rPr>
+      </w:pPr>
+      <w:r>
+        <w:rPr>
+          <w:i/>
+          <w:iCs/>
+          <w:szCs w:val="26"/>
+        </w:rPr>
+        <w:t>Bản chất:</w:t>
+      </w:r>
+      <w:r>
+        <w:rPr>
+          <w:szCs w:val="26"/>
+        </w:rPr>
+        <w:t xml:space="preserve"> Tạo lập website với tên miền gần giống tên miền thật (ví dụ thay chữ 'l' bằng số '1') để lừa người dùng nhập thông tin xác thực.</w:t>
+      </w:r>
+    </w:p>
+    <w:p>
+      <w:pPr>
+        <w:numPr>
+          <w:ilvl w:val="1"/>
+          <w:numId w:val="23"/>
+        </w:numPr>
+        <w:rPr>
+          <w:szCs w:val="26"/>
+        </w:rPr>
+      </w:pPr>
+      <w:r>
+        <w:rPr>
+          <w:i/>
+          <w:iCs/>
+          <w:szCs w:val="26"/>
+        </w:rPr>
+        <w:t>Kiểm soát/Bằng chứng:</w:t>
+      </w:r>
+      <w:r>
+        <w:rPr>
+          <w:szCs w:val="26"/>
+        </w:rPr>
+        <w:t xml:space="preserve"> Kiểm tra chứng chỉ số SSL/TLS (tên miền sở hữu), phân tích tiêu đề URL, áp dụng giải pháp lọc web danh tiếng (Web Reputation Filtering). </w:t>
+      </w:r>
+    </w:p>
+    <w:p>
+      <w:pPr>
+        <w:ind w:left="720" w:firstLine="0"/>
+        <w:rPr>
+          <w:b/>
+          <w:bCs/>
+          <w:szCs w:val="26"/>
+        </w:rPr>
+      </w:pPr>
+      <w:r>
+        <w:rPr>
+          <w:b/>
+          <w:bCs/>
+          <w:szCs w:val="26"/>
+        </w:rPr>
+        <w:t>16. Phân biệt 6 kỹ thuật Social Engineering từ file social_engineering_cases.csv</w:t>
+      </w:r>
+    </w:p>
+    <w:p>
+      <w:pPr>
+        <w:numPr>
+          <w:ilvl w:val="0"/>
+          <w:numId w:val="24"/>
+        </w:numPr>
+        <w:rPr>
+          <w:szCs w:val="26"/>
+        </w:rPr>
+      </w:pPr>
+      <w:r>
+        <w:rPr>
+          <w:b/>
+          <w:bCs/>
+          <w:szCs w:val="26"/>
+        </w:rPr>
+        <w:t>Phishing:</w:t>
+      </w:r>
+      <w:r>
+        <w:rPr>
+          <w:szCs w:val="26"/>
+        </w:rPr>
+        <w:t xml:space="preserve"> Hình thức lừa đảo gửi thông điệp hàng loạt (thường qua email) giả danh các tổ chức uy tín nhằm lừa số đông nạn nhân cung cấp thông tin nhạy cảm. </w:t>
+      </w:r>
+    </w:p>
+    <w:p>
+      <w:pPr>
+        <w:numPr>
+          <w:ilvl w:val="0"/>
+          <w:numId w:val="24"/>
+        </w:numPr>
+        <w:rPr>
+          <w:szCs w:val="26"/>
+        </w:rPr>
+      </w:pPr>
+      <w:r>
+        <w:rPr>
+          <w:b/>
+          <w:bCs/>
+          <w:szCs w:val="26"/>
+        </w:rPr>
+        <w:t>Spear Phishing:</w:t>
+      </w:r>
+      <w:r>
+        <w:rPr>
+          <w:szCs w:val="26"/>
+        </w:rPr>
+        <w:t xml:space="preserve"> Tấn công lừa đảo được thiết kế riêng biệt, nhắm mục tiêu chính xác vào một cá nhân, chức danh hoặc tổ chức cụ thể dựa trên việc thu thập thông tin cá nhân hóa từ trước. </w:t>
+      </w:r>
+    </w:p>
+    <w:p>
+      <w:pPr>
+        <w:numPr>
+          <w:ilvl w:val="0"/>
+          <w:numId w:val="24"/>
+        </w:numPr>
+        <w:rPr>
+          <w:szCs w:val="26"/>
+        </w:rPr>
+      </w:pPr>
+      <w:r>
+        <w:rPr>
+          <w:b/>
+          <w:bCs/>
+          <w:szCs w:val="26"/>
+        </w:rPr>
+        <w:t>Watering Hole:</w:t>
+      </w:r>
+      <w:r>
+        <w:rPr>
+          <w:szCs w:val="26"/>
+        </w:rPr>
+        <w:t xml:space="preserve"> Kẻ tấn công xâm nhập và cài mã độc vào một trang web hợp pháp mà đối tượng mục tiêu thường xuyên truy cập, chờ đợi nạn nhân vào trang để lây nhiễm máy tính. </w:t>
+      </w:r>
+    </w:p>
+    <w:p>
+      <w:pPr>
+        <w:numPr>
+          <w:ilvl w:val="0"/>
+          <w:numId w:val="24"/>
+        </w:numPr>
+        <w:rPr>
+          <w:szCs w:val="26"/>
+        </w:rPr>
+      </w:pPr>
+      <w:r>
+        <w:rPr>
+          <w:b/>
+          <w:bCs/>
+          <w:szCs w:val="26"/>
+        </w:rPr>
+        <w:t>Pretexting:</w:t>
+      </w:r>
+      <w:r>
+        <w:rPr>
+          <w:szCs w:val="26"/>
+        </w:rPr>
+        <w:t xml:space="preserve"> Kẻ tấn công tạo dựng một kịch bản giả định hoàn hảo (ví dụ đóng vai nhân viên hỗ trợ kỹ thuật IT, kiểm toán viên) để xây dựng lòng tin và dẫn dụ nạn nhân cung cấp thông tin hoặc cấp quyền truy cập. </w:t>
+      </w:r>
+    </w:p>
+    <w:p>
+      <w:pPr>
+        <w:numPr>
+          <w:ilvl w:val="0"/>
+          <w:numId w:val="24"/>
+        </w:numPr>
+        <w:rPr>
+          <w:szCs w:val="26"/>
+        </w:rPr>
+      </w:pPr>
+      <w:r>
+        <w:rPr>
+          <w:b/>
+          <w:bCs/>
+          <w:szCs w:val="26"/>
+        </w:rPr>
+        <w:t>Baiting:</w:t>
+      </w:r>
+      <w:r>
+        <w:rPr>
+          <w:szCs w:val="26"/>
+        </w:rPr>
+        <w:t xml:space="preserve"> Sử dụng "mồi nhử" hấp dẫn (ví dụ: cắm thẻ USB có dán nhãn "Bảng lương", cung cấp link tải tài liệu miễn phí) để kích thích sự tò mò hoặc lòng tham của nạn nhân, khiến họ vô tình tự chạy mã độc. </w:t>
+      </w:r>
+    </w:p>
+    <w:p>
+      <w:pPr>
+        <w:numPr>
+          <w:ilvl w:val="0"/>
+          <w:numId w:val="24"/>
+        </w:numPr>
+        <w:rPr>
+          <w:szCs w:val="26"/>
+        </w:rPr>
+      </w:pPr>
+      <w:r>
+        <w:rPr>
+          <w:b/>
+          <w:bCs/>
+          <w:szCs w:val="26"/>
+        </w:rPr>
+        <w:lastRenderedPageBreak/>
+        <w:t>Quid Pro Quo:</w:t>
+      </w:r>
+      <w:r>
+        <w:rPr>
+          <w:szCs w:val="26"/>
+        </w:rPr>
+        <w:t xml:space="preserve"> Kẻ tấn công đưa ra một lời hứa hẹn sẽ mang lại một lợi ích, dịch vụ hỗ trợ cụ thể để đổi lấy dữ liệu hoặc quyền hạn từ phía nạn nhân (ví dụ: gọi điện nhận hỗ trợ sửa lỗi máy tính để đòi mật khẩu quản trị). </w:t>
+      </w:r>
+    </w:p>
+    <w:p>
+      <w:pPr>
+        <w:ind w:left="720" w:firstLine="0"/>
+        <w:rPr>
+          <w:b/>
+          <w:bCs/>
+          <w:szCs w:val="26"/>
+        </w:rPr>
+      </w:pPr>
+      <w:r>
+        <w:rPr>
+          <w:b/>
+          <w:bCs/>
+          <w:szCs w:val="26"/>
+        </w:rPr>
+        <w:t>17. Các chỉ dấu nhận diện trong mẫu email phishing_email.txt</w:t>
+      </w:r>
+    </w:p>
+    <w:p>
+      <w:pPr>
+        <w:numPr>
+          <w:ilvl w:val="0"/>
+          <w:numId w:val="25"/>
+        </w:numPr>
+        <w:rPr>
+          <w:szCs w:val="26"/>
+        </w:rPr>
+      </w:pPr>
+      <w:r>
+        <w:rPr>
+          <w:b/>
+          <w:bCs/>
+          <w:szCs w:val="26"/>
+        </w:rPr>
+        <w:t>Uy tín giả (False Authority):</w:t>
+      </w:r>
+      <w:r>
+        <w:rPr>
+          <w:szCs w:val="26"/>
+        </w:rPr>
+        <w:t xml:space="preserve"> Giả danh quản trị viên hệ thống, bộ phận IT Helpdesk hoặc ban điều hành để tạo cảm giác quyền lực và bắt buộc phải nghe theo. </w:t>
+      </w:r>
+    </w:p>
+    <w:p>
+      <w:pPr>
+        <w:numPr>
+          <w:ilvl w:val="0"/>
+          <w:numId w:val="25"/>
+        </w:numPr>
+        <w:rPr>
+          <w:szCs w:val="26"/>
+        </w:rPr>
+      </w:pPr>
+      <w:r>
+        <w:rPr>
+          <w:b/>
+          <w:bCs/>
+          <w:szCs w:val="26"/>
+        </w:rPr>
+        <w:t>Khẩn cấp (Urgency):</w:t>
+      </w:r>
+      <w:r>
+        <w:rPr>
+          <w:szCs w:val="26"/>
+        </w:rPr>
+        <w:t xml:space="preserve"> Đưa ra cảnh báo tài khoản sắp bị khóa trong vòng 24 giờ nếu không hành động ngay lập tức, nhằm gây áp lực tâm lý khiến người dùng mất cảnh giác. </w:t>
+      </w:r>
+    </w:p>
+    <w:p>
+      <w:pPr>
+        <w:numPr>
+          <w:ilvl w:val="0"/>
+          <w:numId w:val="25"/>
+        </w:numPr>
+        <w:rPr>
+          <w:szCs w:val="26"/>
+        </w:rPr>
+      </w:pPr>
+      <w:r>
+        <w:rPr>
+          <w:b/>
+          <w:bCs/>
+          <w:szCs w:val="26"/>
+        </w:rPr>
+        <w:t>Domain bất thường:</w:t>
+      </w:r>
+      <w:r>
+        <w:rPr>
+          <w:szCs w:val="26"/>
+        </w:rPr>
+        <w:t xml:space="preserve"> Địa chỉ email người gửi có tên miền không khớp với tổ chức chính thống (hoặc dùng các tên miền thử nghiệm như .example, .invalid trong kịch bản lab). </w:t>
+      </w:r>
+    </w:p>
+    <w:p>
+      <w:pPr>
+        <w:numPr>
+          <w:ilvl w:val="0"/>
+          <w:numId w:val="25"/>
+        </w:numPr>
+        <w:rPr>
+          <w:szCs w:val="26"/>
+        </w:rPr>
+      </w:pPr>
+      <w:r>
+        <w:rPr>
+          <w:b/>
+          <w:bCs/>
+          <w:szCs w:val="26"/>
+        </w:rPr>
+        <w:t>Reply-To khác From:</w:t>
+      </w:r>
+      <w:r>
+        <w:rPr>
+          <w:szCs w:val="26"/>
+        </w:rPr>
+        <w:t xml:space="preserve"> Trường Reply-To trỏ về một hộp thư cá nhân hoặc dịch vụ thư khác hoàn toàn so với địa chỉ hiển thị ở trường From, nhằm thu thập phản hồi về tay kẻ tấn công. </w:t>
+      </w:r>
+    </w:p>
+    <w:p>
+      <w:pPr>
+        <w:numPr>
+          <w:ilvl w:val="0"/>
+          <w:numId w:val="25"/>
+        </w:numPr>
+        <w:rPr>
+          <w:szCs w:val="26"/>
+        </w:rPr>
+      </w:pPr>
+      <w:r>
+        <w:rPr>
+          <w:b/>
+          <w:bCs/>
+          <w:szCs w:val="26"/>
+        </w:rPr>
+        <w:t>Yêu cầu thông tin xác thực (Credential Request):</w:t>
+      </w:r>
+      <w:r>
+        <w:rPr>
+          <w:szCs w:val="26"/>
+        </w:rPr>
+        <w:t xml:space="preserve"> Chứa các liên kết độc hại thúc giục người dùng bấm vào để "xác minh tài khoản" hoặc "cập nhật lại mật khẩu". </w:t>
+      </w:r>
+    </w:p>
+    <w:p>
+      <w:pPr>
+        <w:ind w:left="720" w:firstLine="0"/>
+        <w:rPr>
+          <w:b/>
+          <w:bCs/>
+          <w:szCs w:val="26"/>
+        </w:rPr>
+      </w:pPr>
+      <w:r>
+        <w:rPr>
+          <w:b/>
+          <w:bCs/>
+          <w:szCs w:val="26"/>
+        </w:rPr>
+        <w:t>18. Quy trình Ứng phó sự cố (Incident Response) cho Endpoint nghi nhiễm Backdoor/Keylogger</w:t>
+      </w:r>
+    </w:p>
+    <w:p>
+      <w:pPr>
+        <w:numPr>
+          <w:ilvl w:val="0"/>
+          <w:numId w:val="26"/>
+        </w:numPr>
+        <w:rPr>
+          <w:szCs w:val="26"/>
+        </w:rPr>
+      </w:pPr>
+      <w:r>
+        <w:rPr>
+          <w:b/>
+          <w:bCs/>
+          <w:szCs w:val="26"/>
+        </w:rPr>
+        <w:t>Triage (Sàng lọc):</w:t>
+      </w:r>
+      <w:r>
+        <w:rPr>
+          <w:szCs w:val="26"/>
+        </w:rPr>
+        <w:t xml:space="preserve"> Tiếp nhận cảnh báo, xác định mức độ ưu tiên, kiểm tra sơ bộ các dấu hiệu nghi ngờ (tiến trình lạ, cảnh báo từ Antivirus/EDR, kết nối cổng bất thường). </w:t>
+      </w:r>
+    </w:p>
+    <w:p>
+      <w:pPr>
+        <w:numPr>
+          <w:ilvl w:val="0"/>
+          <w:numId w:val="26"/>
+        </w:numPr>
+        <w:rPr>
+          <w:szCs w:val="26"/>
+        </w:rPr>
+      </w:pPr>
+      <w:r>
+        <w:rPr>
+          <w:b/>
+          <w:bCs/>
+          <w:szCs w:val="26"/>
+        </w:rPr>
+        <w:t>Preserve Evidence (Bảo tồn bằng chứng):</w:t>
+      </w:r>
+      <w:r>
+        <w:rPr>
+          <w:szCs w:val="26"/>
+        </w:rPr>
+        <w:t xml:space="preserve"> Thu thập dữ liệu dễ biến động trước (đóng băng RAM, lưu log hệ thống Event Log, chụp snapshot máy ảo, trích xuất cấu hình Autoruns/Sysmon và tính mã băm SHA-256 các bằng chứng). </w:t>
+      </w:r>
+    </w:p>
+    <w:p>
+      <w:pPr>
+        <w:numPr>
+          <w:ilvl w:val="0"/>
+          <w:numId w:val="26"/>
+        </w:numPr>
+        <w:rPr>
+          <w:szCs w:val="26"/>
+        </w:rPr>
+      </w:pPr>
+      <w:r>
+        <w:rPr>
+          <w:b/>
+          <w:bCs/>
+          <w:szCs w:val="26"/>
+        </w:rPr>
+        <w:lastRenderedPageBreak/>
+        <w:t>Contain (Cô lập):</w:t>
+      </w:r>
+      <w:r>
+        <w:rPr>
+          <w:szCs w:val="26"/>
+        </w:rPr>
+        <w:t xml:space="preserve"> Tách máy trạm bị nghi ngờ ra khỏi mạng nội bộ (ngắt card mạng, cách ly logic trên tường lửa) nhằm chặn việc gửi dữ liệu ra ngoài và ngăn lây lan sang các máy tính khác.</w:t>
+      </w:r>
+    </w:p>
+    <w:p>
+      <w:pPr>
+        <w:numPr>
+          <w:ilvl w:val="0"/>
+          <w:numId w:val="26"/>
+        </w:numPr>
+        <w:rPr>
+          <w:szCs w:val="26"/>
+        </w:rPr>
+      </w:pPr>
+      <w:r>
+        <w:rPr>
+          <w:b/>
+          <w:bCs/>
+          <w:szCs w:val="26"/>
+        </w:rPr>
+        <w:t>Credential Action (Xử lý tài khoản):</w:t>
+      </w:r>
+      <w:r>
+        <w:rPr>
+          <w:szCs w:val="26"/>
+        </w:rPr>
+        <w:t xml:space="preserve"> Thu hồi toàn bộ các phiên làm việc (Revoke Sessions), đặt lại mật khẩu và reset khóa xác thực cho tất cả các tài khoản từng đăng nhập trên máy trạm bị nhiễm. </w:t>
+      </w:r>
+    </w:p>
+    <w:p>
+      <w:pPr>
+        <w:numPr>
+          <w:ilvl w:val="0"/>
+          <w:numId w:val="26"/>
+        </w:numPr>
+        <w:rPr>
+          <w:szCs w:val="26"/>
+        </w:rPr>
+      </w:pPr>
+      <w:r>
+        <w:rPr>
+          <w:b/>
+          <w:bCs/>
+          <w:szCs w:val="26"/>
+        </w:rPr>
+        <w:t>Eradicate (Loại bỏ):</w:t>
+      </w:r>
+      <w:r>
+        <w:rPr>
+          <w:szCs w:val="26"/>
+        </w:rPr>
+        <w:t xml:space="preserve"> Gỡ bỏ hoàn toàn mã độc, xóa các entry tự khởi động (Run key, Scheduled Tasks độc hại), hủy các tài khoản backdoor và vá các lỗ hổng đã bị lợi dụng để xâm nhập. </w:t>
+      </w:r>
+    </w:p>
+    <w:p>
+      <w:pPr>
+        <w:numPr>
+          <w:ilvl w:val="0"/>
+          <w:numId w:val="26"/>
+        </w:numPr>
+        <w:rPr>
+          <w:szCs w:val="26"/>
+        </w:rPr>
+      </w:pPr>
+      <w:r>
+        <w:rPr>
+          <w:b/>
+          <w:bCs/>
+          <w:szCs w:val="26"/>
+        </w:rPr>
+        <w:t>Recover (Khôi phục):</w:t>
+      </w:r>
+      <w:r>
+        <w:rPr>
+          <w:szCs w:val="26"/>
+        </w:rPr>
+        <w:t xml:space="preserve"> Khôi phục hệ thống từ các bản sao lưu sạch (Snapshot an toàn), kiểm tra tính toàn vẹn của tệp hệ điều hành và kết nối lại máy vào môi trường hoạt động. </w:t>
+      </w:r>
+    </w:p>
+    <w:p>
+      <w:pPr>
+        <w:numPr>
+          <w:ilvl w:val="0"/>
+          <w:numId w:val="26"/>
+        </w:numPr>
+        <w:rPr>
+          <w:szCs w:val="26"/>
+        </w:rPr>
+      </w:pPr>
+      <w:r>
+        <w:rPr>
+          <w:b/>
+          <w:bCs/>
+          <w:szCs w:val="26"/>
+        </w:rPr>
+        <w:t>Monitor (Giám sát):</w:t>
+      </w:r>
+      <w:r>
+        <w:rPr>
+          <w:szCs w:val="26"/>
+        </w:rPr>
+        <w:t xml:space="preserve"> Thiết lập giám sát tăng cường trong thời gian tiếp theo, theo dõi chặt chẽ lưu lượng mạng và log xác thực để đảm bảo mối đe dọa không tái phát. </w:t>
+      </w:r>
+    </w:p>
+    <w:p>
+      <w:pPr>
+        <w:ind w:left="720" w:firstLine="0"/>
+        <w:rPr>
+          <w:b/>
+          <w:bCs/>
+          <w:szCs w:val="26"/>
+        </w:rPr>
+      </w:pPr>
+      <w:r>
+        <w:rPr>
+          <w:b/>
+          <w:bCs/>
+          <w:szCs w:val="26"/>
+        </w:rPr>
+        <w:t>19. Vai trò của mã băm SHA-256 đối với tính toàn vẹn của Evidence</w:t>
+      </w:r>
+    </w:p>
+    <w:p>
+      <w:pPr>
+        <w:numPr>
+          <w:ilvl w:val="0"/>
+          <w:numId w:val="27"/>
+        </w:numPr>
+        <w:rPr>
+          <w:szCs w:val="26"/>
+        </w:rPr>
+      </w:pPr>
+      <w:r>
+        <w:rPr>
+          <w:b/>
+          <w:bCs/>
+          <w:szCs w:val="26"/>
+        </w:rPr>
+        <w:t>SHA-256 chứng minh được:</w:t>
+      </w:r>
+      <w:r>
+        <w:rPr>
+          <w:szCs w:val="26"/>
+        </w:rPr>
+        <w:t xml:space="preserve"> Tính toàn vẹn (Integrity) của các tệp bằng chứng. Nó đảm bảo rằng dữ liệu kể từ thời điểm tính mã băm cho đến khi nộp báo cáo không hề bị can thiệp, chỉnh sửa, thêm bớt hay hư hỏng. </w:t>
+      </w:r>
+    </w:p>
+    <w:p>
+      <w:pPr>
+        <w:numPr>
+          <w:ilvl w:val="0"/>
+          <w:numId w:val="27"/>
+        </w:numPr>
+        <w:rPr>
+          <w:szCs w:val="26"/>
+        </w:rPr>
+      </w:pPr>
+      <w:r>
+        <w:rPr>
+          <w:b/>
+          <w:bCs/>
+          <w:szCs w:val="26"/>
+        </w:rPr>
+        <w:t>SHA-256 không chứng minh được:</w:t>
+      </w:r>
+      <w:r>
+        <w:rPr>
+          <w:szCs w:val="26"/>
+        </w:rPr>
+        <w:t xml:space="preserve"> Tính chân thực về nguồn gốc (Authenticity) hay tính chính xác về mặt nội dung (Accuracy/Validity). Nếu người thu thập ghi nhận sai thông tin hoặc đưa một file giả mạo vào thư mục ngay từ đầu thì chuỗi SHA-256 vẫn được tạo ra bình thường, nhưng nội dung tệp đó vẫn là sai sự thật. </w:t>
+      </w:r>
+    </w:p>
+    <w:p>
+      <w:pPr>
+        <w:ind w:left="720" w:firstLine="0"/>
+        <w:rPr>
+          <w:b/>
+          <w:bCs/>
+          <w:szCs w:val="26"/>
+        </w:rPr>
+      </w:pPr>
+      <w:r>
+        <w:rPr>
+          <w:b/>
+          <w:bCs/>
+          <w:szCs w:val="26"/>
+        </w:rPr>
+        <w:t>20. Đề xuất mô hình Phòng thủ chiều sâu (Defense-in-Depth) cho máy tính kế toán/quản trị</w:t>
+      </w:r>
+    </w:p>
+    <w:p>
+      <w:pPr>
+        <w:numPr>
+          <w:ilvl w:val="0"/>
+          <w:numId w:val="28"/>
+        </w:numPr>
+        <w:rPr>
+          <w:szCs w:val="26"/>
+        </w:rPr>
+      </w:pPr>
+      <w:r>
+        <w:rPr>
+          <w:b/>
+          <w:bCs/>
+          <w:szCs w:val="26"/>
+        </w:rPr>
+        <w:lastRenderedPageBreak/>
+        <w:t>Endpoint Protection:</w:t>
+      </w:r>
+      <w:r>
+        <w:rPr>
+          <w:szCs w:val="26"/>
+        </w:rPr>
+        <w:t xml:space="preserve"> Kích hoạt Microsoft Defender Antivirus với chế độ Real-time Protection, Tamper Protection, và tích hợp giải pháp Endpoint Detection &amp; Response (EDR). </w:t>
+      </w:r>
+    </w:p>
+    <w:p>
+      <w:pPr>
+        <w:numPr>
+          <w:ilvl w:val="0"/>
+          <w:numId w:val="28"/>
+        </w:numPr>
+        <w:rPr>
+          <w:szCs w:val="26"/>
+        </w:rPr>
+      </w:pPr>
+      <w:r>
+        <w:rPr>
+          <w:b/>
+          <w:bCs/>
+          <w:szCs w:val="26"/>
+        </w:rPr>
+        <w:t>Least Privilege:</w:t>
+      </w:r>
+      <w:r>
+        <w:rPr>
+          <w:szCs w:val="26"/>
+        </w:rPr>
+        <w:t xml:space="preserve"> Người dùng chỉ sử dụng tài khoản Standard (người dùng tiêu chuẩn) cho công việc hàng ngày; chỉ sử dụng tài khoản Admin khi thật sự cần bảo trì hệ thống và có cơ chế giám sát (Privileged Access Management). </w:t>
+      </w:r>
+    </w:p>
+    <w:p>
+      <w:pPr>
+        <w:numPr>
+          <w:ilvl w:val="0"/>
+          <w:numId w:val="28"/>
+        </w:numPr>
+        <w:rPr>
+          <w:szCs w:val="26"/>
+        </w:rPr>
+      </w:pPr>
+      <w:r>
+        <w:rPr>
+          <w:b/>
+          <w:bCs/>
+          <w:szCs w:val="26"/>
+        </w:rPr>
+        <w:t>Application Control:</w:t>
+      </w:r>
+      <w:r>
+        <w:rPr>
+          <w:szCs w:val="26"/>
+        </w:rPr>
+        <w:t xml:space="preserve"> Cấu hình AppLocker hoặc Windows Defender Application Control (WDAC) theo cơ chế Whitelist (chỉ cho phép các ứng dụng kế toán và phần mềm quản trị được phê duyệt thực thi). </w:t>
+      </w:r>
+    </w:p>
+    <w:p>
+      <w:pPr>
+        <w:numPr>
+          <w:ilvl w:val="0"/>
+          <w:numId w:val="28"/>
+        </w:numPr>
+        <w:rPr>
+          <w:szCs w:val="26"/>
+        </w:rPr>
+      </w:pPr>
+      <w:r>
+        <w:rPr>
+          <w:b/>
+          <w:bCs/>
+          <w:szCs w:val="26"/>
+        </w:rPr>
+        <w:t>Logging:</w:t>
+      </w:r>
+      <w:r>
+        <w:rPr>
+          <w:szCs w:val="26"/>
+        </w:rPr>
+        <w:t xml:space="preserve"> Cấu hình nâng cao Windows Audit Policy (Audit Logon, Process Creation kèm Event ID 4688) và tích hợp Sysmon schema chuẩn để đẩy log về hệ thống SIEM tập trung. </w:t>
+      </w:r>
+    </w:p>
+    <w:p>
+      <w:pPr>
+        <w:numPr>
+          <w:ilvl w:val="0"/>
+          <w:numId w:val="28"/>
+        </w:numPr>
+        <w:rPr>
+          <w:szCs w:val="26"/>
+        </w:rPr>
+      </w:pPr>
+      <w:r>
+        <w:rPr>
+          <w:b/>
+          <w:bCs/>
+          <w:szCs w:val="26"/>
+        </w:rPr>
+        <w:t>Network Control:</w:t>
+      </w:r>
+      <w:r>
+        <w:rPr>
+          <w:szCs w:val="26"/>
+        </w:rPr>
+        <w:t xml:space="preserve"> Bật Windows Defender Firewall cục bộ; cấu hình phân đoạn mạng (VLAN kế toán riêng biệt) và chỉ mở các cổng kết nối dịch vụ thiết yếu theo quy định. </w:t>
+      </w:r>
+    </w:p>
+    <w:p>
+      <w:pPr>
+        <w:numPr>
+          <w:ilvl w:val="0"/>
+          <w:numId w:val="28"/>
+        </w:numPr>
+        <w:rPr>
+          <w:szCs w:val="26"/>
+        </w:rPr>
+      </w:pPr>
+      <w:r>
+        <w:rPr>
+          <w:b/>
+          <w:bCs/>
+          <w:szCs w:val="26"/>
+        </w:rPr>
+        <w:t>Backup:</w:t>
+      </w:r>
+      <w:r>
+        <w:rPr>
+          <w:szCs w:val="26"/>
+        </w:rPr>
+        <w:t xml:space="preserve"> Thực hiện sao lưu dữ liệu tự động định kỳ theo nguyên tắc 3-2-1 (lưu trên ổ lưu trữ ngoại tuyến hoặc đám mây có bảo vệ chống ghi đè/chống ransomware). </w:t>
+      </w:r>
+    </w:p>
+    <w:p>
+      <w:pPr>
+        <w:numPr>
+          <w:ilvl w:val="0"/>
+          <w:numId w:val="28"/>
+        </w:numPr>
+        <w:rPr>
+          <w:szCs w:val="26"/>
+        </w:rPr>
+      </w:pPr>
+      <w:r>
+        <w:rPr>
+          <w:b/>
+          <w:bCs/>
+          <w:szCs w:val="26"/>
+        </w:rPr>
+        <w:t>Credential Protection:</w:t>
+      </w:r>
+      <w:r>
+        <w:rPr>
+          <w:szCs w:val="26"/>
+        </w:rPr>
+        <w:t xml:space="preserve"> Bắt buộc mật khẩu phức tạp, kích hoạt xác thực đa yếu tố kháng phishing (FIDO2/Passkey hoặc Smartcard), bật Windows Defender Credential Guard để ngăn chặn kỹ thuật đánh cắp mật khẩu từ LSASS. </w:t>
+      </w:r>
+    </w:p>
+    <w:p>
+      <w:pPr>
+        <w:ind w:left="720" w:firstLine="0"/>
+        <w:rPr>
+          <w:szCs w:val="26"/>
+        </w:rPr>
+      </w:pPr>
+    </w:p>
+    <w:p>
+      <w:pPr>
+        <w:rPr>
+          <w:szCs w:val="26"/>
+        </w:rPr>
+      </w:pPr>
+    </w:p>
     <w:sectPr>
       <w:pgSz w:w="12240" w:h="15840"/>
       <w:pgMar w:top="1440" w:right="1440" w:bottom="1440" w:left="1440" w:header="708" w:footer="708" w:gutter="0"/>
@@ -1145,6 +4765,716 @@
     </w:lvl>
   </w:abstractNum>
   <w:abstractNum w:abstractNumId="3" w15:restartNumberingAfterBreak="0">
+    <w:nsid w:val="0CB77F72"/>
+    <w:multiLevelType w:val="multilevel"/>
+    <w:tmpl w:val="2D520900"/>
+    <w:lvl w:ilvl="0">
+      <w:start w:val="1"/>
+      <w:numFmt w:val="bullet"/>
+      <w:lvlText w:val=""/>
+      <w:lvlJc w:val="left"/>
+      <w:pPr>
+        <w:tabs>
+          <w:tab w:val="num" w:pos="720"/>
+        </w:tabs>
+        <w:ind w:left="720" w:hanging="360"/>
+      </w:pPr>
+      <w:rPr>
+        <w:rFonts w:ascii="Symbol" w:hAnsi="Symbol" w:hint="default"/>
+        <w:sz w:val="20"/>
+      </w:rPr>
+    </w:lvl>
+    <w:lvl w:ilvl="1">
+      <w:start w:val="1"/>
+      <w:numFmt w:val="bullet"/>
+      <w:lvlText w:val="o"/>
+      <w:lvlJc w:val="left"/>
+      <w:pPr>
+        <w:tabs>
+          <w:tab w:val="num" w:pos="1440"/>
+        </w:tabs>
+        <w:ind w:left="1440" w:hanging="360"/>
+      </w:pPr>
+      <w:rPr>
+        <w:rFonts w:ascii="Courier New" w:hAnsi="Courier New" w:hint="default"/>
+        <w:sz w:val="20"/>
+      </w:rPr>
+    </w:lvl>
+    <w:lvl w:ilvl="2" w:tentative="1">
+      <w:start w:val="1"/>
+      <w:numFmt w:val="bullet"/>
+      <w:lvlText w:val=""/>
+      <w:lvlJc w:val="left"/>
+      <w:pPr>
+        <w:tabs>
+          <w:tab w:val="num" w:pos="2160"/>
+        </w:tabs>
+        <w:ind w:left="2160" w:hanging="360"/>
+      </w:pPr>
+      <w:rPr>
+        <w:rFonts w:ascii="Wingdings" w:hAnsi="Wingdings" w:hint="default"/>
+        <w:sz w:val="20"/>
+      </w:rPr>
+    </w:lvl>
+    <w:lvl w:ilvl="3" w:tentative="1">
+      <w:start w:val="1"/>
+      <w:numFmt w:val="bullet"/>
+      <w:lvlText w:val=""/>
+      <w:lvlJc w:val="left"/>
+      <w:pPr>
+        <w:tabs>
+          <w:tab w:val="num" w:pos="2880"/>
+        </w:tabs>
+        <w:ind w:left="2880" w:hanging="360"/>
+      </w:pPr>
+      <w:rPr>
+        <w:rFonts w:ascii="Wingdings" w:hAnsi="Wingdings" w:hint="default"/>
+        <w:sz w:val="20"/>
+      </w:rPr>
+    </w:lvl>
+    <w:lvl w:ilvl="4" w:tentative="1">
+      <w:start w:val="1"/>
+      <w:numFmt w:val="bullet"/>
+      <w:lvlText w:val=""/>
+      <w:lvlJc w:val="left"/>
+      <w:pPr>
+        <w:tabs>
+          <w:tab w:val="num" w:pos="3600"/>
+        </w:tabs>
+        <w:ind w:left="3600" w:hanging="360"/>
+      </w:pPr>
+      <w:rPr>
+        <w:rFonts w:ascii="Wingdings" w:hAnsi="Wingdings" w:hint="default"/>
+        <w:sz w:val="20"/>
+      </w:rPr>
+    </w:lvl>
+    <w:lvl w:ilvl="5" w:tentative="1">
+      <w:start w:val="1"/>
+      <w:numFmt w:val="bullet"/>
+      <w:lvlText w:val=""/>
+      <w:lvlJc w:val="left"/>
+      <w:pPr>
+        <w:tabs>
+          <w:tab w:val="num" w:pos="4320"/>
+        </w:tabs>
+        <w:ind w:left="4320" w:hanging="360"/>
+      </w:pPr>
+      <w:rPr>
+        <w:rFonts w:ascii="Wingdings" w:hAnsi="Wingdings" w:hint="default"/>
+        <w:sz w:val="20"/>
+      </w:rPr>
+    </w:lvl>
+    <w:lvl w:ilvl="6" w:tentative="1">
+      <w:start w:val="1"/>
+      <w:numFmt w:val="bullet"/>
+      <w:lvlText w:val=""/>
+      <w:lvlJc w:val="left"/>
+      <w:pPr>
+        <w:tabs>
+          <w:tab w:val="num" w:pos="5040"/>
+        </w:tabs>
+        <w:ind w:left="5040" w:hanging="360"/>
+      </w:pPr>
+      <w:rPr>
+        <w:rFonts w:ascii="Wingdings" w:hAnsi="Wingdings" w:hint="default"/>
+        <w:sz w:val="20"/>
+      </w:rPr>
+    </w:lvl>
+    <w:lvl w:ilvl="7" w:tentative="1">
+      <w:start w:val="1"/>
+      <w:numFmt w:val="bullet"/>
+      <w:lvlText w:val=""/>
+      <w:lvlJc w:val="left"/>
+      <w:pPr>
+        <w:tabs>
+          <w:tab w:val="num" w:pos="5760"/>
+        </w:tabs>
+        <w:ind w:left="5760" w:hanging="360"/>
+      </w:pPr>
+      <w:rPr>
+        <w:rFonts w:ascii="Wingdings" w:hAnsi="Wingdings" w:hint="default"/>
+        <w:sz w:val="20"/>
+      </w:rPr>
+    </w:lvl>
+    <w:lvl w:ilvl="8" w:tentative="1">
+      <w:start w:val="1"/>
+      <w:numFmt w:val="bullet"/>
+      <w:lvlText w:val=""/>
+      <w:lvlJc w:val="left"/>
+      <w:pPr>
+        <w:tabs>
+          <w:tab w:val="num" w:pos="6480"/>
+        </w:tabs>
+        <w:ind w:left="6480" w:hanging="360"/>
+      </w:pPr>
+      <w:rPr>
+        <w:rFonts w:ascii="Wingdings" w:hAnsi="Wingdings" w:hint="default"/>
+        <w:sz w:val="20"/>
+      </w:rPr>
+    </w:lvl>
+  </w:abstractNum>
+  <w:abstractNum w:abstractNumId="4" w15:restartNumberingAfterBreak="0">
+    <w:nsid w:val="1A5C611F"/>
+    <w:multiLevelType w:val="multilevel"/>
+    <w:tmpl w:val="3EC8D2C8"/>
+    <w:lvl w:ilvl="0">
+      <w:start w:val="1"/>
+      <w:numFmt w:val="bullet"/>
+      <w:lvlText w:val=""/>
+      <w:lvlJc w:val="left"/>
+      <w:pPr>
+        <w:tabs>
+          <w:tab w:val="num" w:pos="720"/>
+        </w:tabs>
+        <w:ind w:left="720" w:hanging="360"/>
+      </w:pPr>
+      <w:rPr>
+        <w:rFonts w:ascii="Symbol" w:hAnsi="Symbol" w:hint="default"/>
+        <w:sz w:val="20"/>
+      </w:rPr>
+    </w:lvl>
+    <w:lvl w:ilvl="1">
+      <w:start w:val="1"/>
+      <w:numFmt w:val="bullet"/>
+      <w:lvlText w:val="o"/>
+      <w:lvlJc w:val="left"/>
+      <w:pPr>
+        <w:tabs>
+          <w:tab w:val="num" w:pos="1440"/>
+        </w:tabs>
+        <w:ind w:left="1440" w:hanging="360"/>
+      </w:pPr>
+      <w:rPr>
+        <w:rFonts w:ascii="Courier New" w:hAnsi="Courier New" w:hint="default"/>
+        <w:sz w:val="20"/>
+      </w:rPr>
+    </w:lvl>
+    <w:lvl w:ilvl="2" w:tentative="1">
+      <w:start w:val="1"/>
+      <w:numFmt w:val="bullet"/>
+      <w:lvlText w:val=""/>
+      <w:lvlJc w:val="left"/>
+      <w:pPr>
+        <w:tabs>
+          <w:tab w:val="num" w:pos="2160"/>
+        </w:tabs>
+        <w:ind w:left="2160" w:hanging="360"/>
+      </w:pPr>
+      <w:rPr>
+        <w:rFonts w:ascii="Wingdings" w:hAnsi="Wingdings" w:hint="default"/>
+        <w:sz w:val="20"/>
+      </w:rPr>
+    </w:lvl>
+    <w:lvl w:ilvl="3" w:tentative="1">
+      <w:start w:val="1"/>
+      <w:numFmt w:val="bullet"/>
+      <w:lvlText w:val=""/>
+      <w:lvlJc w:val="left"/>
+      <w:pPr>
+        <w:tabs>
+          <w:tab w:val="num" w:pos="2880"/>
+        </w:tabs>
+        <w:ind w:left="2880" w:hanging="360"/>
+      </w:pPr>
+      <w:rPr>
+        <w:rFonts w:ascii="Wingdings" w:hAnsi="Wingdings" w:hint="default"/>
+        <w:sz w:val="20"/>
+      </w:rPr>
+    </w:lvl>
+    <w:lvl w:ilvl="4" w:tentative="1">
+      <w:start w:val="1"/>
+      <w:numFmt w:val="bullet"/>
+      <w:lvlText w:val=""/>
+      <w:lvlJc w:val="left"/>
+      <w:pPr>
+        <w:tabs>
+          <w:tab w:val="num" w:pos="3600"/>
+        </w:tabs>
+        <w:ind w:left="3600" w:hanging="360"/>
+      </w:pPr>
+      <w:rPr>
+        <w:rFonts w:ascii="Wingdings" w:hAnsi="Wingdings" w:hint="default"/>
+        <w:sz w:val="20"/>
+      </w:rPr>
+    </w:lvl>
+    <w:lvl w:ilvl="5" w:tentative="1">
+      <w:start w:val="1"/>
+      <w:numFmt w:val="bullet"/>
+      <w:lvlText w:val=""/>
+      <w:lvlJc w:val="left"/>
+      <w:pPr>
+        <w:tabs>
+          <w:tab w:val="num" w:pos="4320"/>
+        </w:tabs>
+        <w:ind w:left="4320" w:hanging="360"/>
+      </w:pPr>
+      <w:rPr>
+        <w:rFonts w:ascii="Wingdings" w:hAnsi="Wingdings" w:hint="default"/>
+        <w:sz w:val="20"/>
+      </w:rPr>
+    </w:lvl>
+    <w:lvl w:ilvl="6" w:tentative="1">
+      <w:start w:val="1"/>
+      <w:numFmt w:val="bullet"/>
+      <w:lvlText w:val=""/>
+      <w:lvlJc w:val="left"/>
+      <w:pPr>
+        <w:tabs>
+          <w:tab w:val="num" w:pos="5040"/>
+        </w:tabs>
+        <w:ind w:left="5040" w:hanging="360"/>
+      </w:pPr>
+      <w:rPr>
+        <w:rFonts w:ascii="Wingdings" w:hAnsi="Wingdings" w:hint="default"/>
+        <w:sz w:val="20"/>
+      </w:rPr>
+    </w:lvl>
+    <w:lvl w:ilvl="7" w:tentative="1">
+      <w:start w:val="1"/>
+      <w:numFmt w:val="bullet"/>
+      <w:lvlText w:val=""/>
+      <w:lvlJc w:val="left"/>
+      <w:pPr>
+        <w:tabs>
+          <w:tab w:val="num" w:pos="5760"/>
+        </w:tabs>
+        <w:ind w:left="5760" w:hanging="360"/>
+      </w:pPr>
+      <w:rPr>
+        <w:rFonts w:ascii="Wingdings" w:hAnsi="Wingdings" w:hint="default"/>
+        <w:sz w:val="20"/>
+      </w:rPr>
+    </w:lvl>
+    <w:lvl w:ilvl="8" w:tentative="1">
+      <w:start w:val="1"/>
+      <w:numFmt w:val="bullet"/>
+      <w:lvlText w:val=""/>
+      <w:lvlJc w:val="left"/>
+      <w:pPr>
+        <w:tabs>
+          <w:tab w:val="num" w:pos="6480"/>
+        </w:tabs>
+        <w:ind w:left="6480" w:hanging="360"/>
+      </w:pPr>
+      <w:rPr>
+        <w:rFonts w:ascii="Wingdings" w:hAnsi="Wingdings" w:hint="default"/>
+        <w:sz w:val="20"/>
+      </w:rPr>
+    </w:lvl>
+  </w:abstractNum>
+  <w:abstractNum w:abstractNumId="5" w15:restartNumberingAfterBreak="0">
+    <w:nsid w:val="23F65E0E"/>
+    <w:multiLevelType w:val="multilevel"/>
+    <w:tmpl w:val="F06E3690"/>
+    <w:lvl w:ilvl="0">
+      <w:start w:val="1"/>
+      <w:numFmt w:val="bullet"/>
+      <w:lvlText w:val=""/>
+      <w:lvlJc w:val="left"/>
+      <w:pPr>
+        <w:tabs>
+          <w:tab w:val="num" w:pos="720"/>
+        </w:tabs>
+        <w:ind w:left="720" w:hanging="360"/>
+      </w:pPr>
+      <w:rPr>
+        <w:rFonts w:ascii="Symbol" w:hAnsi="Symbol" w:hint="default"/>
+        <w:sz w:val="20"/>
+      </w:rPr>
+    </w:lvl>
+    <w:lvl w:ilvl="1">
+      <w:start w:val="1"/>
+      <w:numFmt w:val="bullet"/>
+      <w:lvlText w:val="o"/>
+      <w:lvlJc w:val="left"/>
+      <w:pPr>
+        <w:tabs>
+          <w:tab w:val="num" w:pos="1440"/>
+        </w:tabs>
+        <w:ind w:left="1440" w:hanging="360"/>
+      </w:pPr>
+      <w:rPr>
+        <w:rFonts w:ascii="Courier New" w:hAnsi="Courier New" w:hint="default"/>
+        <w:sz w:val="20"/>
+      </w:rPr>
+    </w:lvl>
+    <w:lvl w:ilvl="2" w:tentative="1">
+      <w:start w:val="1"/>
+      <w:numFmt w:val="bullet"/>
+      <w:lvlText w:val=""/>
+      <w:lvlJc w:val="left"/>
+      <w:pPr>
+        <w:tabs>
+          <w:tab w:val="num" w:pos="2160"/>
+        </w:tabs>
+        <w:ind w:left="2160" w:hanging="360"/>
+      </w:pPr>
+      <w:rPr>
+        <w:rFonts w:ascii="Wingdings" w:hAnsi="Wingdings" w:hint="default"/>
+        <w:sz w:val="20"/>
+      </w:rPr>
+    </w:lvl>
+    <w:lvl w:ilvl="3" w:tentative="1">
+      <w:start w:val="1"/>
+      <w:numFmt w:val="bullet"/>
+      <w:lvlText w:val=""/>
+      <w:lvlJc w:val="left"/>
+      <w:pPr>
+        <w:tabs>
+          <w:tab w:val="num" w:pos="2880"/>
+        </w:tabs>
+        <w:ind w:left="2880" w:hanging="360"/>
+      </w:pPr>
+      <w:rPr>
+        <w:rFonts w:ascii="Wingdings" w:hAnsi="Wingdings" w:hint="default"/>
+        <w:sz w:val="20"/>
+      </w:rPr>
+    </w:lvl>
+    <w:lvl w:ilvl="4" w:tentative="1">
+      <w:start w:val="1"/>
+      <w:numFmt w:val="bullet"/>
+      <w:lvlText w:val=""/>
+      <w:lvlJc w:val="left"/>
+      <w:pPr>
+        <w:tabs>
+          <w:tab w:val="num" w:pos="3600"/>
+        </w:tabs>
+        <w:ind w:left="3600" w:hanging="360"/>
+      </w:pPr>
+      <w:rPr>
+        <w:rFonts w:ascii="Wingdings" w:hAnsi="Wingdings" w:hint="default"/>
+        <w:sz w:val="20"/>
+      </w:rPr>
+    </w:lvl>
+    <w:lvl w:ilvl="5" w:tentative="1">
+      <w:start w:val="1"/>
+      <w:numFmt w:val="bullet"/>
+      <w:lvlText w:val=""/>
+      <w:lvlJc w:val="left"/>
+      <w:pPr>
+        <w:tabs>
+          <w:tab w:val="num" w:pos="4320"/>
+        </w:tabs>
+        <w:ind w:left="4320" w:hanging="360"/>
+      </w:pPr>
+      <w:rPr>
+        <w:rFonts w:ascii="Wingdings" w:hAnsi="Wingdings" w:hint="default"/>
+        <w:sz w:val="20"/>
+      </w:rPr>
+    </w:lvl>
+    <w:lvl w:ilvl="6" w:tentative="1">
+      <w:start w:val="1"/>
+      <w:numFmt w:val="bullet"/>
+      <w:lvlText w:val=""/>
+      <w:lvlJc w:val="left"/>
+      <w:pPr>
+        <w:tabs>
+          <w:tab w:val="num" w:pos="5040"/>
+        </w:tabs>
+        <w:ind w:left="5040" w:hanging="360"/>
+      </w:pPr>
+      <w:rPr>
+        <w:rFonts w:ascii="Wingdings" w:hAnsi="Wingdings" w:hint="default"/>
+        <w:sz w:val="20"/>
+      </w:rPr>
+    </w:lvl>
+    <w:lvl w:ilvl="7" w:tentative="1">
+      <w:start w:val="1"/>
+      <w:numFmt w:val="bullet"/>
+      <w:lvlText w:val=""/>
+      <w:lvlJc w:val="left"/>
+      <w:pPr>
+        <w:tabs>
+          <w:tab w:val="num" w:pos="5760"/>
+        </w:tabs>
+        <w:ind w:left="5760" w:hanging="360"/>
+      </w:pPr>
+      <w:rPr>
+        <w:rFonts w:ascii="Wingdings" w:hAnsi="Wingdings" w:hint="default"/>
+        <w:sz w:val="20"/>
+      </w:rPr>
+    </w:lvl>
+    <w:lvl w:ilvl="8" w:tentative="1">
+      <w:start w:val="1"/>
+      <w:numFmt w:val="bullet"/>
+      <w:lvlText w:val=""/>
+      <w:lvlJc w:val="left"/>
+      <w:pPr>
+        <w:tabs>
+          <w:tab w:val="num" w:pos="6480"/>
+        </w:tabs>
+        <w:ind w:left="6480" w:hanging="360"/>
+      </w:pPr>
+      <w:rPr>
+        <w:rFonts w:ascii="Wingdings" w:hAnsi="Wingdings" w:hint="default"/>
+        <w:sz w:val="20"/>
+      </w:rPr>
+    </w:lvl>
+  </w:abstractNum>
+  <w:abstractNum w:abstractNumId="6" w15:restartNumberingAfterBreak="0">
+    <w:nsid w:val="24643EB4"/>
+    <w:multiLevelType w:val="hybridMultilevel"/>
+    <w:tmpl w:val="1A38289A"/>
+    <w:lvl w:ilvl="0" w:tplc="C884EA2C">
+      <w:start w:val="2"/>
+      <w:numFmt w:val="bullet"/>
+      <w:lvlText w:val="-"/>
+      <w:lvlJc w:val="left"/>
+      <w:pPr>
+        <w:ind w:left="1080" w:hanging="360"/>
+      </w:pPr>
+      <w:rPr>
+        <w:rFonts w:ascii="Times New Roman" w:eastAsiaTheme="minorHAnsi" w:hAnsi="Times New Roman" w:cs="Times New Roman" w:hint="default"/>
+        <w:b/>
+      </w:rPr>
+    </w:lvl>
+    <w:lvl w:ilvl="1" w:tplc="04090003" w:tentative="1">
+      <w:start w:val="1"/>
+      <w:numFmt w:val="bullet"/>
+      <w:lvlText w:val="o"/>
+      <w:lvlJc w:val="left"/>
+      <w:pPr>
+        <w:ind w:left="1800" w:hanging="360"/>
+      </w:pPr>
+      <w:rPr>
+        <w:rFonts w:ascii="Courier New" w:hAnsi="Courier New" w:cs="Courier New" w:hint="default"/>
+      </w:rPr>
+    </w:lvl>
+    <w:lvl w:ilvl="2" w:tplc="04090005" w:tentative="1">
+      <w:start w:val="1"/>
+      <w:numFmt w:val="bullet"/>
+      <w:lvlText w:val=""/>
+      <w:lvlJc w:val="left"/>
+      <w:pPr>
+        <w:ind w:left="2520" w:hanging="360"/>
+      </w:pPr>
+      <w:rPr>
+        <w:rFonts w:ascii="Wingdings" w:hAnsi="Wingdings" w:hint="default"/>
+      </w:rPr>
+    </w:lvl>
+    <w:lvl w:ilvl="3" w:tplc="04090001" w:tentative="1">
+      <w:start w:val="1"/>
+      <w:numFmt w:val="bullet"/>
+      <w:lvlText w:val=""/>
+      <w:lvlJc w:val="left"/>
+      <w:pPr>
+        <w:ind w:left="3240" w:hanging="360"/>
+      </w:pPr>
+      <w:rPr>
+        <w:rFonts w:ascii="Symbol" w:hAnsi="Symbol" w:hint="default"/>
+      </w:rPr>
+    </w:lvl>
+    <w:lvl w:ilvl="4" w:tplc="04090003" w:tentative="1">
+      <w:start w:val="1"/>
+      <w:numFmt w:val="bullet"/>
+      <w:lvlText w:val="o"/>
+      <w:lvlJc w:val="left"/>
+      <w:pPr>
+        <w:ind w:left="3960" w:hanging="360"/>
+      </w:pPr>
+      <w:rPr>
+        <w:rFonts w:ascii="Courier New" w:hAnsi="Courier New" w:cs="Courier New" w:hint="default"/>
+      </w:rPr>
+    </w:lvl>
+    <w:lvl w:ilvl="5" w:tplc="04090005" w:tentative="1">
+      <w:start w:val="1"/>
+      <w:numFmt w:val="bullet"/>
+      <w:lvlText w:val=""/>
+      <w:lvlJc w:val="left"/>
+      <w:pPr>
+        <w:ind w:left="4680" w:hanging="360"/>
+      </w:pPr>
+      <w:rPr>
+        <w:rFonts w:ascii="Wingdings" w:hAnsi="Wingdings" w:hint="default"/>
+      </w:rPr>
+    </w:lvl>
+    <w:lvl w:ilvl="6" w:tplc="04090001" w:tentative="1">
+      <w:start w:val="1"/>
+      <w:numFmt w:val="bullet"/>
+      <w:lvlText w:val=""/>
+      <w:lvlJc w:val="left"/>
+      <w:pPr>
+        <w:ind w:left="5400" w:hanging="360"/>
+      </w:pPr>
+      <w:rPr>
+        <w:rFonts w:ascii="Symbol" w:hAnsi="Symbol" w:hint="default"/>
+      </w:rPr>
+    </w:lvl>
+    <w:lvl w:ilvl="7" w:tplc="04090003" w:tentative="1">
+      <w:start w:val="1"/>
+      <w:numFmt w:val="bullet"/>
+      <w:lvlText w:val="o"/>
+      <w:lvlJc w:val="left"/>
+      <w:pPr>
+        <w:ind w:left="6120" w:hanging="360"/>
+      </w:pPr>
+      <w:rPr>
+        <w:rFonts w:ascii="Courier New" w:hAnsi="Courier New" w:cs="Courier New" w:hint="default"/>
+      </w:rPr>
+    </w:lvl>
+    <w:lvl w:ilvl="8" w:tplc="04090005" w:tentative="1">
+      <w:start w:val="1"/>
+      <w:numFmt w:val="bullet"/>
+      <w:lvlText w:val=""/>
+      <w:lvlJc w:val="left"/>
+      <w:pPr>
+        <w:ind w:left="6840" w:hanging="360"/>
+      </w:pPr>
+      <w:rPr>
+        <w:rFonts w:ascii="Wingdings" w:hAnsi="Wingdings" w:hint="default"/>
+      </w:rPr>
+    </w:lvl>
+  </w:abstractNum>
+  <w:abstractNum w:abstractNumId="7" w15:restartNumberingAfterBreak="0">
+    <w:nsid w:val="28091020"/>
+    <w:multiLevelType w:val="multilevel"/>
+    <w:tmpl w:val="806E7FBA"/>
+    <w:lvl w:ilvl="0">
+      <w:start w:val="1"/>
+      <w:numFmt w:val="bullet"/>
+      <w:lvlText w:val=""/>
+      <w:lvlJc w:val="left"/>
+      <w:pPr>
+        <w:tabs>
+          <w:tab w:val="num" w:pos="720"/>
+        </w:tabs>
+        <w:ind w:left="720" w:hanging="360"/>
+      </w:pPr>
+      <w:rPr>
+        <w:rFonts w:ascii="Symbol" w:hAnsi="Symbol" w:hint="default"/>
+        <w:sz w:val="20"/>
+      </w:rPr>
+    </w:lvl>
+    <w:lvl w:ilvl="1">
+      <w:start w:val="1"/>
+      <w:numFmt w:val="bullet"/>
+      <w:lvlText w:val="o"/>
+      <w:lvlJc w:val="left"/>
+      <w:pPr>
+        <w:tabs>
+          <w:tab w:val="num" w:pos="1440"/>
+        </w:tabs>
+        <w:ind w:left="1440" w:hanging="360"/>
+      </w:pPr>
+      <w:rPr>
+        <w:rFonts w:ascii="Courier New" w:hAnsi="Courier New" w:hint="default"/>
+        <w:sz w:val="20"/>
+      </w:rPr>
+    </w:lvl>
+    <w:lvl w:ilvl="2">
+      <w:start w:val="1"/>
+      <w:numFmt w:val="bullet"/>
+      <w:lvlText w:val=""/>
+      <w:lvlJc w:val="left"/>
+      <w:pPr>
+        <w:tabs>
+          <w:tab w:val="num" w:pos="2160"/>
+        </w:tabs>
+        <w:ind w:left="2160" w:hanging="360"/>
+      </w:pPr>
+      <w:rPr>
+        <w:rFonts w:ascii="Wingdings" w:hAnsi="Wingdings" w:hint="default"/>
+        <w:sz w:val="20"/>
+      </w:rPr>
+    </w:lvl>
+    <w:lvl w:ilvl="3" w:tentative="1">
+      <w:start w:val="1"/>
+      <w:numFmt w:val="bullet"/>
+      <w:lvlText w:val=""/>
+      <w:lvlJc w:val="left"/>
+      <w:pPr>
+        <w:tabs>
+          <w:tab w:val="num" w:pos="2880"/>
+        </w:tabs>
+        <w:ind w:left="2880" w:hanging="360"/>
+      </w:pPr>
+      <w:rPr>
+        <w:rFonts w:ascii="Wingdings" w:hAnsi="Wingdings" w:hint="default"/>
+        <w:sz w:val="20"/>
+      </w:rPr>
+    </w:lvl>
+    <w:lvl w:ilvl="4" w:tentative="1">
+      <w:start w:val="1"/>
+      <w:numFmt w:val="bullet"/>
+      <w:lvlText w:val=""/>
+      <w:lvlJc w:val="left"/>
+      <w:pPr>
+        <w:tabs>
+          <w:tab w:val="num" w:pos="3600"/>
+        </w:tabs>
+        <w:ind w:left="3600" w:hanging="360"/>
+      </w:pPr>
+      <w:rPr>
+        <w:rFonts w:ascii="Wingdings" w:hAnsi="Wingdings" w:hint="default"/>
+        <w:sz w:val="20"/>
+      </w:rPr>
+    </w:lvl>
+    <w:lvl w:ilvl="5" w:tentative="1">
+      <w:start w:val="1"/>
+      <w:numFmt w:val="bullet"/>
+      <w:lvlText w:val=""/>
+      <w:lvlJc w:val="left"/>
+      <w:pPr>
+        <w:tabs>
+          <w:tab w:val="num" w:pos="4320"/>
+        </w:tabs>
+        <w:ind w:left="4320" w:hanging="360"/>
+      </w:pPr>
+      <w:rPr>
+        <w:rFonts w:ascii="Wingdings" w:hAnsi="Wingdings" w:hint="default"/>
+        <w:sz w:val="20"/>
+      </w:rPr>
+    </w:lvl>
+    <w:lvl w:ilvl="6" w:tentative="1">
+      <w:start w:val="1"/>
+      <w:numFmt w:val="bullet"/>
+      <w:lvlText w:val=""/>
+      <w:lvlJc w:val="left"/>
+      <w:pPr>
+        <w:tabs>
+          <w:tab w:val="num" w:pos="5040"/>
+        </w:tabs>
+        <w:ind w:left="5040" w:hanging="360"/>
+      </w:pPr>
+      <w:rPr>
+        <w:rFonts w:ascii="Wingdings" w:hAnsi="Wingdings" w:hint="default"/>
+        <w:sz w:val="20"/>
+      </w:rPr>
+    </w:lvl>
+    <w:lvl w:ilvl="7" w:tentative="1">
+      <w:start w:val="1"/>
+      <w:numFmt w:val="bullet"/>
+      <w:lvlText w:val=""/>
+      <w:lvlJc w:val="left"/>
+      <w:pPr>
+        <w:tabs>
+          <w:tab w:val="num" w:pos="5760"/>
+        </w:tabs>
+        <w:ind w:left="5760" w:hanging="360"/>
+      </w:pPr>
+      <w:rPr>
+        <w:rFonts w:ascii="Wingdings" w:hAnsi="Wingdings" w:hint="default"/>
+        <w:sz w:val="20"/>
+      </w:rPr>
+    </w:lvl>
+    <w:lvl w:ilvl="8" w:tentative="1">
+      <w:start w:val="1"/>
+      <w:numFmt w:val="bullet"/>
+      <w:lvlText w:val=""/>
+      <w:lvlJc w:val="left"/>
+      <w:pPr>
+        <w:tabs>
+          <w:tab w:val="num" w:pos="6480"/>
+        </w:tabs>
+        <w:ind w:left="6480" w:hanging="360"/>
+      </w:pPr>
+      <w:rPr>
+        <w:rFonts w:ascii="Wingdings" w:hAnsi="Wingdings" w:hint="default"/>
+        <w:sz w:val="20"/>
+      </w:rPr>
+    </w:lvl>
+  </w:abstractNum>
+  <w:abstractNum w:abstractNumId="8" w15:restartNumberingAfterBreak="0">
     <w:nsid w:val="338C3C0F"/>
     <w:multiLevelType w:val="multilevel"/>
     <w:tmpl w:val="837CA926"/>
@@ -1293,7 +5623,156 @@
       </w:rPr>
     </w:lvl>
   </w:abstractNum>
-  <w:abstractNum w:abstractNumId="4" w15:restartNumberingAfterBreak="0">
+  <w:abstractNum w:abstractNumId="9" w15:restartNumberingAfterBreak="0">
+    <w:nsid w:val="3477043A"/>
+    <w:multiLevelType w:val="multilevel"/>
+    <w:tmpl w:val="94ACFCEE"/>
+    <w:lvl w:ilvl="0">
+      <w:start w:val="1"/>
+      <w:numFmt w:val="bullet"/>
+      <w:lvlText w:val=""/>
+      <w:lvlJc w:val="left"/>
+      <w:pPr>
+        <w:tabs>
+          <w:tab w:val="num" w:pos="720"/>
+        </w:tabs>
+        <w:ind w:left="720" w:hanging="360"/>
+      </w:pPr>
+      <w:rPr>
+        <w:rFonts w:ascii="Symbol" w:hAnsi="Symbol" w:hint="default"/>
+        <w:sz w:val="20"/>
+      </w:rPr>
+    </w:lvl>
+    <w:lvl w:ilvl="1">
+      <w:start w:val="1"/>
+      <w:numFmt w:val="bullet"/>
+      <w:lvlText w:val="o"/>
+      <w:lvlJc w:val="left"/>
+      <w:pPr>
+        <w:tabs>
+          <w:tab w:val="num" w:pos="1440"/>
+        </w:tabs>
+        <w:ind w:left="1440" w:hanging="360"/>
+      </w:pPr>
+      <w:rPr>
+        <w:rFonts w:ascii="Courier New" w:hAnsi="Courier New" w:hint="default"/>
+        <w:sz w:val="20"/>
+      </w:rPr>
+    </w:lvl>
+    <w:lvl w:ilvl="2" w:tentative="1">
+      <w:start w:val="1"/>
+      <w:numFmt w:val="bullet"/>
+      <w:lvlText w:val=""/>
+      <w:lvlJc w:val="left"/>
+      <w:pPr>
+        <w:tabs>
+          <w:tab w:val="num" w:pos="2160"/>
+        </w:tabs>
+        <w:ind w:left="2160" w:hanging="360"/>
+      </w:pPr>
+      <w:rPr>
+        <w:rFonts w:ascii="Wingdings" w:hAnsi="Wingdings" w:hint="default"/>
+        <w:sz w:val="20"/>
+      </w:rPr>
+    </w:lvl>
+    <w:lvl w:ilvl="3" w:tentative="1">
+      <w:start w:val="1"/>
+      <w:numFmt w:val="bullet"/>
+      <w:lvlText w:val=""/>
+      <w:lvlJc w:val="left"/>
+      <w:pPr>
+        <w:tabs>
+          <w:tab w:val="num" w:pos="2880"/>
+        </w:tabs>
+        <w:ind w:left="2880" w:hanging="360"/>
+      </w:pPr>
+      <w:rPr>
+        <w:rFonts w:ascii="Wingdings" w:hAnsi="Wingdings" w:hint="default"/>
+        <w:sz w:val="20"/>
+      </w:rPr>
+    </w:lvl>
+    <w:lvl w:ilvl="4" w:tentative="1">
+      <w:start w:val="1"/>
+      <w:numFmt w:val="bullet"/>
+      <w:lvlText w:val=""/>
+      <w:lvlJc w:val="left"/>
+      <w:pPr>
+        <w:tabs>
+          <w:tab w:val="num" w:pos="3600"/>
+        </w:tabs>
+        <w:ind w:left="3600" w:hanging="360"/>
+      </w:pPr>
+      <w:rPr>
+        <w:rFonts w:ascii="Wingdings" w:hAnsi="Wingdings" w:hint="default"/>
+        <w:sz w:val="20"/>
+      </w:rPr>
+    </w:lvl>
+    <w:lvl w:ilvl="5" w:tentative="1">
+      <w:start w:val="1"/>
+      <w:numFmt w:val="bullet"/>
+      <w:lvlText w:val=""/>
+      <w:lvlJc w:val="left"/>
+      <w:pPr>
+        <w:tabs>
+          <w:tab w:val="num" w:pos="4320"/>
+        </w:tabs>
+        <w:ind w:left="4320" w:hanging="360"/>
+      </w:pPr>
+      <w:rPr>
+        <w:rFonts w:ascii="Wingdings" w:hAnsi="Wingdings" w:hint="default"/>
+        <w:sz w:val="20"/>
+      </w:rPr>
+    </w:lvl>
+    <w:lvl w:ilvl="6" w:tentative="1">
+      <w:start w:val="1"/>
+      <w:numFmt w:val="bullet"/>
+      <w:lvlText w:val=""/>
+      <w:lvlJc w:val="left"/>
+      <w:pPr>
+        <w:tabs>
+          <w:tab w:val="num" w:pos="5040"/>
+        </w:tabs>
+        <w:ind w:left="5040" w:hanging="360"/>
+      </w:pPr>
+      <w:rPr>
+        <w:rFonts w:ascii="Wingdings" w:hAnsi="Wingdings" w:hint="default"/>
+        <w:sz w:val="20"/>
+      </w:rPr>
+    </w:lvl>
+    <w:lvl w:ilvl="7" w:tentative="1">
+      <w:start w:val="1"/>
+      <w:numFmt w:val="bullet"/>
+      <w:lvlText w:val=""/>
+      <w:lvlJc w:val="left"/>
+      <w:pPr>
+        <w:tabs>
+          <w:tab w:val="num" w:pos="5760"/>
+        </w:tabs>
+        <w:ind w:left="5760" w:hanging="360"/>
+      </w:pPr>
+      <w:rPr>
+        <w:rFonts w:ascii="Wingdings" w:hAnsi="Wingdings" w:hint="default"/>
+        <w:sz w:val="20"/>
+      </w:rPr>
+    </w:lvl>
+    <w:lvl w:ilvl="8" w:tentative="1">
+      <w:start w:val="1"/>
+      <w:numFmt w:val="bullet"/>
+      <w:lvlText w:val=""/>
+      <w:lvlJc w:val="left"/>
+      <w:pPr>
+        <w:tabs>
+          <w:tab w:val="num" w:pos="6480"/>
+        </w:tabs>
+        <w:ind w:left="6480" w:hanging="360"/>
+      </w:pPr>
+      <w:rPr>
+        <w:rFonts w:ascii="Wingdings" w:hAnsi="Wingdings" w:hint="default"/>
+        <w:sz w:val="20"/>
+      </w:rPr>
+    </w:lvl>
+  </w:abstractNum>
+  <w:abstractNum w:abstractNumId="10" w15:restartNumberingAfterBreak="0">
     <w:nsid w:val="34A852AA"/>
     <w:multiLevelType w:val="hybridMultilevel"/>
     <w:tmpl w:val="BED47B22"/>
@@ -1382,7 +5861,7 @@
       </w:pPr>
     </w:lvl>
   </w:abstractNum>
-  <w:abstractNum w:abstractNumId="5" w15:restartNumberingAfterBreak="0">
+  <w:abstractNum w:abstractNumId="11" w15:restartNumberingAfterBreak="0">
     <w:nsid w:val="3A533EDE"/>
     <w:multiLevelType w:val="multilevel"/>
     <w:tmpl w:val="345AE372"/>
@@ -1531,7 +6010,152 @@
       </w:rPr>
     </w:lvl>
   </w:abstractNum>
-  <w:abstractNum w:abstractNumId="6" w15:restartNumberingAfterBreak="0">
+  <w:abstractNum w:abstractNumId="12" w15:restartNumberingAfterBreak="0">
+    <w:nsid w:val="3A9F32C0"/>
+    <w:multiLevelType w:val="multilevel"/>
+    <w:tmpl w:val="4BFC602E"/>
+    <w:lvl w:ilvl="0">
+      <w:start w:val="1"/>
+      <w:numFmt w:val="bullet"/>
+      <w:lvlText w:val=""/>
+      <w:lvlJc w:val="left"/>
+      <w:pPr>
+        <w:tabs>
+          <w:tab w:val="num" w:pos="720"/>
+        </w:tabs>
+        <w:ind w:left="720" w:hanging="360"/>
+      </w:pPr>
+      <w:rPr>
+        <w:rFonts w:ascii="Symbol" w:hAnsi="Symbol" w:hint="default"/>
+        <w:sz w:val="20"/>
+      </w:rPr>
+    </w:lvl>
+    <w:lvl w:ilvl="1">
+      <w:start w:val="1"/>
+      <w:numFmt w:val="decimal"/>
+      <w:lvlText w:val="%2."/>
+      <w:lvlJc w:val="left"/>
+      <w:pPr>
+        <w:tabs>
+          <w:tab w:val="num" w:pos="1440"/>
+        </w:tabs>
+        <w:ind w:left="1440" w:hanging="360"/>
+      </w:pPr>
+    </w:lvl>
+    <w:lvl w:ilvl="2" w:tentative="1">
+      <w:start w:val="1"/>
+      <w:numFmt w:val="bullet"/>
+      <w:lvlText w:val=""/>
+      <w:lvlJc w:val="left"/>
+      <w:pPr>
+        <w:tabs>
+          <w:tab w:val="num" w:pos="2160"/>
+        </w:tabs>
+        <w:ind w:left="2160" w:hanging="360"/>
+      </w:pPr>
+      <w:rPr>
+        <w:rFonts w:ascii="Wingdings" w:hAnsi="Wingdings" w:hint="default"/>
+        <w:sz w:val="20"/>
+      </w:rPr>
+    </w:lvl>
+    <w:lvl w:ilvl="3" w:tentative="1">
+      <w:start w:val="1"/>
+      <w:numFmt w:val="bullet"/>
+      <w:lvlText w:val=""/>
+      <w:lvlJc w:val="left"/>
+      <w:pPr>
+        <w:tabs>
+          <w:tab w:val="num" w:pos="2880"/>
+        </w:tabs>
+        <w:ind w:left="2880" w:hanging="360"/>
+      </w:pPr>
+      <w:rPr>
+        <w:rFonts w:ascii="Wingdings" w:hAnsi="Wingdings" w:hint="default"/>
+        <w:sz w:val="20"/>
+      </w:rPr>
+    </w:lvl>
+    <w:lvl w:ilvl="4" w:tentative="1">
+      <w:start w:val="1"/>
+      <w:numFmt w:val="bullet"/>
+      <w:lvlText w:val=""/>
+      <w:lvlJc w:val="left"/>
+      <w:pPr>
+        <w:tabs>
+          <w:tab w:val="num" w:pos="3600"/>
+        </w:tabs>
+        <w:ind w:left="3600" w:hanging="360"/>
+      </w:pPr>
+      <w:rPr>
+        <w:rFonts w:ascii="Wingdings" w:hAnsi="Wingdings" w:hint="default"/>
+        <w:sz w:val="20"/>
+      </w:rPr>
+    </w:lvl>
+    <w:lvl w:ilvl="5" w:tentative="1">
+      <w:start w:val="1"/>
+      <w:numFmt w:val="bullet"/>
+      <w:lvlText w:val=""/>
+      <w:lvlJc w:val="left"/>
+      <w:pPr>
+        <w:tabs>
+          <w:tab w:val="num" w:pos="4320"/>
+        </w:tabs>
+        <w:ind w:left="4320" w:hanging="360"/>
+      </w:pPr>
+      <w:rPr>
+        <w:rFonts w:ascii="Wingdings" w:hAnsi="Wingdings" w:hint="default"/>
+        <w:sz w:val="20"/>
+      </w:rPr>
+    </w:lvl>
+    <w:lvl w:ilvl="6" w:tentative="1">
+      <w:start w:val="1"/>
+      <w:numFmt w:val="bullet"/>
+      <w:lvlText w:val=""/>
+      <w:lvlJc w:val="left"/>
+      <w:pPr>
+        <w:tabs>
+          <w:tab w:val="num" w:pos="5040"/>
+        </w:tabs>
+        <w:ind w:left="5040" w:hanging="360"/>
+      </w:pPr>
+      <w:rPr>
+        <w:rFonts w:ascii="Wingdings" w:hAnsi="Wingdings" w:hint="default"/>
+        <w:sz w:val="20"/>
+      </w:rPr>
+    </w:lvl>
+    <w:lvl w:ilvl="7" w:tentative="1">
+      <w:start w:val="1"/>
+      <w:numFmt w:val="bullet"/>
+      <w:lvlText w:val=""/>
+      <w:lvlJc w:val="left"/>
+      <w:pPr>
+        <w:tabs>
+          <w:tab w:val="num" w:pos="5760"/>
+        </w:tabs>
+        <w:ind w:left="5760" w:hanging="360"/>
+      </w:pPr>
+      <w:rPr>
+        <w:rFonts w:ascii="Wingdings" w:hAnsi="Wingdings" w:hint="default"/>
+        <w:sz w:val="20"/>
+      </w:rPr>
+    </w:lvl>
+    <w:lvl w:ilvl="8" w:tentative="1">
+      <w:start w:val="1"/>
+      <w:numFmt w:val="bullet"/>
+      <w:lvlText w:val=""/>
+      <w:lvlJc w:val="left"/>
+      <w:pPr>
+        <w:tabs>
+          <w:tab w:val="num" w:pos="6480"/>
+        </w:tabs>
+        <w:ind w:left="6480" w:hanging="360"/>
+      </w:pPr>
+      <w:rPr>
+        <w:rFonts w:ascii="Wingdings" w:hAnsi="Wingdings" w:hint="default"/>
+        <w:sz w:val="20"/>
+      </w:rPr>
+    </w:lvl>
+  </w:abstractNum>
+  <w:abstractNum w:abstractNumId="13" w15:restartNumberingAfterBreak="0">
     <w:nsid w:val="3C276397"/>
     <w:multiLevelType w:val="multilevel"/>
     <w:tmpl w:val="ABEE75F0"/>
@@ -1680,26 +6304,2091 @@
       </w:rPr>
     </w:lvl>
   </w:abstractNum>
+  <w:abstractNum w:abstractNumId="14" w15:restartNumberingAfterBreak="0">
+    <w:nsid w:val="42BD7FF7"/>
+    <w:multiLevelType w:val="multilevel"/>
+    <w:tmpl w:val="0E30A6EC"/>
+    <w:lvl w:ilvl="0">
+      <w:start w:val="1"/>
+      <w:numFmt w:val="bullet"/>
+      <w:lvlText w:val=""/>
+      <w:lvlJc w:val="left"/>
+      <w:pPr>
+        <w:tabs>
+          <w:tab w:val="num" w:pos="720"/>
+        </w:tabs>
+        <w:ind w:left="720" w:hanging="360"/>
+      </w:pPr>
+      <w:rPr>
+        <w:rFonts w:ascii="Symbol" w:hAnsi="Symbol" w:hint="default"/>
+        <w:sz w:val="20"/>
+      </w:rPr>
+    </w:lvl>
+    <w:lvl w:ilvl="1" w:tentative="1">
+      <w:start w:val="1"/>
+      <w:numFmt w:val="bullet"/>
+      <w:lvlText w:val="o"/>
+      <w:lvlJc w:val="left"/>
+      <w:pPr>
+        <w:tabs>
+          <w:tab w:val="num" w:pos="1440"/>
+        </w:tabs>
+        <w:ind w:left="1440" w:hanging="360"/>
+      </w:pPr>
+      <w:rPr>
+        <w:rFonts w:ascii="Courier New" w:hAnsi="Courier New" w:hint="default"/>
+        <w:sz w:val="20"/>
+      </w:rPr>
+    </w:lvl>
+    <w:lvl w:ilvl="2" w:tentative="1">
+      <w:start w:val="1"/>
+      <w:numFmt w:val="bullet"/>
+      <w:lvlText w:val=""/>
+      <w:lvlJc w:val="left"/>
+      <w:pPr>
+        <w:tabs>
+          <w:tab w:val="num" w:pos="2160"/>
+        </w:tabs>
+        <w:ind w:left="2160" w:hanging="360"/>
+      </w:pPr>
+      <w:rPr>
+        <w:rFonts w:ascii="Wingdings" w:hAnsi="Wingdings" w:hint="default"/>
+        <w:sz w:val="20"/>
+      </w:rPr>
+    </w:lvl>
+    <w:lvl w:ilvl="3" w:tentative="1">
+      <w:start w:val="1"/>
+      <w:numFmt w:val="bullet"/>
+      <w:lvlText w:val=""/>
+      <w:lvlJc w:val="left"/>
+      <w:pPr>
+        <w:tabs>
+          <w:tab w:val="num" w:pos="2880"/>
+        </w:tabs>
+        <w:ind w:left="2880" w:hanging="360"/>
+      </w:pPr>
+      <w:rPr>
+        <w:rFonts w:ascii="Wingdings" w:hAnsi="Wingdings" w:hint="default"/>
+        <w:sz w:val="20"/>
+      </w:rPr>
+    </w:lvl>
+    <w:lvl w:ilvl="4" w:tentative="1">
+      <w:start w:val="1"/>
+      <w:numFmt w:val="bullet"/>
+      <w:lvlText w:val=""/>
+      <w:lvlJc w:val="left"/>
+      <w:pPr>
+        <w:tabs>
+          <w:tab w:val="num" w:pos="3600"/>
+        </w:tabs>
+        <w:ind w:left="3600" w:hanging="360"/>
+      </w:pPr>
+      <w:rPr>
+        <w:rFonts w:ascii="Wingdings" w:hAnsi="Wingdings" w:hint="default"/>
+        <w:sz w:val="20"/>
+      </w:rPr>
+    </w:lvl>
+    <w:lvl w:ilvl="5" w:tentative="1">
+      <w:start w:val="1"/>
+      <w:numFmt w:val="bullet"/>
+      <w:lvlText w:val=""/>
+      <w:lvlJc w:val="left"/>
+      <w:pPr>
+        <w:tabs>
+          <w:tab w:val="num" w:pos="4320"/>
+        </w:tabs>
+        <w:ind w:left="4320" w:hanging="360"/>
+      </w:pPr>
+      <w:rPr>
+        <w:rFonts w:ascii="Wingdings" w:hAnsi="Wingdings" w:hint="default"/>
+        <w:sz w:val="20"/>
+      </w:rPr>
+    </w:lvl>
+    <w:lvl w:ilvl="6" w:tentative="1">
+      <w:start w:val="1"/>
+      <w:numFmt w:val="bullet"/>
+      <w:lvlText w:val=""/>
+      <w:lvlJc w:val="left"/>
+      <w:pPr>
+        <w:tabs>
+          <w:tab w:val="num" w:pos="5040"/>
+        </w:tabs>
+        <w:ind w:left="5040" w:hanging="360"/>
+      </w:pPr>
+      <w:rPr>
+        <w:rFonts w:ascii="Wingdings" w:hAnsi="Wingdings" w:hint="default"/>
+        <w:sz w:val="20"/>
+      </w:rPr>
+    </w:lvl>
+    <w:lvl w:ilvl="7" w:tentative="1">
+      <w:start w:val="1"/>
+      <w:numFmt w:val="bullet"/>
+      <w:lvlText w:val=""/>
+      <w:lvlJc w:val="left"/>
+      <w:pPr>
+        <w:tabs>
+          <w:tab w:val="num" w:pos="5760"/>
+        </w:tabs>
+        <w:ind w:left="5760" w:hanging="360"/>
+      </w:pPr>
+      <w:rPr>
+        <w:rFonts w:ascii="Wingdings" w:hAnsi="Wingdings" w:hint="default"/>
+        <w:sz w:val="20"/>
+      </w:rPr>
+    </w:lvl>
+    <w:lvl w:ilvl="8" w:tentative="1">
+      <w:start w:val="1"/>
+      <w:numFmt w:val="bullet"/>
+      <w:lvlText w:val=""/>
+      <w:lvlJc w:val="left"/>
+      <w:pPr>
+        <w:tabs>
+          <w:tab w:val="num" w:pos="6480"/>
+        </w:tabs>
+        <w:ind w:left="6480" w:hanging="360"/>
+      </w:pPr>
+      <w:rPr>
+        <w:rFonts w:ascii="Wingdings" w:hAnsi="Wingdings" w:hint="default"/>
+        <w:sz w:val="20"/>
+      </w:rPr>
+    </w:lvl>
+  </w:abstractNum>
+  <w:abstractNum w:abstractNumId="15" w15:restartNumberingAfterBreak="0">
+    <w:nsid w:val="4A9A4D1F"/>
+    <w:multiLevelType w:val="multilevel"/>
+    <w:tmpl w:val="C368098E"/>
+    <w:lvl w:ilvl="0">
+      <w:start w:val="1"/>
+      <w:numFmt w:val="decimal"/>
+      <w:lvlText w:val="%1."/>
+      <w:lvlJc w:val="left"/>
+      <w:pPr>
+        <w:tabs>
+          <w:tab w:val="num" w:pos="720"/>
+        </w:tabs>
+        <w:ind w:left="720" w:hanging="360"/>
+      </w:pPr>
+    </w:lvl>
+    <w:lvl w:ilvl="1" w:tentative="1">
+      <w:start w:val="1"/>
+      <w:numFmt w:val="decimal"/>
+      <w:lvlText w:val="%2."/>
+      <w:lvlJc w:val="left"/>
+      <w:pPr>
+        <w:tabs>
+          <w:tab w:val="num" w:pos="1440"/>
+        </w:tabs>
+        <w:ind w:left="1440" w:hanging="360"/>
+      </w:pPr>
+    </w:lvl>
+    <w:lvl w:ilvl="2" w:tentative="1">
+      <w:start w:val="1"/>
+      <w:numFmt w:val="decimal"/>
+      <w:lvlText w:val="%3."/>
+      <w:lvlJc w:val="left"/>
+      <w:pPr>
+        <w:tabs>
+          <w:tab w:val="num" w:pos="2160"/>
+        </w:tabs>
+        <w:ind w:left="2160" w:hanging="360"/>
+      </w:pPr>
+    </w:lvl>
+    <w:lvl w:ilvl="3" w:tentative="1">
+      <w:start w:val="1"/>
+      <w:numFmt w:val="decimal"/>
+      <w:lvlText w:val="%4."/>
+      <w:lvlJc w:val="left"/>
+      <w:pPr>
+        <w:tabs>
+          <w:tab w:val="num" w:pos="2880"/>
+        </w:tabs>
+        <w:ind w:left="2880" w:hanging="360"/>
+      </w:pPr>
+    </w:lvl>
+    <w:lvl w:ilvl="4" w:tentative="1">
+      <w:start w:val="1"/>
+      <w:numFmt w:val="decimal"/>
+      <w:lvlText w:val="%5."/>
+      <w:lvlJc w:val="left"/>
+      <w:pPr>
+        <w:tabs>
+          <w:tab w:val="num" w:pos="3600"/>
+        </w:tabs>
+        <w:ind w:left="3600" w:hanging="360"/>
+      </w:pPr>
+    </w:lvl>
+    <w:lvl w:ilvl="5" w:tentative="1">
+      <w:start w:val="1"/>
+      <w:numFmt w:val="decimal"/>
+      <w:lvlText w:val="%6."/>
+      <w:lvlJc w:val="left"/>
+      <w:pPr>
+        <w:tabs>
+          <w:tab w:val="num" w:pos="4320"/>
+        </w:tabs>
+        <w:ind w:left="4320" w:hanging="360"/>
+      </w:pPr>
+    </w:lvl>
+    <w:lvl w:ilvl="6" w:tentative="1">
+      <w:start w:val="1"/>
+      <w:numFmt w:val="decimal"/>
+      <w:lvlText w:val="%7."/>
+      <w:lvlJc w:val="left"/>
+      <w:pPr>
+        <w:tabs>
+          <w:tab w:val="num" w:pos="5040"/>
+        </w:tabs>
+        <w:ind w:left="5040" w:hanging="360"/>
+      </w:pPr>
+    </w:lvl>
+    <w:lvl w:ilvl="7" w:tentative="1">
+      <w:start w:val="1"/>
+      <w:numFmt w:val="decimal"/>
+      <w:lvlText w:val="%8."/>
+      <w:lvlJc w:val="left"/>
+      <w:pPr>
+        <w:tabs>
+          <w:tab w:val="num" w:pos="5760"/>
+        </w:tabs>
+        <w:ind w:left="5760" w:hanging="360"/>
+      </w:pPr>
+    </w:lvl>
+    <w:lvl w:ilvl="8" w:tentative="1">
+      <w:start w:val="1"/>
+      <w:numFmt w:val="decimal"/>
+      <w:lvlText w:val="%9."/>
+      <w:lvlJc w:val="left"/>
+      <w:pPr>
+        <w:tabs>
+          <w:tab w:val="num" w:pos="6480"/>
+        </w:tabs>
+        <w:ind w:left="6480" w:hanging="360"/>
+      </w:pPr>
+    </w:lvl>
+  </w:abstractNum>
+  <w:abstractNum w:abstractNumId="16" w15:restartNumberingAfterBreak="0">
+    <w:nsid w:val="4C0D6331"/>
+    <w:multiLevelType w:val="multilevel"/>
+    <w:tmpl w:val="2C5668DE"/>
+    <w:lvl w:ilvl="0">
+      <w:start w:val="1"/>
+      <w:numFmt w:val="bullet"/>
+      <w:lvlText w:val=""/>
+      <w:lvlJc w:val="left"/>
+      <w:pPr>
+        <w:tabs>
+          <w:tab w:val="num" w:pos="720"/>
+        </w:tabs>
+        <w:ind w:left="720" w:hanging="360"/>
+      </w:pPr>
+      <w:rPr>
+        <w:rFonts w:ascii="Symbol" w:hAnsi="Symbol" w:hint="default"/>
+        <w:sz w:val="20"/>
+      </w:rPr>
+    </w:lvl>
+    <w:lvl w:ilvl="1" w:tentative="1">
+      <w:start w:val="1"/>
+      <w:numFmt w:val="bullet"/>
+      <w:lvlText w:val="o"/>
+      <w:lvlJc w:val="left"/>
+      <w:pPr>
+        <w:tabs>
+          <w:tab w:val="num" w:pos="1440"/>
+        </w:tabs>
+        <w:ind w:left="1440" w:hanging="360"/>
+      </w:pPr>
+      <w:rPr>
+        <w:rFonts w:ascii="Courier New" w:hAnsi="Courier New" w:hint="default"/>
+        <w:sz w:val="20"/>
+      </w:rPr>
+    </w:lvl>
+    <w:lvl w:ilvl="2" w:tentative="1">
+      <w:start w:val="1"/>
+      <w:numFmt w:val="bullet"/>
+      <w:lvlText w:val=""/>
+      <w:lvlJc w:val="left"/>
+      <w:pPr>
+        <w:tabs>
+          <w:tab w:val="num" w:pos="2160"/>
+        </w:tabs>
+        <w:ind w:left="2160" w:hanging="360"/>
+      </w:pPr>
+      <w:rPr>
+        <w:rFonts w:ascii="Wingdings" w:hAnsi="Wingdings" w:hint="default"/>
+        <w:sz w:val="20"/>
+      </w:rPr>
+    </w:lvl>
+    <w:lvl w:ilvl="3" w:tentative="1">
+      <w:start w:val="1"/>
+      <w:numFmt w:val="bullet"/>
+      <w:lvlText w:val=""/>
+      <w:lvlJc w:val="left"/>
+      <w:pPr>
+        <w:tabs>
+          <w:tab w:val="num" w:pos="2880"/>
+        </w:tabs>
+        <w:ind w:left="2880" w:hanging="360"/>
+      </w:pPr>
+      <w:rPr>
+        <w:rFonts w:ascii="Wingdings" w:hAnsi="Wingdings" w:hint="default"/>
+        <w:sz w:val="20"/>
+      </w:rPr>
+    </w:lvl>
+    <w:lvl w:ilvl="4" w:tentative="1">
+      <w:start w:val="1"/>
+      <w:numFmt w:val="bullet"/>
+      <w:lvlText w:val=""/>
+      <w:lvlJc w:val="left"/>
+      <w:pPr>
+        <w:tabs>
+          <w:tab w:val="num" w:pos="3600"/>
+        </w:tabs>
+        <w:ind w:left="3600" w:hanging="360"/>
+      </w:pPr>
+      <w:rPr>
+        <w:rFonts w:ascii="Wingdings" w:hAnsi="Wingdings" w:hint="default"/>
+        <w:sz w:val="20"/>
+      </w:rPr>
+    </w:lvl>
+    <w:lvl w:ilvl="5" w:tentative="1">
+      <w:start w:val="1"/>
+      <w:numFmt w:val="bullet"/>
+      <w:lvlText w:val=""/>
+      <w:lvlJc w:val="left"/>
+      <w:pPr>
+        <w:tabs>
+          <w:tab w:val="num" w:pos="4320"/>
+        </w:tabs>
+        <w:ind w:left="4320" w:hanging="360"/>
+      </w:pPr>
+      <w:rPr>
+        <w:rFonts w:ascii="Wingdings" w:hAnsi="Wingdings" w:hint="default"/>
+        <w:sz w:val="20"/>
+      </w:rPr>
+    </w:lvl>
+    <w:lvl w:ilvl="6" w:tentative="1">
+      <w:start w:val="1"/>
+      <w:numFmt w:val="bullet"/>
+      <w:lvlText w:val=""/>
+      <w:lvlJc w:val="left"/>
+      <w:pPr>
+        <w:tabs>
+          <w:tab w:val="num" w:pos="5040"/>
+        </w:tabs>
+        <w:ind w:left="5040" w:hanging="360"/>
+      </w:pPr>
+      <w:rPr>
+        <w:rFonts w:ascii="Wingdings" w:hAnsi="Wingdings" w:hint="default"/>
+        <w:sz w:val="20"/>
+      </w:rPr>
+    </w:lvl>
+    <w:lvl w:ilvl="7" w:tentative="1">
+      <w:start w:val="1"/>
+      <w:numFmt w:val="bullet"/>
+      <w:lvlText w:val=""/>
+      <w:lvlJc w:val="left"/>
+      <w:pPr>
+        <w:tabs>
+          <w:tab w:val="num" w:pos="5760"/>
+        </w:tabs>
+        <w:ind w:left="5760" w:hanging="360"/>
+      </w:pPr>
+      <w:rPr>
+        <w:rFonts w:ascii="Wingdings" w:hAnsi="Wingdings" w:hint="default"/>
+        <w:sz w:val="20"/>
+      </w:rPr>
+    </w:lvl>
+    <w:lvl w:ilvl="8" w:tentative="1">
+      <w:start w:val="1"/>
+      <w:numFmt w:val="bullet"/>
+      <w:lvlText w:val=""/>
+      <w:lvlJc w:val="left"/>
+      <w:pPr>
+        <w:tabs>
+          <w:tab w:val="num" w:pos="6480"/>
+        </w:tabs>
+        <w:ind w:left="6480" w:hanging="360"/>
+      </w:pPr>
+      <w:rPr>
+        <w:rFonts w:ascii="Wingdings" w:hAnsi="Wingdings" w:hint="default"/>
+        <w:sz w:val="20"/>
+      </w:rPr>
+    </w:lvl>
+  </w:abstractNum>
+  <w:abstractNum w:abstractNumId="17" w15:restartNumberingAfterBreak="0">
+    <w:nsid w:val="4C1A5206"/>
+    <w:multiLevelType w:val="multilevel"/>
+    <w:tmpl w:val="D47A014E"/>
+    <w:lvl w:ilvl="0">
+      <w:start w:val="1"/>
+      <w:numFmt w:val="bullet"/>
+      <w:lvlText w:val=""/>
+      <w:lvlJc w:val="left"/>
+      <w:pPr>
+        <w:tabs>
+          <w:tab w:val="num" w:pos="720"/>
+        </w:tabs>
+        <w:ind w:left="720" w:hanging="360"/>
+      </w:pPr>
+      <w:rPr>
+        <w:rFonts w:ascii="Symbol" w:hAnsi="Symbol" w:hint="default"/>
+        <w:sz w:val="20"/>
+      </w:rPr>
+    </w:lvl>
+    <w:lvl w:ilvl="1" w:tentative="1">
+      <w:start w:val="1"/>
+      <w:numFmt w:val="bullet"/>
+      <w:lvlText w:val="o"/>
+      <w:lvlJc w:val="left"/>
+      <w:pPr>
+        <w:tabs>
+          <w:tab w:val="num" w:pos="1440"/>
+        </w:tabs>
+        <w:ind w:left="1440" w:hanging="360"/>
+      </w:pPr>
+      <w:rPr>
+        <w:rFonts w:ascii="Courier New" w:hAnsi="Courier New" w:hint="default"/>
+        <w:sz w:val="20"/>
+      </w:rPr>
+    </w:lvl>
+    <w:lvl w:ilvl="2" w:tentative="1">
+      <w:start w:val="1"/>
+      <w:numFmt w:val="bullet"/>
+      <w:lvlText w:val=""/>
+      <w:lvlJc w:val="left"/>
+      <w:pPr>
+        <w:tabs>
+          <w:tab w:val="num" w:pos="2160"/>
+        </w:tabs>
+        <w:ind w:left="2160" w:hanging="360"/>
+      </w:pPr>
+      <w:rPr>
+        <w:rFonts w:ascii="Wingdings" w:hAnsi="Wingdings" w:hint="default"/>
+        <w:sz w:val="20"/>
+      </w:rPr>
+    </w:lvl>
+    <w:lvl w:ilvl="3" w:tentative="1">
+      <w:start w:val="1"/>
+      <w:numFmt w:val="bullet"/>
+      <w:lvlText w:val=""/>
+      <w:lvlJc w:val="left"/>
+      <w:pPr>
+        <w:tabs>
+          <w:tab w:val="num" w:pos="2880"/>
+        </w:tabs>
+        <w:ind w:left="2880" w:hanging="360"/>
+      </w:pPr>
+      <w:rPr>
+        <w:rFonts w:ascii="Wingdings" w:hAnsi="Wingdings" w:hint="default"/>
+        <w:sz w:val="20"/>
+      </w:rPr>
+    </w:lvl>
+    <w:lvl w:ilvl="4" w:tentative="1">
+      <w:start w:val="1"/>
+      <w:numFmt w:val="bullet"/>
+      <w:lvlText w:val=""/>
+      <w:lvlJc w:val="left"/>
+      <w:pPr>
+        <w:tabs>
+          <w:tab w:val="num" w:pos="3600"/>
+        </w:tabs>
+        <w:ind w:left="3600" w:hanging="360"/>
+      </w:pPr>
+      <w:rPr>
+        <w:rFonts w:ascii="Wingdings" w:hAnsi="Wingdings" w:hint="default"/>
+        <w:sz w:val="20"/>
+      </w:rPr>
+    </w:lvl>
+    <w:lvl w:ilvl="5" w:tentative="1">
+      <w:start w:val="1"/>
+      <w:numFmt w:val="bullet"/>
+      <w:lvlText w:val=""/>
+      <w:lvlJc w:val="left"/>
+      <w:pPr>
+        <w:tabs>
+          <w:tab w:val="num" w:pos="4320"/>
+        </w:tabs>
+        <w:ind w:left="4320" w:hanging="360"/>
+      </w:pPr>
+      <w:rPr>
+        <w:rFonts w:ascii="Wingdings" w:hAnsi="Wingdings" w:hint="default"/>
+        <w:sz w:val="20"/>
+      </w:rPr>
+    </w:lvl>
+    <w:lvl w:ilvl="6" w:tentative="1">
+      <w:start w:val="1"/>
+      <w:numFmt w:val="bullet"/>
+      <w:lvlText w:val=""/>
+      <w:lvlJc w:val="left"/>
+      <w:pPr>
+        <w:tabs>
+          <w:tab w:val="num" w:pos="5040"/>
+        </w:tabs>
+        <w:ind w:left="5040" w:hanging="360"/>
+      </w:pPr>
+      <w:rPr>
+        <w:rFonts w:ascii="Wingdings" w:hAnsi="Wingdings" w:hint="default"/>
+        <w:sz w:val="20"/>
+      </w:rPr>
+    </w:lvl>
+    <w:lvl w:ilvl="7" w:tentative="1">
+      <w:start w:val="1"/>
+      <w:numFmt w:val="bullet"/>
+      <w:lvlText w:val=""/>
+      <w:lvlJc w:val="left"/>
+      <w:pPr>
+        <w:tabs>
+          <w:tab w:val="num" w:pos="5760"/>
+        </w:tabs>
+        <w:ind w:left="5760" w:hanging="360"/>
+      </w:pPr>
+      <w:rPr>
+        <w:rFonts w:ascii="Wingdings" w:hAnsi="Wingdings" w:hint="default"/>
+        <w:sz w:val="20"/>
+      </w:rPr>
+    </w:lvl>
+    <w:lvl w:ilvl="8" w:tentative="1">
+      <w:start w:val="1"/>
+      <w:numFmt w:val="bullet"/>
+      <w:lvlText w:val=""/>
+      <w:lvlJc w:val="left"/>
+      <w:pPr>
+        <w:tabs>
+          <w:tab w:val="num" w:pos="6480"/>
+        </w:tabs>
+        <w:ind w:left="6480" w:hanging="360"/>
+      </w:pPr>
+      <w:rPr>
+        <w:rFonts w:ascii="Wingdings" w:hAnsi="Wingdings" w:hint="default"/>
+        <w:sz w:val="20"/>
+      </w:rPr>
+    </w:lvl>
+  </w:abstractNum>
+  <w:abstractNum w:abstractNumId="18" w15:restartNumberingAfterBreak="0">
+    <w:nsid w:val="5E094CB1"/>
+    <w:multiLevelType w:val="multilevel"/>
+    <w:tmpl w:val="E66C64E0"/>
+    <w:lvl w:ilvl="0">
+      <w:start w:val="1"/>
+      <w:numFmt w:val="bullet"/>
+      <w:lvlText w:val=""/>
+      <w:lvlJc w:val="left"/>
+      <w:pPr>
+        <w:tabs>
+          <w:tab w:val="num" w:pos="720"/>
+        </w:tabs>
+        <w:ind w:left="720" w:hanging="360"/>
+      </w:pPr>
+      <w:rPr>
+        <w:rFonts w:ascii="Symbol" w:hAnsi="Symbol" w:hint="default"/>
+        <w:sz w:val="20"/>
+      </w:rPr>
+    </w:lvl>
+    <w:lvl w:ilvl="1" w:tentative="1">
+      <w:start w:val="1"/>
+      <w:numFmt w:val="bullet"/>
+      <w:lvlText w:val="o"/>
+      <w:lvlJc w:val="left"/>
+      <w:pPr>
+        <w:tabs>
+          <w:tab w:val="num" w:pos="1440"/>
+        </w:tabs>
+        <w:ind w:left="1440" w:hanging="360"/>
+      </w:pPr>
+      <w:rPr>
+        <w:rFonts w:ascii="Courier New" w:hAnsi="Courier New" w:hint="default"/>
+        <w:sz w:val="20"/>
+      </w:rPr>
+    </w:lvl>
+    <w:lvl w:ilvl="2" w:tentative="1">
+      <w:start w:val="1"/>
+      <w:numFmt w:val="bullet"/>
+      <w:lvlText w:val=""/>
+      <w:lvlJc w:val="left"/>
+      <w:pPr>
+        <w:tabs>
+          <w:tab w:val="num" w:pos="2160"/>
+        </w:tabs>
+        <w:ind w:left="2160" w:hanging="360"/>
+      </w:pPr>
+      <w:rPr>
+        <w:rFonts w:ascii="Wingdings" w:hAnsi="Wingdings" w:hint="default"/>
+        <w:sz w:val="20"/>
+      </w:rPr>
+    </w:lvl>
+    <w:lvl w:ilvl="3" w:tentative="1">
+      <w:start w:val="1"/>
+      <w:numFmt w:val="bullet"/>
+      <w:lvlText w:val=""/>
+      <w:lvlJc w:val="left"/>
+      <w:pPr>
+        <w:tabs>
+          <w:tab w:val="num" w:pos="2880"/>
+        </w:tabs>
+        <w:ind w:left="2880" w:hanging="360"/>
+      </w:pPr>
+      <w:rPr>
+        <w:rFonts w:ascii="Wingdings" w:hAnsi="Wingdings" w:hint="default"/>
+        <w:sz w:val="20"/>
+      </w:rPr>
+    </w:lvl>
+    <w:lvl w:ilvl="4" w:tentative="1">
+      <w:start w:val="1"/>
+      <w:numFmt w:val="bullet"/>
+      <w:lvlText w:val=""/>
+      <w:lvlJc w:val="left"/>
+      <w:pPr>
+        <w:tabs>
+          <w:tab w:val="num" w:pos="3600"/>
+        </w:tabs>
+        <w:ind w:left="3600" w:hanging="360"/>
+      </w:pPr>
+      <w:rPr>
+        <w:rFonts w:ascii="Wingdings" w:hAnsi="Wingdings" w:hint="default"/>
+        <w:sz w:val="20"/>
+      </w:rPr>
+    </w:lvl>
+    <w:lvl w:ilvl="5" w:tentative="1">
+      <w:start w:val="1"/>
+      <w:numFmt w:val="bullet"/>
+      <w:lvlText w:val=""/>
+      <w:lvlJc w:val="left"/>
+      <w:pPr>
+        <w:tabs>
+          <w:tab w:val="num" w:pos="4320"/>
+        </w:tabs>
+        <w:ind w:left="4320" w:hanging="360"/>
+      </w:pPr>
+      <w:rPr>
+        <w:rFonts w:ascii="Wingdings" w:hAnsi="Wingdings" w:hint="default"/>
+        <w:sz w:val="20"/>
+      </w:rPr>
+    </w:lvl>
+    <w:lvl w:ilvl="6" w:tentative="1">
+      <w:start w:val="1"/>
+      <w:numFmt w:val="bullet"/>
+      <w:lvlText w:val=""/>
+      <w:lvlJc w:val="left"/>
+      <w:pPr>
+        <w:tabs>
+          <w:tab w:val="num" w:pos="5040"/>
+        </w:tabs>
+        <w:ind w:left="5040" w:hanging="360"/>
+      </w:pPr>
+      <w:rPr>
+        <w:rFonts w:ascii="Wingdings" w:hAnsi="Wingdings" w:hint="default"/>
+        <w:sz w:val="20"/>
+      </w:rPr>
+    </w:lvl>
+    <w:lvl w:ilvl="7" w:tentative="1">
+      <w:start w:val="1"/>
+      <w:numFmt w:val="bullet"/>
+      <w:lvlText w:val=""/>
+      <w:lvlJc w:val="left"/>
+      <w:pPr>
+        <w:tabs>
+          <w:tab w:val="num" w:pos="5760"/>
+        </w:tabs>
+        <w:ind w:left="5760" w:hanging="360"/>
+      </w:pPr>
+      <w:rPr>
+        <w:rFonts w:ascii="Wingdings" w:hAnsi="Wingdings" w:hint="default"/>
+        <w:sz w:val="20"/>
+      </w:rPr>
+    </w:lvl>
+    <w:lvl w:ilvl="8" w:tentative="1">
+      <w:start w:val="1"/>
+      <w:numFmt w:val="bullet"/>
+      <w:lvlText w:val=""/>
+      <w:lvlJc w:val="left"/>
+      <w:pPr>
+        <w:tabs>
+          <w:tab w:val="num" w:pos="6480"/>
+        </w:tabs>
+        <w:ind w:left="6480" w:hanging="360"/>
+      </w:pPr>
+      <w:rPr>
+        <w:rFonts w:ascii="Wingdings" w:hAnsi="Wingdings" w:hint="default"/>
+        <w:sz w:val="20"/>
+      </w:rPr>
+    </w:lvl>
+  </w:abstractNum>
+  <w:abstractNum w:abstractNumId="19" w15:restartNumberingAfterBreak="0">
+    <w:nsid w:val="630E66C4"/>
+    <w:multiLevelType w:val="multilevel"/>
+    <w:tmpl w:val="70D4E4D8"/>
+    <w:lvl w:ilvl="0">
+      <w:start w:val="1"/>
+      <w:numFmt w:val="decimal"/>
+      <w:lvlText w:val="%1."/>
+      <w:lvlJc w:val="left"/>
+      <w:pPr>
+        <w:tabs>
+          <w:tab w:val="num" w:pos="720"/>
+        </w:tabs>
+        <w:ind w:left="720" w:hanging="360"/>
+      </w:pPr>
+    </w:lvl>
+    <w:lvl w:ilvl="1" w:tentative="1">
+      <w:start w:val="1"/>
+      <w:numFmt w:val="decimal"/>
+      <w:lvlText w:val="%2."/>
+      <w:lvlJc w:val="left"/>
+      <w:pPr>
+        <w:tabs>
+          <w:tab w:val="num" w:pos="1440"/>
+        </w:tabs>
+        <w:ind w:left="1440" w:hanging="360"/>
+      </w:pPr>
+    </w:lvl>
+    <w:lvl w:ilvl="2" w:tentative="1">
+      <w:start w:val="1"/>
+      <w:numFmt w:val="decimal"/>
+      <w:lvlText w:val="%3."/>
+      <w:lvlJc w:val="left"/>
+      <w:pPr>
+        <w:tabs>
+          <w:tab w:val="num" w:pos="2160"/>
+        </w:tabs>
+        <w:ind w:left="2160" w:hanging="360"/>
+      </w:pPr>
+    </w:lvl>
+    <w:lvl w:ilvl="3" w:tentative="1">
+      <w:start w:val="1"/>
+      <w:numFmt w:val="decimal"/>
+      <w:lvlText w:val="%4."/>
+      <w:lvlJc w:val="left"/>
+      <w:pPr>
+        <w:tabs>
+          <w:tab w:val="num" w:pos="2880"/>
+        </w:tabs>
+        <w:ind w:left="2880" w:hanging="360"/>
+      </w:pPr>
+    </w:lvl>
+    <w:lvl w:ilvl="4" w:tentative="1">
+      <w:start w:val="1"/>
+      <w:numFmt w:val="decimal"/>
+      <w:lvlText w:val="%5."/>
+      <w:lvlJc w:val="left"/>
+      <w:pPr>
+        <w:tabs>
+          <w:tab w:val="num" w:pos="3600"/>
+        </w:tabs>
+        <w:ind w:left="3600" w:hanging="360"/>
+      </w:pPr>
+    </w:lvl>
+    <w:lvl w:ilvl="5" w:tentative="1">
+      <w:start w:val="1"/>
+      <w:numFmt w:val="decimal"/>
+      <w:lvlText w:val="%6."/>
+      <w:lvlJc w:val="left"/>
+      <w:pPr>
+        <w:tabs>
+          <w:tab w:val="num" w:pos="4320"/>
+        </w:tabs>
+        <w:ind w:left="4320" w:hanging="360"/>
+      </w:pPr>
+    </w:lvl>
+    <w:lvl w:ilvl="6" w:tentative="1">
+      <w:start w:val="1"/>
+      <w:numFmt w:val="decimal"/>
+      <w:lvlText w:val="%7."/>
+      <w:lvlJc w:val="left"/>
+      <w:pPr>
+        <w:tabs>
+          <w:tab w:val="num" w:pos="5040"/>
+        </w:tabs>
+        <w:ind w:left="5040" w:hanging="360"/>
+      </w:pPr>
+    </w:lvl>
+    <w:lvl w:ilvl="7" w:tentative="1">
+      <w:start w:val="1"/>
+      <w:numFmt w:val="decimal"/>
+      <w:lvlText w:val="%8."/>
+      <w:lvlJc w:val="left"/>
+      <w:pPr>
+        <w:tabs>
+          <w:tab w:val="num" w:pos="5760"/>
+        </w:tabs>
+        <w:ind w:left="5760" w:hanging="360"/>
+      </w:pPr>
+    </w:lvl>
+    <w:lvl w:ilvl="8" w:tentative="1">
+      <w:start w:val="1"/>
+      <w:numFmt w:val="decimal"/>
+      <w:lvlText w:val="%9."/>
+      <w:lvlJc w:val="left"/>
+      <w:pPr>
+        <w:tabs>
+          <w:tab w:val="num" w:pos="6480"/>
+        </w:tabs>
+        <w:ind w:left="6480" w:hanging="360"/>
+      </w:pPr>
+    </w:lvl>
+  </w:abstractNum>
+  <w:abstractNum w:abstractNumId="20" w15:restartNumberingAfterBreak="0">
+    <w:nsid w:val="68FC5F02"/>
+    <w:multiLevelType w:val="multilevel"/>
+    <w:tmpl w:val="1884F9CC"/>
+    <w:lvl w:ilvl="0">
+      <w:start w:val="1"/>
+      <w:numFmt w:val="bullet"/>
+      <w:lvlText w:val=""/>
+      <w:lvlJc w:val="left"/>
+      <w:pPr>
+        <w:tabs>
+          <w:tab w:val="num" w:pos="720"/>
+        </w:tabs>
+        <w:ind w:left="720" w:hanging="360"/>
+      </w:pPr>
+      <w:rPr>
+        <w:rFonts w:ascii="Symbol" w:hAnsi="Symbol" w:hint="default"/>
+        <w:sz w:val="20"/>
+      </w:rPr>
+    </w:lvl>
+    <w:lvl w:ilvl="1">
+      <w:start w:val="1"/>
+      <w:numFmt w:val="bullet"/>
+      <w:lvlText w:val="o"/>
+      <w:lvlJc w:val="left"/>
+      <w:pPr>
+        <w:tabs>
+          <w:tab w:val="num" w:pos="1440"/>
+        </w:tabs>
+        <w:ind w:left="1440" w:hanging="360"/>
+      </w:pPr>
+      <w:rPr>
+        <w:rFonts w:ascii="Courier New" w:hAnsi="Courier New" w:hint="default"/>
+        <w:sz w:val="20"/>
+      </w:rPr>
+    </w:lvl>
+    <w:lvl w:ilvl="2" w:tentative="1">
+      <w:start w:val="1"/>
+      <w:numFmt w:val="bullet"/>
+      <w:lvlText w:val=""/>
+      <w:lvlJc w:val="left"/>
+      <w:pPr>
+        <w:tabs>
+          <w:tab w:val="num" w:pos="2160"/>
+        </w:tabs>
+        <w:ind w:left="2160" w:hanging="360"/>
+      </w:pPr>
+      <w:rPr>
+        <w:rFonts w:ascii="Wingdings" w:hAnsi="Wingdings" w:hint="default"/>
+        <w:sz w:val="20"/>
+      </w:rPr>
+    </w:lvl>
+    <w:lvl w:ilvl="3" w:tentative="1">
+      <w:start w:val="1"/>
+      <w:numFmt w:val="bullet"/>
+      <w:lvlText w:val=""/>
+      <w:lvlJc w:val="left"/>
+      <w:pPr>
+        <w:tabs>
+          <w:tab w:val="num" w:pos="2880"/>
+        </w:tabs>
+        <w:ind w:left="2880" w:hanging="360"/>
+      </w:pPr>
+      <w:rPr>
+        <w:rFonts w:ascii="Wingdings" w:hAnsi="Wingdings" w:hint="default"/>
+        <w:sz w:val="20"/>
+      </w:rPr>
+    </w:lvl>
+    <w:lvl w:ilvl="4" w:tentative="1">
+      <w:start w:val="1"/>
+      <w:numFmt w:val="bullet"/>
+      <w:lvlText w:val=""/>
+      <w:lvlJc w:val="left"/>
+      <w:pPr>
+        <w:tabs>
+          <w:tab w:val="num" w:pos="3600"/>
+        </w:tabs>
+        <w:ind w:left="3600" w:hanging="360"/>
+      </w:pPr>
+      <w:rPr>
+        <w:rFonts w:ascii="Wingdings" w:hAnsi="Wingdings" w:hint="default"/>
+        <w:sz w:val="20"/>
+      </w:rPr>
+    </w:lvl>
+    <w:lvl w:ilvl="5" w:tentative="1">
+      <w:start w:val="1"/>
+      <w:numFmt w:val="bullet"/>
+      <w:lvlText w:val=""/>
+      <w:lvlJc w:val="left"/>
+      <w:pPr>
+        <w:tabs>
+          <w:tab w:val="num" w:pos="4320"/>
+        </w:tabs>
+        <w:ind w:left="4320" w:hanging="360"/>
+      </w:pPr>
+      <w:rPr>
+        <w:rFonts w:ascii="Wingdings" w:hAnsi="Wingdings" w:hint="default"/>
+        <w:sz w:val="20"/>
+      </w:rPr>
+    </w:lvl>
+    <w:lvl w:ilvl="6" w:tentative="1">
+      <w:start w:val="1"/>
+      <w:numFmt w:val="bullet"/>
+      <w:lvlText w:val=""/>
+      <w:lvlJc w:val="left"/>
+      <w:pPr>
+        <w:tabs>
+          <w:tab w:val="num" w:pos="5040"/>
+        </w:tabs>
+        <w:ind w:left="5040" w:hanging="360"/>
+      </w:pPr>
+      <w:rPr>
+        <w:rFonts w:ascii="Wingdings" w:hAnsi="Wingdings" w:hint="default"/>
+        <w:sz w:val="20"/>
+      </w:rPr>
+    </w:lvl>
+    <w:lvl w:ilvl="7" w:tentative="1">
+      <w:start w:val="1"/>
+      <w:numFmt w:val="bullet"/>
+      <w:lvlText w:val=""/>
+      <w:lvlJc w:val="left"/>
+      <w:pPr>
+        <w:tabs>
+          <w:tab w:val="num" w:pos="5760"/>
+        </w:tabs>
+        <w:ind w:left="5760" w:hanging="360"/>
+      </w:pPr>
+      <w:rPr>
+        <w:rFonts w:ascii="Wingdings" w:hAnsi="Wingdings" w:hint="default"/>
+        <w:sz w:val="20"/>
+      </w:rPr>
+    </w:lvl>
+    <w:lvl w:ilvl="8" w:tentative="1">
+      <w:start w:val="1"/>
+      <w:numFmt w:val="bullet"/>
+      <w:lvlText w:val=""/>
+      <w:lvlJc w:val="left"/>
+      <w:pPr>
+        <w:tabs>
+          <w:tab w:val="num" w:pos="6480"/>
+        </w:tabs>
+        <w:ind w:left="6480" w:hanging="360"/>
+      </w:pPr>
+      <w:rPr>
+        <w:rFonts w:ascii="Wingdings" w:hAnsi="Wingdings" w:hint="default"/>
+        <w:sz w:val="20"/>
+      </w:rPr>
+    </w:lvl>
+  </w:abstractNum>
+  <w:abstractNum w:abstractNumId="21" w15:restartNumberingAfterBreak="0">
+    <w:nsid w:val="69681345"/>
+    <w:multiLevelType w:val="multilevel"/>
+    <w:tmpl w:val="CD2E0AE6"/>
+    <w:lvl w:ilvl="0">
+      <w:start w:val="1"/>
+      <w:numFmt w:val="bullet"/>
+      <w:lvlText w:val=""/>
+      <w:lvlJc w:val="left"/>
+      <w:pPr>
+        <w:tabs>
+          <w:tab w:val="num" w:pos="720"/>
+        </w:tabs>
+        <w:ind w:left="720" w:hanging="360"/>
+      </w:pPr>
+      <w:rPr>
+        <w:rFonts w:ascii="Symbol" w:hAnsi="Symbol" w:hint="default"/>
+        <w:sz w:val="20"/>
+      </w:rPr>
+    </w:lvl>
+    <w:lvl w:ilvl="1" w:tentative="1">
+      <w:start w:val="1"/>
+      <w:numFmt w:val="bullet"/>
+      <w:lvlText w:val="o"/>
+      <w:lvlJc w:val="left"/>
+      <w:pPr>
+        <w:tabs>
+          <w:tab w:val="num" w:pos="1440"/>
+        </w:tabs>
+        <w:ind w:left="1440" w:hanging="360"/>
+      </w:pPr>
+      <w:rPr>
+        <w:rFonts w:ascii="Courier New" w:hAnsi="Courier New" w:hint="default"/>
+        <w:sz w:val="20"/>
+      </w:rPr>
+    </w:lvl>
+    <w:lvl w:ilvl="2" w:tentative="1">
+      <w:start w:val="1"/>
+      <w:numFmt w:val="bullet"/>
+      <w:lvlText w:val=""/>
+      <w:lvlJc w:val="left"/>
+      <w:pPr>
+        <w:tabs>
+          <w:tab w:val="num" w:pos="2160"/>
+        </w:tabs>
+        <w:ind w:left="2160" w:hanging="360"/>
+      </w:pPr>
+      <w:rPr>
+        <w:rFonts w:ascii="Wingdings" w:hAnsi="Wingdings" w:hint="default"/>
+        <w:sz w:val="20"/>
+      </w:rPr>
+    </w:lvl>
+    <w:lvl w:ilvl="3" w:tentative="1">
+      <w:start w:val="1"/>
+      <w:numFmt w:val="bullet"/>
+      <w:lvlText w:val=""/>
+      <w:lvlJc w:val="left"/>
+      <w:pPr>
+        <w:tabs>
+          <w:tab w:val="num" w:pos="2880"/>
+        </w:tabs>
+        <w:ind w:left="2880" w:hanging="360"/>
+      </w:pPr>
+      <w:rPr>
+        <w:rFonts w:ascii="Wingdings" w:hAnsi="Wingdings" w:hint="default"/>
+        <w:sz w:val="20"/>
+      </w:rPr>
+    </w:lvl>
+    <w:lvl w:ilvl="4" w:tentative="1">
+      <w:start w:val="1"/>
+      <w:numFmt w:val="bullet"/>
+      <w:lvlText w:val=""/>
+      <w:lvlJc w:val="left"/>
+      <w:pPr>
+        <w:tabs>
+          <w:tab w:val="num" w:pos="3600"/>
+        </w:tabs>
+        <w:ind w:left="3600" w:hanging="360"/>
+      </w:pPr>
+      <w:rPr>
+        <w:rFonts w:ascii="Wingdings" w:hAnsi="Wingdings" w:hint="default"/>
+        <w:sz w:val="20"/>
+      </w:rPr>
+    </w:lvl>
+    <w:lvl w:ilvl="5" w:tentative="1">
+      <w:start w:val="1"/>
+      <w:numFmt w:val="bullet"/>
+      <w:lvlText w:val=""/>
+      <w:lvlJc w:val="left"/>
+      <w:pPr>
+        <w:tabs>
+          <w:tab w:val="num" w:pos="4320"/>
+        </w:tabs>
+        <w:ind w:left="4320" w:hanging="360"/>
+      </w:pPr>
+      <w:rPr>
+        <w:rFonts w:ascii="Wingdings" w:hAnsi="Wingdings" w:hint="default"/>
+        <w:sz w:val="20"/>
+      </w:rPr>
+    </w:lvl>
+    <w:lvl w:ilvl="6" w:tentative="1">
+      <w:start w:val="1"/>
+      <w:numFmt w:val="bullet"/>
+      <w:lvlText w:val=""/>
+      <w:lvlJc w:val="left"/>
+      <w:pPr>
+        <w:tabs>
+          <w:tab w:val="num" w:pos="5040"/>
+        </w:tabs>
+        <w:ind w:left="5040" w:hanging="360"/>
+      </w:pPr>
+      <w:rPr>
+        <w:rFonts w:ascii="Wingdings" w:hAnsi="Wingdings" w:hint="default"/>
+        <w:sz w:val="20"/>
+      </w:rPr>
+    </w:lvl>
+    <w:lvl w:ilvl="7" w:tentative="1">
+      <w:start w:val="1"/>
+      <w:numFmt w:val="bullet"/>
+      <w:lvlText w:val=""/>
+      <w:lvlJc w:val="left"/>
+      <w:pPr>
+        <w:tabs>
+          <w:tab w:val="num" w:pos="5760"/>
+        </w:tabs>
+        <w:ind w:left="5760" w:hanging="360"/>
+      </w:pPr>
+      <w:rPr>
+        <w:rFonts w:ascii="Wingdings" w:hAnsi="Wingdings" w:hint="default"/>
+        <w:sz w:val="20"/>
+      </w:rPr>
+    </w:lvl>
+    <w:lvl w:ilvl="8" w:tentative="1">
+      <w:start w:val="1"/>
+      <w:numFmt w:val="bullet"/>
+      <w:lvlText w:val=""/>
+      <w:lvlJc w:val="left"/>
+      <w:pPr>
+        <w:tabs>
+          <w:tab w:val="num" w:pos="6480"/>
+        </w:tabs>
+        <w:ind w:left="6480" w:hanging="360"/>
+      </w:pPr>
+      <w:rPr>
+        <w:rFonts w:ascii="Wingdings" w:hAnsi="Wingdings" w:hint="default"/>
+        <w:sz w:val="20"/>
+      </w:rPr>
+    </w:lvl>
+  </w:abstractNum>
+  <w:abstractNum w:abstractNumId="22" w15:restartNumberingAfterBreak="0">
+    <w:nsid w:val="6B376414"/>
+    <w:multiLevelType w:val="multilevel"/>
+    <w:tmpl w:val="44B2D5F4"/>
+    <w:lvl w:ilvl="0">
+      <w:start w:val="1"/>
+      <w:numFmt w:val="bullet"/>
+      <w:lvlText w:val=""/>
+      <w:lvlJc w:val="left"/>
+      <w:pPr>
+        <w:tabs>
+          <w:tab w:val="num" w:pos="720"/>
+        </w:tabs>
+        <w:ind w:left="720" w:hanging="360"/>
+      </w:pPr>
+      <w:rPr>
+        <w:rFonts w:ascii="Symbol" w:hAnsi="Symbol" w:hint="default"/>
+        <w:sz w:val="20"/>
+      </w:rPr>
+    </w:lvl>
+    <w:lvl w:ilvl="1">
+      <w:start w:val="1"/>
+      <w:numFmt w:val="decimal"/>
+      <w:lvlText w:val="%2."/>
+      <w:lvlJc w:val="left"/>
+      <w:pPr>
+        <w:tabs>
+          <w:tab w:val="num" w:pos="1440"/>
+        </w:tabs>
+        <w:ind w:left="1440" w:hanging="360"/>
+      </w:pPr>
+    </w:lvl>
+    <w:lvl w:ilvl="2" w:tentative="1">
+      <w:start w:val="1"/>
+      <w:numFmt w:val="bullet"/>
+      <w:lvlText w:val=""/>
+      <w:lvlJc w:val="left"/>
+      <w:pPr>
+        <w:tabs>
+          <w:tab w:val="num" w:pos="2160"/>
+        </w:tabs>
+        <w:ind w:left="2160" w:hanging="360"/>
+      </w:pPr>
+      <w:rPr>
+        <w:rFonts w:ascii="Wingdings" w:hAnsi="Wingdings" w:hint="default"/>
+        <w:sz w:val="20"/>
+      </w:rPr>
+    </w:lvl>
+    <w:lvl w:ilvl="3" w:tentative="1">
+      <w:start w:val="1"/>
+      <w:numFmt w:val="bullet"/>
+      <w:lvlText w:val=""/>
+      <w:lvlJc w:val="left"/>
+      <w:pPr>
+        <w:tabs>
+          <w:tab w:val="num" w:pos="2880"/>
+        </w:tabs>
+        <w:ind w:left="2880" w:hanging="360"/>
+      </w:pPr>
+      <w:rPr>
+        <w:rFonts w:ascii="Wingdings" w:hAnsi="Wingdings" w:hint="default"/>
+        <w:sz w:val="20"/>
+      </w:rPr>
+    </w:lvl>
+    <w:lvl w:ilvl="4" w:tentative="1">
+      <w:start w:val="1"/>
+      <w:numFmt w:val="bullet"/>
+      <w:lvlText w:val=""/>
+      <w:lvlJc w:val="left"/>
+      <w:pPr>
+        <w:tabs>
+          <w:tab w:val="num" w:pos="3600"/>
+        </w:tabs>
+        <w:ind w:left="3600" w:hanging="360"/>
+      </w:pPr>
+      <w:rPr>
+        <w:rFonts w:ascii="Wingdings" w:hAnsi="Wingdings" w:hint="default"/>
+        <w:sz w:val="20"/>
+      </w:rPr>
+    </w:lvl>
+    <w:lvl w:ilvl="5" w:tentative="1">
+      <w:start w:val="1"/>
+      <w:numFmt w:val="bullet"/>
+      <w:lvlText w:val=""/>
+      <w:lvlJc w:val="left"/>
+      <w:pPr>
+        <w:tabs>
+          <w:tab w:val="num" w:pos="4320"/>
+        </w:tabs>
+        <w:ind w:left="4320" w:hanging="360"/>
+      </w:pPr>
+      <w:rPr>
+        <w:rFonts w:ascii="Wingdings" w:hAnsi="Wingdings" w:hint="default"/>
+        <w:sz w:val="20"/>
+      </w:rPr>
+    </w:lvl>
+    <w:lvl w:ilvl="6" w:tentative="1">
+      <w:start w:val="1"/>
+      <w:numFmt w:val="bullet"/>
+      <w:lvlText w:val=""/>
+      <w:lvlJc w:val="left"/>
+      <w:pPr>
+        <w:tabs>
+          <w:tab w:val="num" w:pos="5040"/>
+        </w:tabs>
+        <w:ind w:left="5040" w:hanging="360"/>
+      </w:pPr>
+      <w:rPr>
+        <w:rFonts w:ascii="Wingdings" w:hAnsi="Wingdings" w:hint="default"/>
+        <w:sz w:val="20"/>
+      </w:rPr>
+    </w:lvl>
+    <w:lvl w:ilvl="7" w:tentative="1">
+      <w:start w:val="1"/>
+      <w:numFmt w:val="bullet"/>
+      <w:lvlText w:val=""/>
+      <w:lvlJc w:val="left"/>
+      <w:pPr>
+        <w:tabs>
+          <w:tab w:val="num" w:pos="5760"/>
+        </w:tabs>
+        <w:ind w:left="5760" w:hanging="360"/>
+      </w:pPr>
+      <w:rPr>
+        <w:rFonts w:ascii="Wingdings" w:hAnsi="Wingdings" w:hint="default"/>
+        <w:sz w:val="20"/>
+      </w:rPr>
+    </w:lvl>
+    <w:lvl w:ilvl="8" w:tentative="1">
+      <w:start w:val="1"/>
+      <w:numFmt w:val="bullet"/>
+      <w:lvlText w:val=""/>
+      <w:lvlJc w:val="left"/>
+      <w:pPr>
+        <w:tabs>
+          <w:tab w:val="num" w:pos="6480"/>
+        </w:tabs>
+        <w:ind w:left="6480" w:hanging="360"/>
+      </w:pPr>
+      <w:rPr>
+        <w:rFonts w:ascii="Wingdings" w:hAnsi="Wingdings" w:hint="default"/>
+        <w:sz w:val="20"/>
+      </w:rPr>
+    </w:lvl>
+  </w:abstractNum>
+  <w:abstractNum w:abstractNumId="23" w15:restartNumberingAfterBreak="0">
+    <w:nsid w:val="6D4D6C28"/>
+    <w:multiLevelType w:val="multilevel"/>
+    <w:tmpl w:val="F3021F90"/>
+    <w:lvl w:ilvl="0">
+      <w:start w:val="1"/>
+      <w:numFmt w:val="bullet"/>
+      <w:lvlText w:val=""/>
+      <w:lvlJc w:val="left"/>
+      <w:pPr>
+        <w:tabs>
+          <w:tab w:val="num" w:pos="720"/>
+        </w:tabs>
+        <w:ind w:left="720" w:hanging="360"/>
+      </w:pPr>
+      <w:rPr>
+        <w:rFonts w:ascii="Symbol" w:hAnsi="Symbol" w:hint="default"/>
+        <w:sz w:val="20"/>
+      </w:rPr>
+    </w:lvl>
+    <w:lvl w:ilvl="1" w:tentative="1">
+      <w:start w:val="1"/>
+      <w:numFmt w:val="bullet"/>
+      <w:lvlText w:val="o"/>
+      <w:lvlJc w:val="left"/>
+      <w:pPr>
+        <w:tabs>
+          <w:tab w:val="num" w:pos="1440"/>
+        </w:tabs>
+        <w:ind w:left="1440" w:hanging="360"/>
+      </w:pPr>
+      <w:rPr>
+        <w:rFonts w:ascii="Courier New" w:hAnsi="Courier New" w:hint="default"/>
+        <w:sz w:val="20"/>
+      </w:rPr>
+    </w:lvl>
+    <w:lvl w:ilvl="2" w:tentative="1">
+      <w:start w:val="1"/>
+      <w:numFmt w:val="bullet"/>
+      <w:lvlText w:val=""/>
+      <w:lvlJc w:val="left"/>
+      <w:pPr>
+        <w:tabs>
+          <w:tab w:val="num" w:pos="2160"/>
+        </w:tabs>
+        <w:ind w:left="2160" w:hanging="360"/>
+      </w:pPr>
+      <w:rPr>
+        <w:rFonts w:ascii="Wingdings" w:hAnsi="Wingdings" w:hint="default"/>
+        <w:sz w:val="20"/>
+      </w:rPr>
+    </w:lvl>
+    <w:lvl w:ilvl="3" w:tentative="1">
+      <w:start w:val="1"/>
+      <w:numFmt w:val="bullet"/>
+      <w:lvlText w:val=""/>
+      <w:lvlJc w:val="left"/>
+      <w:pPr>
+        <w:tabs>
+          <w:tab w:val="num" w:pos="2880"/>
+        </w:tabs>
+        <w:ind w:left="2880" w:hanging="360"/>
+      </w:pPr>
+      <w:rPr>
+        <w:rFonts w:ascii="Wingdings" w:hAnsi="Wingdings" w:hint="default"/>
+        <w:sz w:val="20"/>
+      </w:rPr>
+    </w:lvl>
+    <w:lvl w:ilvl="4" w:tentative="1">
+      <w:start w:val="1"/>
+      <w:numFmt w:val="bullet"/>
+      <w:lvlText w:val=""/>
+      <w:lvlJc w:val="left"/>
+      <w:pPr>
+        <w:tabs>
+          <w:tab w:val="num" w:pos="3600"/>
+        </w:tabs>
+        <w:ind w:left="3600" w:hanging="360"/>
+      </w:pPr>
+      <w:rPr>
+        <w:rFonts w:ascii="Wingdings" w:hAnsi="Wingdings" w:hint="default"/>
+        <w:sz w:val="20"/>
+      </w:rPr>
+    </w:lvl>
+    <w:lvl w:ilvl="5" w:tentative="1">
+      <w:start w:val="1"/>
+      <w:numFmt w:val="bullet"/>
+      <w:lvlText w:val=""/>
+      <w:lvlJc w:val="left"/>
+      <w:pPr>
+        <w:tabs>
+          <w:tab w:val="num" w:pos="4320"/>
+        </w:tabs>
+        <w:ind w:left="4320" w:hanging="360"/>
+      </w:pPr>
+      <w:rPr>
+        <w:rFonts w:ascii="Wingdings" w:hAnsi="Wingdings" w:hint="default"/>
+        <w:sz w:val="20"/>
+      </w:rPr>
+    </w:lvl>
+    <w:lvl w:ilvl="6" w:tentative="1">
+      <w:start w:val="1"/>
+      <w:numFmt w:val="bullet"/>
+      <w:lvlText w:val=""/>
+      <w:lvlJc w:val="left"/>
+      <w:pPr>
+        <w:tabs>
+          <w:tab w:val="num" w:pos="5040"/>
+        </w:tabs>
+        <w:ind w:left="5040" w:hanging="360"/>
+      </w:pPr>
+      <w:rPr>
+        <w:rFonts w:ascii="Wingdings" w:hAnsi="Wingdings" w:hint="default"/>
+        <w:sz w:val="20"/>
+      </w:rPr>
+    </w:lvl>
+    <w:lvl w:ilvl="7" w:tentative="1">
+      <w:start w:val="1"/>
+      <w:numFmt w:val="bullet"/>
+      <w:lvlText w:val=""/>
+      <w:lvlJc w:val="left"/>
+      <w:pPr>
+        <w:tabs>
+          <w:tab w:val="num" w:pos="5760"/>
+        </w:tabs>
+        <w:ind w:left="5760" w:hanging="360"/>
+      </w:pPr>
+      <w:rPr>
+        <w:rFonts w:ascii="Wingdings" w:hAnsi="Wingdings" w:hint="default"/>
+        <w:sz w:val="20"/>
+      </w:rPr>
+    </w:lvl>
+    <w:lvl w:ilvl="8" w:tentative="1">
+      <w:start w:val="1"/>
+      <w:numFmt w:val="bullet"/>
+      <w:lvlText w:val=""/>
+      <w:lvlJc w:val="left"/>
+      <w:pPr>
+        <w:tabs>
+          <w:tab w:val="num" w:pos="6480"/>
+        </w:tabs>
+        <w:ind w:left="6480" w:hanging="360"/>
+      </w:pPr>
+      <w:rPr>
+        <w:rFonts w:ascii="Wingdings" w:hAnsi="Wingdings" w:hint="default"/>
+        <w:sz w:val="20"/>
+      </w:rPr>
+    </w:lvl>
+  </w:abstractNum>
+  <w:abstractNum w:abstractNumId="24" w15:restartNumberingAfterBreak="0">
+    <w:nsid w:val="6ECB4303"/>
+    <w:multiLevelType w:val="multilevel"/>
+    <w:tmpl w:val="F5CE6226"/>
+    <w:lvl w:ilvl="0">
+      <w:start w:val="1"/>
+      <w:numFmt w:val="bullet"/>
+      <w:lvlText w:val=""/>
+      <w:lvlJc w:val="left"/>
+      <w:pPr>
+        <w:tabs>
+          <w:tab w:val="num" w:pos="720"/>
+        </w:tabs>
+        <w:ind w:left="720" w:hanging="360"/>
+      </w:pPr>
+      <w:rPr>
+        <w:rFonts w:ascii="Symbol" w:hAnsi="Symbol" w:hint="default"/>
+        <w:sz w:val="20"/>
+      </w:rPr>
+    </w:lvl>
+    <w:lvl w:ilvl="1">
+      <w:start w:val="1"/>
+      <w:numFmt w:val="bullet"/>
+      <w:lvlText w:val="o"/>
+      <w:lvlJc w:val="left"/>
+      <w:pPr>
+        <w:tabs>
+          <w:tab w:val="num" w:pos="1440"/>
+        </w:tabs>
+        <w:ind w:left="1440" w:hanging="360"/>
+      </w:pPr>
+      <w:rPr>
+        <w:rFonts w:ascii="Courier New" w:hAnsi="Courier New" w:hint="default"/>
+        <w:sz w:val="20"/>
+      </w:rPr>
+    </w:lvl>
+    <w:lvl w:ilvl="2" w:tentative="1">
+      <w:start w:val="1"/>
+      <w:numFmt w:val="bullet"/>
+      <w:lvlText w:val=""/>
+      <w:lvlJc w:val="left"/>
+      <w:pPr>
+        <w:tabs>
+          <w:tab w:val="num" w:pos="2160"/>
+        </w:tabs>
+        <w:ind w:left="2160" w:hanging="360"/>
+      </w:pPr>
+      <w:rPr>
+        <w:rFonts w:ascii="Wingdings" w:hAnsi="Wingdings" w:hint="default"/>
+        <w:sz w:val="20"/>
+      </w:rPr>
+    </w:lvl>
+    <w:lvl w:ilvl="3" w:tentative="1">
+      <w:start w:val="1"/>
+      <w:numFmt w:val="bullet"/>
+      <w:lvlText w:val=""/>
+      <w:lvlJc w:val="left"/>
+      <w:pPr>
+        <w:tabs>
+          <w:tab w:val="num" w:pos="2880"/>
+        </w:tabs>
+        <w:ind w:left="2880" w:hanging="360"/>
+      </w:pPr>
+      <w:rPr>
+        <w:rFonts w:ascii="Wingdings" w:hAnsi="Wingdings" w:hint="default"/>
+        <w:sz w:val="20"/>
+      </w:rPr>
+    </w:lvl>
+    <w:lvl w:ilvl="4" w:tentative="1">
+      <w:start w:val="1"/>
+      <w:numFmt w:val="bullet"/>
+      <w:lvlText w:val=""/>
+      <w:lvlJc w:val="left"/>
+      <w:pPr>
+        <w:tabs>
+          <w:tab w:val="num" w:pos="3600"/>
+        </w:tabs>
+        <w:ind w:left="3600" w:hanging="360"/>
+      </w:pPr>
+      <w:rPr>
+        <w:rFonts w:ascii="Wingdings" w:hAnsi="Wingdings" w:hint="default"/>
+        <w:sz w:val="20"/>
+      </w:rPr>
+    </w:lvl>
+    <w:lvl w:ilvl="5" w:tentative="1">
+      <w:start w:val="1"/>
+      <w:numFmt w:val="bullet"/>
+      <w:lvlText w:val=""/>
+      <w:lvlJc w:val="left"/>
+      <w:pPr>
+        <w:tabs>
+          <w:tab w:val="num" w:pos="4320"/>
+        </w:tabs>
+        <w:ind w:left="4320" w:hanging="360"/>
+      </w:pPr>
+      <w:rPr>
+        <w:rFonts w:ascii="Wingdings" w:hAnsi="Wingdings" w:hint="default"/>
+        <w:sz w:val="20"/>
+      </w:rPr>
+    </w:lvl>
+    <w:lvl w:ilvl="6" w:tentative="1">
+      <w:start w:val="1"/>
+      <w:numFmt w:val="bullet"/>
+      <w:lvlText w:val=""/>
+      <w:lvlJc w:val="left"/>
+      <w:pPr>
+        <w:tabs>
+          <w:tab w:val="num" w:pos="5040"/>
+        </w:tabs>
+        <w:ind w:left="5040" w:hanging="360"/>
+      </w:pPr>
+      <w:rPr>
+        <w:rFonts w:ascii="Wingdings" w:hAnsi="Wingdings" w:hint="default"/>
+        <w:sz w:val="20"/>
+      </w:rPr>
+    </w:lvl>
+    <w:lvl w:ilvl="7" w:tentative="1">
+      <w:start w:val="1"/>
+      <w:numFmt w:val="bullet"/>
+      <w:lvlText w:val=""/>
+      <w:lvlJc w:val="left"/>
+      <w:pPr>
+        <w:tabs>
+          <w:tab w:val="num" w:pos="5760"/>
+        </w:tabs>
+        <w:ind w:left="5760" w:hanging="360"/>
+      </w:pPr>
+      <w:rPr>
+        <w:rFonts w:ascii="Wingdings" w:hAnsi="Wingdings" w:hint="default"/>
+        <w:sz w:val="20"/>
+      </w:rPr>
+    </w:lvl>
+    <w:lvl w:ilvl="8" w:tentative="1">
+      <w:start w:val="1"/>
+      <w:numFmt w:val="bullet"/>
+      <w:lvlText w:val=""/>
+      <w:lvlJc w:val="left"/>
+      <w:pPr>
+        <w:tabs>
+          <w:tab w:val="num" w:pos="6480"/>
+        </w:tabs>
+        <w:ind w:left="6480" w:hanging="360"/>
+      </w:pPr>
+      <w:rPr>
+        <w:rFonts w:ascii="Wingdings" w:hAnsi="Wingdings" w:hint="default"/>
+        <w:sz w:val="20"/>
+      </w:rPr>
+    </w:lvl>
+  </w:abstractNum>
+  <w:abstractNum w:abstractNumId="25" w15:restartNumberingAfterBreak="0">
+    <w:nsid w:val="6F891A91"/>
+    <w:multiLevelType w:val="multilevel"/>
+    <w:tmpl w:val="BD26E8E8"/>
+    <w:lvl w:ilvl="0">
+      <w:start w:val="1"/>
+      <w:numFmt w:val="bullet"/>
+      <w:lvlText w:val=""/>
+      <w:lvlJc w:val="left"/>
+      <w:pPr>
+        <w:tabs>
+          <w:tab w:val="num" w:pos="720"/>
+        </w:tabs>
+        <w:ind w:left="720" w:hanging="360"/>
+      </w:pPr>
+      <w:rPr>
+        <w:rFonts w:ascii="Symbol" w:hAnsi="Symbol" w:hint="default"/>
+        <w:sz w:val="20"/>
+      </w:rPr>
+    </w:lvl>
+    <w:lvl w:ilvl="1">
+      <w:start w:val="1"/>
+      <w:numFmt w:val="bullet"/>
+      <w:lvlText w:val="o"/>
+      <w:lvlJc w:val="left"/>
+      <w:pPr>
+        <w:tabs>
+          <w:tab w:val="num" w:pos="1440"/>
+        </w:tabs>
+        <w:ind w:left="1440" w:hanging="360"/>
+      </w:pPr>
+      <w:rPr>
+        <w:rFonts w:ascii="Courier New" w:hAnsi="Courier New" w:hint="default"/>
+        <w:sz w:val="20"/>
+      </w:rPr>
+    </w:lvl>
+    <w:lvl w:ilvl="2" w:tentative="1">
+      <w:start w:val="1"/>
+      <w:numFmt w:val="bullet"/>
+      <w:lvlText w:val=""/>
+      <w:lvlJc w:val="left"/>
+      <w:pPr>
+        <w:tabs>
+          <w:tab w:val="num" w:pos="2160"/>
+        </w:tabs>
+        <w:ind w:left="2160" w:hanging="360"/>
+      </w:pPr>
+      <w:rPr>
+        <w:rFonts w:ascii="Wingdings" w:hAnsi="Wingdings" w:hint="default"/>
+        <w:sz w:val="20"/>
+      </w:rPr>
+    </w:lvl>
+    <w:lvl w:ilvl="3" w:tentative="1">
+      <w:start w:val="1"/>
+      <w:numFmt w:val="bullet"/>
+      <w:lvlText w:val=""/>
+      <w:lvlJc w:val="left"/>
+      <w:pPr>
+        <w:tabs>
+          <w:tab w:val="num" w:pos="2880"/>
+        </w:tabs>
+        <w:ind w:left="2880" w:hanging="360"/>
+      </w:pPr>
+      <w:rPr>
+        <w:rFonts w:ascii="Wingdings" w:hAnsi="Wingdings" w:hint="default"/>
+        <w:sz w:val="20"/>
+      </w:rPr>
+    </w:lvl>
+    <w:lvl w:ilvl="4" w:tentative="1">
+      <w:start w:val="1"/>
+      <w:numFmt w:val="bullet"/>
+      <w:lvlText w:val=""/>
+      <w:lvlJc w:val="left"/>
+      <w:pPr>
+        <w:tabs>
+          <w:tab w:val="num" w:pos="3600"/>
+        </w:tabs>
+        <w:ind w:left="3600" w:hanging="360"/>
+      </w:pPr>
+      <w:rPr>
+        <w:rFonts w:ascii="Wingdings" w:hAnsi="Wingdings" w:hint="default"/>
+        <w:sz w:val="20"/>
+      </w:rPr>
+    </w:lvl>
+    <w:lvl w:ilvl="5" w:tentative="1">
+      <w:start w:val="1"/>
+      <w:numFmt w:val="bullet"/>
+      <w:lvlText w:val=""/>
+      <w:lvlJc w:val="left"/>
+      <w:pPr>
+        <w:tabs>
+          <w:tab w:val="num" w:pos="4320"/>
+        </w:tabs>
+        <w:ind w:left="4320" w:hanging="360"/>
+      </w:pPr>
+      <w:rPr>
+        <w:rFonts w:ascii="Wingdings" w:hAnsi="Wingdings" w:hint="default"/>
+        <w:sz w:val="20"/>
+      </w:rPr>
+    </w:lvl>
+    <w:lvl w:ilvl="6" w:tentative="1">
+      <w:start w:val="1"/>
+      <w:numFmt w:val="bullet"/>
+      <w:lvlText w:val=""/>
+      <w:lvlJc w:val="left"/>
+      <w:pPr>
+        <w:tabs>
+          <w:tab w:val="num" w:pos="5040"/>
+        </w:tabs>
+        <w:ind w:left="5040" w:hanging="360"/>
+      </w:pPr>
+      <w:rPr>
+        <w:rFonts w:ascii="Wingdings" w:hAnsi="Wingdings" w:hint="default"/>
+        <w:sz w:val="20"/>
+      </w:rPr>
+    </w:lvl>
+    <w:lvl w:ilvl="7" w:tentative="1">
+      <w:start w:val="1"/>
+      <w:numFmt w:val="bullet"/>
+      <w:lvlText w:val=""/>
+      <w:lvlJc w:val="left"/>
+      <w:pPr>
+        <w:tabs>
+          <w:tab w:val="num" w:pos="5760"/>
+        </w:tabs>
+        <w:ind w:left="5760" w:hanging="360"/>
+      </w:pPr>
+      <w:rPr>
+        <w:rFonts w:ascii="Wingdings" w:hAnsi="Wingdings" w:hint="default"/>
+        <w:sz w:val="20"/>
+      </w:rPr>
+    </w:lvl>
+    <w:lvl w:ilvl="8" w:tentative="1">
+      <w:start w:val="1"/>
+      <w:numFmt w:val="bullet"/>
+      <w:lvlText w:val=""/>
+      <w:lvlJc w:val="left"/>
+      <w:pPr>
+        <w:tabs>
+          <w:tab w:val="num" w:pos="6480"/>
+        </w:tabs>
+        <w:ind w:left="6480" w:hanging="360"/>
+      </w:pPr>
+      <w:rPr>
+        <w:rFonts w:ascii="Wingdings" w:hAnsi="Wingdings" w:hint="default"/>
+        <w:sz w:val="20"/>
+      </w:rPr>
+    </w:lvl>
+  </w:abstractNum>
+  <w:abstractNum w:abstractNumId="26" w15:restartNumberingAfterBreak="0">
+    <w:nsid w:val="7B1945B1"/>
+    <w:multiLevelType w:val="multilevel"/>
+    <w:tmpl w:val="C6648E8C"/>
+    <w:lvl w:ilvl="0">
+      <w:start w:val="1"/>
+      <w:numFmt w:val="bullet"/>
+      <w:lvlText w:val=""/>
+      <w:lvlJc w:val="left"/>
+      <w:pPr>
+        <w:tabs>
+          <w:tab w:val="num" w:pos="720"/>
+        </w:tabs>
+        <w:ind w:left="720" w:hanging="360"/>
+      </w:pPr>
+      <w:rPr>
+        <w:rFonts w:ascii="Symbol" w:hAnsi="Symbol" w:hint="default"/>
+        <w:sz w:val="20"/>
+      </w:rPr>
+    </w:lvl>
+    <w:lvl w:ilvl="1">
+      <w:start w:val="1"/>
+      <w:numFmt w:val="decimal"/>
+      <w:lvlText w:val="%2."/>
+      <w:lvlJc w:val="left"/>
+      <w:pPr>
+        <w:tabs>
+          <w:tab w:val="num" w:pos="1440"/>
+        </w:tabs>
+        <w:ind w:left="1440" w:hanging="360"/>
+      </w:pPr>
+    </w:lvl>
+    <w:lvl w:ilvl="2" w:tentative="1">
+      <w:start w:val="1"/>
+      <w:numFmt w:val="bullet"/>
+      <w:lvlText w:val=""/>
+      <w:lvlJc w:val="left"/>
+      <w:pPr>
+        <w:tabs>
+          <w:tab w:val="num" w:pos="2160"/>
+        </w:tabs>
+        <w:ind w:left="2160" w:hanging="360"/>
+      </w:pPr>
+      <w:rPr>
+        <w:rFonts w:ascii="Wingdings" w:hAnsi="Wingdings" w:hint="default"/>
+        <w:sz w:val="20"/>
+      </w:rPr>
+    </w:lvl>
+    <w:lvl w:ilvl="3" w:tentative="1">
+      <w:start w:val="1"/>
+      <w:numFmt w:val="bullet"/>
+      <w:lvlText w:val=""/>
+      <w:lvlJc w:val="left"/>
+      <w:pPr>
+        <w:tabs>
+          <w:tab w:val="num" w:pos="2880"/>
+        </w:tabs>
+        <w:ind w:left="2880" w:hanging="360"/>
+      </w:pPr>
+      <w:rPr>
+        <w:rFonts w:ascii="Wingdings" w:hAnsi="Wingdings" w:hint="default"/>
+        <w:sz w:val="20"/>
+      </w:rPr>
+    </w:lvl>
+    <w:lvl w:ilvl="4" w:tentative="1">
+      <w:start w:val="1"/>
+      <w:numFmt w:val="bullet"/>
+      <w:lvlText w:val=""/>
+      <w:lvlJc w:val="left"/>
+      <w:pPr>
+        <w:tabs>
+          <w:tab w:val="num" w:pos="3600"/>
+        </w:tabs>
+        <w:ind w:left="3600" w:hanging="360"/>
+      </w:pPr>
+      <w:rPr>
+        <w:rFonts w:ascii="Wingdings" w:hAnsi="Wingdings" w:hint="default"/>
+        <w:sz w:val="20"/>
+      </w:rPr>
+    </w:lvl>
+    <w:lvl w:ilvl="5" w:tentative="1">
+      <w:start w:val="1"/>
+      <w:numFmt w:val="bullet"/>
+      <w:lvlText w:val=""/>
+      <w:lvlJc w:val="left"/>
+      <w:pPr>
+        <w:tabs>
+          <w:tab w:val="num" w:pos="4320"/>
+        </w:tabs>
+        <w:ind w:left="4320" w:hanging="360"/>
+      </w:pPr>
+      <w:rPr>
+        <w:rFonts w:ascii="Wingdings" w:hAnsi="Wingdings" w:hint="default"/>
+        <w:sz w:val="20"/>
+      </w:rPr>
+    </w:lvl>
+    <w:lvl w:ilvl="6" w:tentative="1">
+      <w:start w:val="1"/>
+      <w:numFmt w:val="bullet"/>
+      <w:lvlText w:val=""/>
+      <w:lvlJc w:val="left"/>
+      <w:pPr>
+        <w:tabs>
+          <w:tab w:val="num" w:pos="5040"/>
+        </w:tabs>
+        <w:ind w:left="5040" w:hanging="360"/>
+      </w:pPr>
+      <w:rPr>
+        <w:rFonts w:ascii="Wingdings" w:hAnsi="Wingdings" w:hint="default"/>
+        <w:sz w:val="20"/>
+      </w:rPr>
+    </w:lvl>
+    <w:lvl w:ilvl="7" w:tentative="1">
+      <w:start w:val="1"/>
+      <w:numFmt w:val="bullet"/>
+      <w:lvlText w:val=""/>
+      <w:lvlJc w:val="left"/>
+      <w:pPr>
+        <w:tabs>
+          <w:tab w:val="num" w:pos="5760"/>
+        </w:tabs>
+        <w:ind w:left="5760" w:hanging="360"/>
+      </w:pPr>
+      <w:rPr>
+        <w:rFonts w:ascii="Wingdings" w:hAnsi="Wingdings" w:hint="default"/>
+        <w:sz w:val="20"/>
+      </w:rPr>
+    </w:lvl>
+    <w:lvl w:ilvl="8" w:tentative="1">
+      <w:start w:val="1"/>
+      <w:numFmt w:val="bullet"/>
+      <w:lvlText w:val=""/>
+      <w:lvlJc w:val="left"/>
+      <w:pPr>
+        <w:tabs>
+          <w:tab w:val="num" w:pos="6480"/>
+        </w:tabs>
+        <w:ind w:left="6480" w:hanging="360"/>
+      </w:pPr>
+      <w:rPr>
+        <w:rFonts w:ascii="Wingdings" w:hAnsi="Wingdings" w:hint="default"/>
+        <w:sz w:val="20"/>
+      </w:rPr>
+    </w:lvl>
+  </w:abstractNum>
+  <w:abstractNum w:abstractNumId="27" w15:restartNumberingAfterBreak="0">
+    <w:nsid w:val="7B606269"/>
+    <w:multiLevelType w:val="hybridMultilevel"/>
+    <w:tmpl w:val="29807E32"/>
+    <w:lvl w:ilvl="0" w:tplc="C0DC7438">
+      <w:start w:val="1"/>
+      <w:numFmt w:val="bullet"/>
+      <w:lvlText w:val=""/>
+      <w:lvlJc w:val="left"/>
+      <w:pPr>
+        <w:tabs>
+          <w:tab w:val="num" w:pos="720"/>
+        </w:tabs>
+        <w:ind w:left="720" w:hanging="360"/>
+      </w:pPr>
+      <w:rPr>
+        <w:rFonts w:ascii="Symbol" w:hAnsi="Symbol" w:hint="default"/>
+        <w:sz w:val="20"/>
+      </w:rPr>
+    </w:lvl>
+    <w:lvl w:ilvl="1" w:tplc="F800D600">
+      <w:start w:val="1"/>
+      <w:numFmt w:val="decimal"/>
+      <w:lvlText w:val="%2."/>
+      <w:lvlJc w:val="left"/>
+      <w:pPr>
+        <w:tabs>
+          <w:tab w:val="num" w:pos="1440"/>
+        </w:tabs>
+        <w:ind w:left="1440" w:hanging="360"/>
+      </w:pPr>
+    </w:lvl>
+    <w:lvl w:ilvl="2" w:tplc="4C302F24" w:tentative="1">
+      <w:start w:val="1"/>
+      <w:numFmt w:val="bullet"/>
+      <w:lvlText w:val=""/>
+      <w:lvlJc w:val="left"/>
+      <w:pPr>
+        <w:tabs>
+          <w:tab w:val="num" w:pos="2160"/>
+        </w:tabs>
+        <w:ind w:left="2160" w:hanging="360"/>
+      </w:pPr>
+      <w:rPr>
+        <w:rFonts w:ascii="Wingdings" w:hAnsi="Wingdings" w:hint="default"/>
+        <w:sz w:val="20"/>
+      </w:rPr>
+    </w:lvl>
+    <w:lvl w:ilvl="3" w:tplc="D73A47F4" w:tentative="1">
+      <w:start w:val="1"/>
+      <w:numFmt w:val="bullet"/>
+      <w:lvlText w:val=""/>
+      <w:lvlJc w:val="left"/>
+      <w:pPr>
+        <w:tabs>
+          <w:tab w:val="num" w:pos="2880"/>
+        </w:tabs>
+        <w:ind w:left="2880" w:hanging="360"/>
+      </w:pPr>
+      <w:rPr>
+        <w:rFonts w:ascii="Wingdings" w:hAnsi="Wingdings" w:hint="default"/>
+        <w:sz w:val="20"/>
+      </w:rPr>
+    </w:lvl>
+    <w:lvl w:ilvl="4" w:tplc="A7E22102" w:tentative="1">
+      <w:start w:val="1"/>
+      <w:numFmt w:val="bullet"/>
+      <w:lvlText w:val=""/>
+      <w:lvlJc w:val="left"/>
+      <w:pPr>
+        <w:tabs>
+          <w:tab w:val="num" w:pos="3600"/>
+        </w:tabs>
+        <w:ind w:left="3600" w:hanging="360"/>
+      </w:pPr>
+      <w:rPr>
+        <w:rFonts w:ascii="Wingdings" w:hAnsi="Wingdings" w:hint="default"/>
+        <w:sz w:val="20"/>
+      </w:rPr>
+    </w:lvl>
+    <w:lvl w:ilvl="5" w:tplc="8E8C3400" w:tentative="1">
+      <w:start w:val="1"/>
+      <w:numFmt w:val="bullet"/>
+      <w:lvlText w:val=""/>
+      <w:lvlJc w:val="left"/>
+      <w:pPr>
+        <w:tabs>
+          <w:tab w:val="num" w:pos="4320"/>
+        </w:tabs>
+        <w:ind w:left="4320" w:hanging="360"/>
+      </w:pPr>
+      <w:rPr>
+        <w:rFonts w:ascii="Wingdings" w:hAnsi="Wingdings" w:hint="default"/>
+        <w:sz w:val="20"/>
+      </w:rPr>
+    </w:lvl>
+    <w:lvl w:ilvl="6" w:tplc="379E2042" w:tentative="1">
+      <w:start w:val="1"/>
+      <w:numFmt w:val="bullet"/>
+      <w:lvlText w:val=""/>
+      <w:lvlJc w:val="left"/>
+      <w:pPr>
+        <w:tabs>
+          <w:tab w:val="num" w:pos="5040"/>
+        </w:tabs>
+        <w:ind w:left="5040" w:hanging="360"/>
+      </w:pPr>
+      <w:rPr>
+        <w:rFonts w:ascii="Wingdings" w:hAnsi="Wingdings" w:hint="default"/>
+        <w:sz w:val="20"/>
+      </w:rPr>
+    </w:lvl>
+    <w:lvl w:ilvl="7" w:tplc="0C6A95D4" w:tentative="1">
+      <w:start w:val="1"/>
+      <w:numFmt w:val="bullet"/>
+      <w:lvlText w:val=""/>
+      <w:lvlJc w:val="left"/>
+      <w:pPr>
+        <w:tabs>
+          <w:tab w:val="num" w:pos="5760"/>
+        </w:tabs>
+        <w:ind w:left="5760" w:hanging="360"/>
+      </w:pPr>
+      <w:rPr>
+        <w:rFonts w:ascii="Wingdings" w:hAnsi="Wingdings" w:hint="default"/>
+        <w:sz w:val="20"/>
+      </w:rPr>
+    </w:lvl>
+    <w:lvl w:ilvl="8" w:tplc="70920CA4" w:tentative="1">
+      <w:start w:val="1"/>
+      <w:numFmt w:val="bullet"/>
+      <w:lvlText w:val=""/>
+      <w:lvlJc w:val="left"/>
+      <w:pPr>
+        <w:tabs>
+          <w:tab w:val="num" w:pos="6480"/>
+        </w:tabs>
+        <w:ind w:left="6480" w:hanging="360"/>
+      </w:pPr>
+      <w:rPr>
+        <w:rFonts w:ascii="Wingdings" w:hAnsi="Wingdings" w:hint="default"/>
+        <w:sz w:val="20"/>
+      </w:rPr>
+    </w:lvl>
+  </w:abstractNum>
   <w:num w:numId="1" w16cid:durableId="2120291714">
-    <w:abstractNumId w:val="4"/>
+    <w:abstractNumId w:val="10"/>
   </w:num>
   <w:num w:numId="2" w16cid:durableId="1848858952">
     <w:abstractNumId w:val="1"/>
   </w:num>
   <w:num w:numId="3" w16cid:durableId="1079059461">
-    <w:abstractNumId w:val="3"/>
+    <w:abstractNumId w:val="8"/>
   </w:num>
   <w:num w:numId="4" w16cid:durableId="364255906">
-    <w:abstractNumId w:val="5"/>
+    <w:abstractNumId w:val="11"/>
   </w:num>
   <w:num w:numId="5" w16cid:durableId="2116439895">
-    <w:abstractNumId w:val="6"/>
+    <w:abstractNumId w:val="13"/>
   </w:num>
   <w:num w:numId="6" w16cid:durableId="899901873">
     <w:abstractNumId w:val="0"/>
   </w:num>
   <w:num w:numId="7" w16cid:durableId="1689137930">
     <w:abstractNumId w:val="2"/>
+  </w:num>
+  <w:num w:numId="8" w16cid:durableId="387922400">
+    <w:abstractNumId w:val="14"/>
+  </w:num>
+  <w:num w:numId="9" w16cid:durableId="1408921476">
+    <w:abstractNumId w:val="3"/>
+  </w:num>
+  <w:num w:numId="10" w16cid:durableId="1055007924">
+    <w:abstractNumId w:val="21"/>
+  </w:num>
+  <w:num w:numId="11" w16cid:durableId="564755591">
+    <w:abstractNumId w:val="12"/>
+  </w:num>
+  <w:num w:numId="12" w16cid:durableId="655449862">
+    <w:abstractNumId w:val="18"/>
+  </w:num>
+  <w:num w:numId="13" w16cid:durableId="948507090">
+    <w:abstractNumId w:val="7"/>
+  </w:num>
+  <w:num w:numId="14" w16cid:durableId="934286276">
+    <w:abstractNumId w:val="22"/>
+  </w:num>
+  <w:num w:numId="15" w16cid:durableId="1706559211">
+    <w:abstractNumId w:val="25"/>
+  </w:num>
+  <w:num w:numId="16" w16cid:durableId="1308976160">
+    <w:abstractNumId w:val="5"/>
+  </w:num>
+  <w:num w:numId="17" w16cid:durableId="351810462">
+    <w:abstractNumId w:val="26"/>
+  </w:num>
+  <w:num w:numId="18" w16cid:durableId="1976794828">
+    <w:abstractNumId w:val="24"/>
+  </w:num>
+  <w:num w:numId="19" w16cid:durableId="2134984721">
+    <w:abstractNumId w:val="9"/>
+  </w:num>
+  <w:num w:numId="20" w16cid:durableId="475338718">
+    <w:abstractNumId w:val="6"/>
+  </w:num>
+  <w:num w:numId="21" w16cid:durableId="1532186605">
+    <w:abstractNumId w:val="20"/>
+  </w:num>
+  <w:num w:numId="22" w16cid:durableId="502742073">
+    <w:abstractNumId w:val="27"/>
+  </w:num>
+  <w:num w:numId="23" w16cid:durableId="1562714102">
+    <w:abstractNumId w:val="4"/>
+  </w:num>
+  <w:num w:numId="24" w16cid:durableId="1693146343">
+    <w:abstractNumId w:val="19"/>
+  </w:num>
+  <w:num w:numId="25" w16cid:durableId="683287919">
+    <w:abstractNumId w:val="17"/>
+  </w:num>
+  <w:num w:numId="26" w16cid:durableId="1881933348">
+    <w:abstractNumId w:val="15"/>
+  </w:num>
+  <w:num w:numId="27" w16cid:durableId="1407459489">
+    <w:abstractNumId w:val="16"/>
+  </w:num>
+  <w:num w:numId="28" w16cid:durableId="390269884">
+    <w:abstractNumId w:val="23"/>
   </w:num>
 </w:numbering>
 </file>
